--- a/docs/Fixed_Summary.docx
+++ b/docs/Fixed_Summary.docx
@@ -212,7 +212,7 @@
               <w:pStyle w:val="Compact"/>
             </w:pPr>
             <w:r>
-              <w:t xml:space="preserve">55</w:t>
+              <w:t xml:space="preserve">56</w:t>
             </w:r>
           </w:p>
         </w:tc>
@@ -252,7 +252,7 @@
                 <w:b/>
                 <w:bCs/>
               </w:rPr>
-              <w:t xml:space="preserve">276</w:t>
+              <w:t xml:space="preserve">277</w:t>
             </w:r>
           </w:p>
         </w:tc>
@@ -553,7 +553,7 @@
               <w:pStyle w:val="Compact"/>
             </w:pPr>
             <w:r>
-              <w:t xml:space="preserve">FIX-2026-05-19#10 — panoptic × 5 cobra Short descriptions migration</w:t>
+              <w:t xml:space="preserve">FIX-2026-05-19#10 — This task added translation support to five short help texts shown in the command-line tool for the panoptic component, so those brief descriptions can eventually be displayed in different languages instead of being locked to English.</w:t>
             </w:r>
           </w:p>
         </w:tc>
@@ -1029,7 +1029,7 @@
               <w:pStyle w:val="Compact"/>
             </w:pPr>
             <w:r>
-              <w:t xml:space="preserve">FIX-2026-05-19#17 — Tracker HTML + PDF exports per §11.4.19</w:t>
+              <w:t xml:space="preserve">FIX-2026-05-19#17 — This task added the ability to automatically export the project’s tracking document into easy-to-read HTML web pages and PDF files, using standard document-conversion tools. This makes it easier for team members and stakeholders to review project status without needing to open raw text files.</w:t>
             </w:r>
           </w:p>
         </w:tc>
@@ -1165,7 +1165,7 @@
               <w:pStyle w:val="Compact"/>
             </w:pPr>
             <w:r>
-              <w:t xml:space="preserve">FIX-2026-05-19#19 — helix_qa i18n kickoff (Phase 4 round 7)</w:t>
+              <w:t xml:space="preserve">FIX-2026-05-19#19 — This task began the work of adding multi-language (translation) support to the helix_qa testing and quality-assurance component, so any text it shows to users can eventually be translated into other languages instead of only English.</w:t>
             </w:r>
           </w:p>
         </w:tc>
@@ -1369,7 +1369,7 @@
               <w:pStyle w:val="Compact"/>
             </w:pPr>
             <w:r>
-              <w:t xml:space="preserve">FIX-2026-05-19#21 — LLMOrchestrator i18n kickoff (Phase 4 round 9)</w:t>
+              <w:t xml:space="preserve">FIX-2026-05-19#21 — This task started adding multi-language support to the LLMOrchestrator component, which coordinates requests across several different AI language models. A handful of its hardcoded English error messages were converted into a translatable format as a first step.</w:t>
             </w:r>
           </w:p>
         </w:tc>
@@ -1437,7 +1437,7 @@
               <w:pStyle w:val="Compact"/>
             </w:pPr>
             <w:r>
-              <w:t xml:space="preserve">FIX-2026-05-19#22 — LLMsVerifier i18n kickoff (Phase 4 round 8)</w:t>
+              <w:t xml:space="preserve">FIX-2026-05-19#22 — This task began converting some of the command-line text shown by the LLMsVerifier tool (which checks and validates AI model providers) into a translatable format, so it can eventually support multiple languages. Only a small number of the many text strings in this tool were converted in this first pass.</w:t>
             </w:r>
           </w:p>
         </w:tc>
@@ -1505,7 +1505,7 @@
               <w:pStyle w:val="Compact"/>
             </w:pPr>
             <w:r>
-              <w:t xml:space="preserve">FIX-2026-05-19#23 — HelixSpecifier i18n kickoff (Phase 4 round 10)</w:t>
+              <w:t xml:space="preserve">FIX-2026-05-19#23 — This task started adding translation support to the HelixSpecifier tool so that its user-facing text can eventually work in languages other than English.</w:t>
             </w:r>
           </w:p>
         </w:tc>
@@ -1573,7 +1573,7 @@
               <w:pStyle w:val="Compact"/>
             </w:pPr>
             <w:r>
-              <w:t xml:space="preserve">FIX-2026-05-19#24 — Storage i18n kickoff (Phase 4 round 11)</w:t>
+              <w:t xml:space="preserve">FIX-2026-05-19#24 — This task started adding translation support to the Storage component of the system, which is responsible for saving and retrieving data, so its messages can eventually be shown in multiple languages.</w:t>
             </w:r>
           </w:p>
         </w:tc>
@@ -1641,7 +1641,7 @@
               <w:pStyle w:val="Compact"/>
             </w:pPr>
             <w:r>
-              <w:t xml:space="preserve">FIX-2026-05-19#25 — LLMOps i18n kickoff (Phase 4 round 12)</w:t>
+              <w:t xml:space="preserve">FIX-2026-05-19#25 — This task started adding translation support to the LLMOps component, which manages the day-to-day operation of the AI language models the system relies on, so its messages can eventually be shown in multiple languages.</w:t>
             </w:r>
           </w:p>
         </w:tc>
@@ -1709,7 +1709,7 @@
               <w:pStyle w:val="Compact"/>
             </w:pPr>
             <w:r>
-              <w:t xml:space="preserve">FIX-2026-05-19#26 — VectorDB i18n kickoff (Phase 4 round 13)</w:t>
+              <w:t xml:space="preserve">FIX-2026-05-19#26 — This task started adding translation support to the VectorDB component, which is the database used to store and search specialized AI-related data, so its messages can eventually be shown in multiple languages.</w:t>
             </w:r>
           </w:p>
         </w:tc>
@@ -1777,7 +1777,7 @@
               <w:pStyle w:val="Compact"/>
             </w:pPr>
             <w:r>
-              <w:t xml:space="preserve">FIX-2026-05-19#27 — Observability i18n kickoff (Phase 4 round 14)</w:t>
+              <w:t xml:space="preserve">FIX-2026-05-19#27 — This task started adding translation support to the Observability component, the part of the system that monitors overall health and performance, so its messages can eventually be shown in multiple languages.</w:t>
             </w:r>
           </w:p>
         </w:tc>
@@ -1845,7 +1845,7 @@
               <w:pStyle w:val="Compact"/>
             </w:pPr>
             <w:r>
-              <w:t xml:space="preserve">FIX-2026-05-19#28 — MCP_Module i18n kickoff (Phase 4 round 15)</w:t>
+              <w:t xml:space="preserve">FIX-2026-05-19#28 — This task added translation support to the MCP module, the part of the system that connects to external tool servers. Five hardcoded English error and status messages were converted into a translatable format, fully completing this module’s conversion with none left over.</w:t>
             </w:r>
           </w:p>
         </w:tc>
@@ -1913,7 +1913,7 @@
               <w:pStyle w:val="Compact"/>
             </w:pPr>
             <w:r>
-              <w:t xml:space="preserve">FIX-2026-05-19#29 — Messaging i18n kickoff (Phase 4 round 16)</w:t>
+              <w:t xml:space="preserve">FIX-2026-05-19#29 — This task added translation support to the Messaging component, converting five hardcoded English messages into a translatable format so the messaging system’s text can eventually work in different languages for users.</w:t>
             </w:r>
           </w:p>
         </w:tc>
@@ -1981,7 +1981,7 @@
               <w:pStyle w:val="Compact"/>
             </w:pPr>
             <w:r>
-              <w:t xml:space="preserve">FIX-2026-05-19#3 — Per-submodule i18n injection wiring + i18nadapter</w:t>
+              <w:t xml:space="preserve">FIX-2026-05-19#3 — This task built the underlying plumbing that lets each individual sub-component of the system plug into the shared translation system, including a working example already supporting both English and Serbian. This lays the groundwork so future work can translate all remaining user-facing text across the whole project.</w:t>
             </w:r>
           </w:p>
         </w:tc>
@@ -2049,7 +2049,7 @@
               <w:pStyle w:val="Compact"/>
             </w:pPr>
             <w:r>
-              <w:t xml:space="preserve">FIX-2026-05-19#30 — Middleware i18n kickoff (Phase 4 round 17)</w:t>
+              <w:t xml:space="preserve">FIX-2026-05-19#30 — This task added translation support to the Middleware component, converting three hardcoded English error messages about authentication and rate-limiting problems into a translatable format.</w:t>
             </w:r>
           </w:p>
         </w:tc>
@@ -2117,7 +2117,7 @@
               <w:pStyle w:val="Compact"/>
             </w:pPr>
             <w:r>
-              <w:t xml:space="preserve">FIX-2026-05-19#31 — Plugins i18n kickoff (Phase 4 round 18)</w:t>
+              <w:t xml:space="preserve">FIX-2026-05-19#31 — This task added translation support to the Plugins component, the part of the system that loads optional add-on extensions, converting five hardcoded messages about plugin checks and safety sandboxing into a translatable format.</w:t>
             </w:r>
           </w:p>
         </w:tc>
@@ -2185,7 +2185,7 @@
               <w:pStyle w:val="Compact"/>
             </w:pPr>
             <w:r>
-              <w:t xml:space="preserve">FIX-2026-05-19#32 — Streaming i18n kickoff (Phase 4 round 19)</w:t>
+              <w:t xml:space="preserve">FIX-2026-05-19#32 — This task added translation support to the Streaming component, which handles live, real-time data flowing to and from users, converting five hardcoded connection-related messages into a translatable format.</w:t>
             </w:r>
           </w:p>
         </w:tc>
@@ -2253,7 +2253,7 @@
               <w:pStyle w:val="Compact"/>
             </w:pPr>
             <w:r>
-              <w:t xml:space="preserve">FIX-2026-05-19#33 — Watcher i18n kickoff (Phase 4 round 20)</w:t>
+              <w:t xml:space="preserve">FIX-2026-05-19#33 — This task added the underlying translation groundwork to the Watcher component, which monitors the system for file and event changes. This was a behind-the-scenes setup step, since this component’s outward labels are internal codes rather than text users directly read.</w:t>
             </w:r>
           </w:p>
         </w:tc>
@@ -2321,7 +2321,7 @@
               <w:pStyle w:val="Compact"/>
             </w:pPr>
             <w:r>
-              <w:t xml:space="preserve">FIX-2026-05-19#34 — conversation i18n kickoff (Phase 4 round 21)</w:t>
+              <w:t xml:space="preserve">FIX-2026-05-19#34 — This task started adding translation support to the conversation component, which manages chat and dialogue interactions with users, so its messages can eventually be shown in multiple languages.</w:t>
             </w:r>
           </w:p>
         </w:tc>
@@ -2389,7 +2389,7 @@
               <w:pStyle w:val="Compact"/>
             </w:pPr>
             <w:r>
-              <w:t xml:space="preserve">FIX-2026-05-19#35 — containers i18n kickoff (Phase 4 round 22)</w:t>
+              <w:t xml:space="preserve">FIX-2026-05-19#35 — This task added translation support to the containers component, the part of the system that manages application containers, converting nine hardcoded status and error messages into a translatable format and reducing the number of remaining untranslated messages in that area from 73 to 64.</w:t>
             </w:r>
           </w:p>
         </w:tc>
@@ -2457,7 +2457,7 @@
               <w:pStyle w:val="Compact"/>
             </w:pPr>
             <w:r>
-              <w:t xml:space="preserve">FIX-2026-05-19#36 — security i18n kickoff (Phase 4 round 23)</w:t>
+              <w:t xml:space="preserve">FIX-2026-05-19#36 — This task added translation support to the security component’s privilege-check feature, converting twenty-seven hardcoded warning and description messages into a translatable format, a 92 percent reduction in the untranslated messages that remained in that area.</w:t>
             </w:r>
           </w:p>
         </w:tc>
@@ -2593,7 +2593,7 @@
               <w:pStyle w:val="Compact"/>
             </w:pPr>
             <w:r>
-              <w:t xml:space="preserve">FIX-2026-05-19#38 — AutoTemp i18n kickoff (Phase 4 round 25)</w:t>
+              <w:t xml:space="preserve">FIX-2026-05-19#38 — This task started adding translation support to the AutoTemp component so its messages can eventually be shown in multiple languages.</w:t>
             </w:r>
           </w:p>
         </w:tc>
@@ -2661,7 +2661,7 @@
               <w:pStyle w:val="Compact"/>
             </w:pPr>
             <w:r>
-              <w:t xml:space="preserve">FIX-2026-05-19#39 — Auth i18n kickoff (Phase 4 round 26)</w:t>
+              <w:t xml:space="preserve">FIX-2026-05-19#39 — This task started adding translation support to the Auth (login and authentication) component so its messages can eventually be shown in multiple languages.</w:t>
             </w:r>
           </w:p>
         </w:tc>
@@ -2729,7 +2729,7 @@
               <w:pStyle w:val="Compact"/>
             </w:pPr>
             <w:r>
-              <w:t xml:space="preserve">FIX-2026-05-19#4 — SelfImprove × 8 hardcoded-content migration</w:t>
+              <w:t xml:space="preserve">FIX-2026-05-19#4 — This task converted eight hardcoded English text templates used by the SelfImprove component, which builds prompts asking the AI model to review and improve its own code, into a translatable format.</w:t>
             </w:r>
           </w:p>
         </w:tc>
@@ -2865,7 +2865,7 @@
               <w:pStyle w:val="Compact"/>
             </w:pPr>
             <w:r>
-              <w:t xml:space="preserve">FIX-2026-05-19#41 — PliniusCommon i18n kickoff (Phase 4 round 28)</w:t>
+              <w:t xml:space="preserve">FIX-2026-05-19#41 — This task added the underlying translation groundwork, including 36 translation entries, to the shared PliniusCommon library, so that any text it produces can later be translated and can safely support many people using the system at the same time.</w:t>
             </w:r>
           </w:p>
         </w:tc>
@@ -3477,7 +3477,7 @@
               <w:pStyle w:val="Compact"/>
             </w:pPr>
             <w:r>
-              <w:t xml:space="preserve">FIX-2026-05-19#5 — HelixLLM × 2 CLI strings migration</w:t>
+              <w:t xml:space="preserve">FIX-2026-05-19#5 — This task converted two hardcoded command-line messages in the HelixLLM tool into a translatable format, and added a small new capability that other parts of the system can reuse to do the same kind of translation work.</w:t>
             </w:r>
           </w:p>
         </w:tc>
@@ -4225,7 +4225,7 @@
               <w:pStyle w:val="Compact"/>
             </w:pPr>
             <w:r>
-              <w:t xml:space="preserve">FIX-2026-05-19#6 — harmony_os × 5 CLI headers migration</w:t>
+              <w:t xml:space="preserve">FIX-2026-05-19#6 — This task converted five hardcoded header messages shown in the command-line interface of the HarmonyOS platform build into a translatable format, so users on that platform see properly localized headers.</w:t>
             </w:r>
           </w:p>
         </w:tc>
@@ -4701,7 +4701,7 @@
               <w:pStyle w:val="Compact"/>
             </w:pPr>
             <w:r>
-              <w:t xml:space="preserve">FIX-2026-05-19#66 — release-gate-test.sh –skip-env-failures filter</w:t>
+              <w:t xml:space="preserve">FIX-2026-05-19#66 — This task added a new option to the project’s pre-release testing script that lets it skip test failures caused only by a missing local setup, such as a missing tool or network access, rather than a genuine problem in the code. This keeps release checks from being blocked by environment issues outside the code itself.</w:t>
             </w:r>
           </w:p>
         </w:tc>
@@ -4769,7 +4769,7 @@
               <w:pStyle w:val="Compact"/>
             </w:pPr>
             <w:r>
-              <w:t xml:space="preserve">FIX-2026-05-19#67 — CONST-052 reference-drift sweep (73 submodules)</w:t>
+              <w:t xml:space="preserve">FIX-2026-05-19#67 — This task checked all 73 sub-components of the project to confirm their names followed the project’s lowercase naming rules and that every reference to them elsewhere was still accurate, finding and correcting three sub-components where the references had drifted out of sync.</w:t>
             </w:r>
           </w:p>
         </w:tc>
@@ -5127,7 +5127,7 @@
               <w:pStyle w:val="Compact"/>
             </w:pPr>
             <w:r>
-              <w:t xml:space="preserve">FIX-2026-05-19#71 — LLM Err coverage 100% across 17 providers</w:t>
+              <w:t xml:space="preserve">FIX-2026-05-19#71 — This task made sure that every one of the 17 different AI-model providers the system can connect to, such as major cloud AI services, correctly reports detailed error information when something goes wrong, instead of failing silently or giving an incomplete error message.</w:t>
             </w:r>
           </w:p>
         </w:tc>
@@ -5195,7 +5195,7 @@
               <w:pStyle w:val="Compact"/>
             </w:pPr>
             <w:r>
-              <w:t xml:space="preserve">FIX-2026-05-19#8 — Planning × 3 + VisionEngine × 4 migration</w:t>
+              <w:t xml:space="preserve">FIX-2026-05-19#8 — This task converted seven hardcoded text messages across the Planning component, which breaks tasks into smaller steps, and the VisionEngine component, which processes images, into a translatable format. Two additional issues were discovered and logged along the way for later attention.</w:t>
             </w:r>
           </w:p>
         </w:tc>
@@ -5263,7 +5263,7 @@
               <w:pStyle w:val="Compact"/>
             </w:pPr>
             <w:r>
-              <w:t xml:space="preserve">FIX-2026-05-19#9 — CONST-046 audit-gate fail-on-new + baseline</w:t>
+              <w:t xml:space="preserve">FIX-2026-05-19#9 — This task built an automated check that scans the codebase for any newly added hardcoded English text that bypasses the translation system, and blocks the change if any is found. It starts from a recorded baseline of roughly 55,000 existing text strings still to be migrated over time.</w:t>
             </w:r>
           </w:p>
         </w:tc>
@@ -12581,7 +12581,7 @@
               <w:pStyle w:val="Compact"/>
             </w:pPr>
             <w:r>
-              <w:t xml:space="preserve">HXC-073 — Autocommit git substrate backing CLI edit history</w:t>
+              <w:t xml:space="preserve">HXC-073 — The CLI keeps an automatic git-backed history of every edit it makes so users can review and safely roll back changes; this item established that autocommit substrate underneath the edit history.</w:t>
             </w:r>
           </w:p>
         </w:tc>
@@ -18584,6 +18584,74 @@
               <w:pStyle w:val="Compact"/>
             </w:pPr>
             <w:r>
+              <w:t xml:space="preserve">HXC-128 — Thirty-six tracked items have descriptions shorter than the minimum length needed to convey what they are about, so a reader cannot understand them without reading code. The work rewrites these into clear plain-language descriptions explaining what each item is and why it matters. Every item then becomes understandable to non-developers and stakeholders.</w:t>
+            </w:r>
+          </w:p>
+        </w:tc>
+      </w:tr>
+      <w:tr>
+        <w:tc>
+          <w:tcPr/>
+          <w:p>
+            <w:pPr>
+              <w:pStyle w:val="Compact"/>
+            </w:pPr>
+            <w:r>
+              <w:t xml:space="preserve">264</w:t>
+            </w:r>
+          </w:p>
+        </w:tc>
+        <w:tc>
+          <w:tcPr/>
+          <w:p>
+            <w:pPr>
+              <w:pStyle w:val="Compact"/>
+            </w:pPr>
+            <w:r>
+              <w:t xml:space="preserve">Low</w:t>
+            </w:r>
+          </w:p>
+        </w:tc>
+        <w:tc>
+          <w:tcPr/>
+          <w:p>
+            <w:pPr>
+              <w:pStyle w:val="Compact"/>
+            </w:pPr>
+            <w:r>
+              <w:t xml:space="preserve">Completed (→ Fixed.md)</w:t>
+            </w:r>
+          </w:p>
+        </w:tc>
+        <w:tc>
+          <w:tcPr/>
+          <w:p>
+            <w:pPr>
+              <w:pStyle w:val="Compact"/>
+            </w:pPr>
+            <w:r>
+              <w:t xml:space="preserve">Task</w:t>
+            </w:r>
+          </w:p>
+        </w:tc>
+        <w:tc>
+          <w:tcPr/>
+          <w:p>
+            <w:pPr>
+              <w:pStyle w:val="Compact"/>
+            </w:pPr>
+            <w:r>
+              <w:t xml:space="preserve">—</w:t>
+            </w:r>
+          </w:p>
+        </w:tc>
+        <w:tc>
+          <w:tcPr/>
+          <w:p>
+            <w:pPr>
+              <w:pStyle w:val="Compact"/>
+            </w:pPr>
+            <w:r>
               <w:t xml:space="preserve">HXC-129 — Seventy-nine finished feature items have no severity recorded, so risk-ordered validation and reporting cannot rank them by importance. The work backfills an appropriate severity for each item based on its content and impact. Risk-based ordering and reporting then work correctly across the full item set.</w:t>
             </w:r>
           </w:p>
@@ -18597,7 +18665,7 @@
               <w:pStyle w:val="Compact"/>
             </w:pPr>
             <w:r>
-              <w:t xml:space="preserve">264</w:t>
+              <w:t xml:space="preserve">265</w:t>
             </w:r>
           </w:p>
         </w:tc>
@@ -18665,7 +18733,7 @@
               <w:pStyle w:val="Compact"/>
             </w:pPr>
             <w:r>
-              <w:t xml:space="preserve">265</w:t>
+              <w:t xml:space="preserve">266</w:t>
             </w:r>
           </w:p>
         </w:tc>
@@ -18733,7 +18801,7 @@
               <w:pStyle w:val="Compact"/>
             </w:pPr>
             <w:r>
-              <w:t xml:space="preserve">266</w:t>
+              <w:t xml:space="preserve">267</w:t>
             </w:r>
           </w:p>
         </w:tc>
@@ -18801,7 +18869,7 @@
               <w:pStyle w:val="Compact"/>
             </w:pPr>
             <w:r>
-              <w:t xml:space="preserve">267</w:t>
+              <w:t xml:space="preserve">268</w:t>
             </w:r>
           </w:p>
         </w:tc>
@@ -18884,7 +18952,7 @@
               <w:pStyle w:val="Compact"/>
             </w:pPr>
             <w:r>
-              <w:t xml:space="preserve">268</w:t>
+              <w:t xml:space="preserve">269</w:t>
             </w:r>
           </w:p>
         </w:tc>
@@ -18997,7 +19065,7 @@
               <w:pStyle w:val="Compact"/>
             </w:pPr>
             <w:r>
-              <w:t xml:space="preserve">269</w:t>
+              <w:t xml:space="preserve">270</w:t>
             </w:r>
           </w:p>
         </w:tc>
@@ -19080,7 +19148,7 @@
               <w:pStyle w:val="Compact"/>
             </w:pPr>
             <w:r>
-              <w:t xml:space="preserve">270</w:t>
+              <w:t xml:space="preserve">271</w:t>
             </w:r>
           </w:p>
         </w:tc>
@@ -19163,7 +19231,7 @@
               <w:pStyle w:val="Compact"/>
             </w:pPr>
             <w:r>
-              <w:t xml:space="preserve">271</w:t>
+              <w:t xml:space="preserve">272</w:t>
             </w:r>
           </w:p>
         </w:tc>
@@ -19246,7 +19314,7 @@
               <w:pStyle w:val="Compact"/>
             </w:pPr>
             <w:r>
-              <w:t xml:space="preserve">272</w:t>
+              <w:t xml:space="preserve">273</w:t>
             </w:r>
           </w:p>
         </w:tc>
@@ -19329,7 +19397,7 @@
               <w:pStyle w:val="Compact"/>
             </w:pPr>
             <w:r>
-              <w:t xml:space="preserve">273</w:t>
+              <w:t xml:space="preserve">274</w:t>
             </w:r>
           </w:p>
         </w:tc>
@@ -19424,7 +19492,7 @@
               <w:pStyle w:val="Compact"/>
             </w:pPr>
             <w:r>
-              <w:t xml:space="preserve">274</w:t>
+              <w:t xml:space="preserve">275</w:t>
             </w:r>
           </w:p>
         </w:tc>
@@ -19507,7 +19575,7 @@
               <w:pStyle w:val="Compact"/>
             </w:pPr>
             <w:r>
-              <w:t xml:space="preserve">275</w:t>
+              <w:t xml:space="preserve">276</w:t>
             </w:r>
           </w:p>
         </w:tc>
@@ -19590,7 +19658,7 @@
               <w:pStyle w:val="Compact"/>
             </w:pPr>
             <w:r>
-              <w:t xml:space="preserve">276</w:t>
+              <w:t xml:space="preserve">277</w:t>
             </w:r>
           </w:p>
         </w:tc>

--- a/docs/Fixed_Summary.docx
+++ b/docs/Fixed_Summary.docx
@@ -107,7 +107,7 @@
               <w:pStyle w:val="Compact"/>
             </w:pPr>
             <w:r>
-              <w:t xml:space="preserve">130</w:t>
+              <w:t xml:space="preserve">132</w:t>
             </w:r>
           </w:p>
         </w:tc>
@@ -142,7 +142,7 @@
               <w:pStyle w:val="Compact"/>
             </w:pPr>
             <w:r>
-              <w:t xml:space="preserve">2</w:t>
+              <w:t xml:space="preserve">3</w:t>
             </w:r>
           </w:p>
         </w:tc>
@@ -252,7 +252,7 @@
                 <w:b/>
                 <w:bCs/>
               </w:rPr>
-              <w:t xml:space="preserve">277</w:t>
+              <w:t xml:space="preserve">280</w:t>
             </w:r>
           </w:p>
         </w:tc>
@@ -18404,6 +18404,74 @@
               <w:pStyle w:val="Compact"/>
             </w:pPr>
             <w:r>
+              <w:t xml:space="preserve">Medium</w:t>
+            </w:r>
+          </w:p>
+        </w:tc>
+        <w:tc>
+          <w:tcPr/>
+          <w:p>
+            <w:pPr>
+              <w:pStyle w:val="Compact"/>
+            </w:pPr>
+            <w:r>
+              <w:t xml:space="preserve">Fixed (→ Fixed.md)</w:t>
+            </w:r>
+          </w:p>
+        </w:tc>
+        <w:tc>
+          <w:tcPr/>
+          <w:p>
+            <w:pPr>
+              <w:pStyle w:val="Compact"/>
+            </w:pPr>
+            <w:r>
+              <w:t xml:space="preserve">Bug</w:t>
+            </w:r>
+          </w:p>
+        </w:tc>
+        <w:tc>
+          <w:tcPr/>
+          <w:p>
+            <w:pPr>
+              <w:pStyle w:val="Compact"/>
+            </w:pPr>
+            <w:r>
+              <w:t xml:space="preserve">—</w:t>
+            </w:r>
+          </w:p>
+        </w:tc>
+        <w:tc>
+          <w:tcPr/>
+          <w:p>
+            <w:pPr>
+              <w:pStyle w:val="Compact"/>
+            </w:pPr>
+            <w:r>
+              <w:t xml:space="preserve">HXC-124 — One automated quality-assurance test bank that drives real server workflows has a documented gap: it cannot mint the authentication token needed to finish the workflow end-to-end without manual help, so it does not meet the fully-automated no-human-intervention standard. The work provides an automated way to obtain a valid token during the test so the workflow runs unattended. The QA bank then becomes fully automated and re-runnable.</w:t>
+            </w:r>
+          </w:p>
+        </w:tc>
+      </w:tr>
+      <w:tr>
+        <w:tc>
+          <w:tcPr/>
+          <w:p>
+            <w:pPr>
+              <w:pStyle w:val="Compact"/>
+            </w:pPr>
+            <w:r>
+              <w:t xml:space="preserve">262</w:t>
+            </w:r>
+          </w:p>
+        </w:tc>
+        <w:tc>
+          <w:tcPr/>
+          <w:p>
+            <w:pPr>
+              <w:pStyle w:val="Compact"/>
+            </w:pPr>
+            <w:r>
               <w:t xml:space="preserve">Low</w:t>
             </w:r>
           </w:p>
@@ -18461,7 +18529,7 @@
               <w:pStyle w:val="Compact"/>
             </w:pPr>
             <w:r>
-              <w:t xml:space="preserve">262</w:t>
+              <w:t xml:space="preserve">263</w:t>
             </w:r>
           </w:p>
         </w:tc>
@@ -18529,7 +18597,7 @@
               <w:pStyle w:val="Compact"/>
             </w:pPr>
             <w:r>
-              <w:t xml:space="preserve">263</w:t>
+              <w:t xml:space="preserve">264</w:t>
             </w:r>
           </w:p>
         </w:tc>
@@ -18597,7 +18665,7 @@
               <w:pStyle w:val="Compact"/>
             </w:pPr>
             <w:r>
-              <w:t xml:space="preserve">264</w:t>
+              <w:t xml:space="preserve">265</w:t>
             </w:r>
           </w:p>
         </w:tc>
@@ -18665,7 +18733,7 @@
               <w:pStyle w:val="Compact"/>
             </w:pPr>
             <w:r>
-              <w:t xml:space="preserve">265</w:t>
+              <w:t xml:space="preserve">266</w:t>
             </w:r>
           </w:p>
         </w:tc>
@@ -18733,18 +18801,86 @@
               <w:pStyle w:val="Compact"/>
             </w:pPr>
             <w:r>
-              <w:t xml:space="preserve">266</w:t>
-            </w:r>
-          </w:p>
-        </w:tc>
-        <w:tc>
-          <w:tcPr/>
-          <w:p>
-            <w:pPr>
-              <w:pStyle w:val="Compact"/>
-            </w:pPr>
-            <w:r>
-              <w:t xml:space="preserve">—</w:t>
+              <w:t xml:space="preserve">267</w:t>
+            </w:r>
+          </w:p>
+        </w:tc>
+        <w:tc>
+          <w:tcPr/>
+          <w:p>
+            <w:pPr>
+              <w:pStyle w:val="Compact"/>
+            </w:pPr>
+            <w:r>
+              <w:t xml:space="preserve">Medium</w:t>
+            </w:r>
+          </w:p>
+        </w:tc>
+        <w:tc>
+          <w:tcPr/>
+          <w:p>
+            <w:pPr>
+              <w:pStyle w:val="Compact"/>
+            </w:pPr>
+            <w:r>
+              <w:t xml:space="preserve">Obsolete (→ Fixed.md)</w:t>
+            </w:r>
+          </w:p>
+        </w:tc>
+        <w:tc>
+          <w:tcPr/>
+          <w:p>
+            <w:pPr>
+              <w:pStyle w:val="Compact"/>
+            </w:pPr>
+            <w:r>
+              <w:t xml:space="preserve">Bug</w:t>
+            </w:r>
+          </w:p>
+        </w:tc>
+        <w:tc>
+          <w:tcPr/>
+          <w:p>
+            <w:pPr>
+              <w:pStyle w:val="Compact"/>
+            </w:pPr>
+            <w:r>
+              <w:t xml:space="preserve">—</w:t>
+            </w:r>
+          </w:p>
+        </w:tc>
+        <w:tc>
+          <w:tcPr/>
+          <w:p>
+            <w:pPr>
+              <w:pStyle w:val="Compact"/>
+            </w:pPr>
+            <w:r>
+              <w:t xml:space="preserve">HXC-131 — The client that talks to the Cognee memory service stopped completing its login and caching the access token — its tests show the login endpoint is never called and no bearer token is stored, so authenticated calls would fail. This means memory features that rely on Cognee cannot authenticate reliably. The work is to restore the login-then-cache-token flow and prove it with the existing auth tests. Users regain dependable access to Cognee-backed memory.</w:t>
+            </w:r>
+          </w:p>
+        </w:tc>
+      </w:tr>
+      <w:tr>
+        <w:tc>
+          <w:tcPr/>
+          <w:p>
+            <w:pPr>
+              <w:pStyle w:val="Compact"/>
+            </w:pPr>
+            <w:r>
+              <w:t xml:space="preserve">268</w:t>
+            </w:r>
+          </w:p>
+        </w:tc>
+        <w:tc>
+          <w:tcPr/>
+          <w:p>
+            <w:pPr>
+              <w:pStyle w:val="Compact"/>
+            </w:pPr>
+            <w:r>
+              <w:t xml:space="preserve">Low</w:t>
             </w:r>
           </w:p>
         </w:tc>
@@ -18788,6 +18924,74 @@
               <w:pStyle w:val="Compact"/>
             </w:pPr>
             <w:r>
+              <w:t xml:space="preserve">HXC-133 — One Azure-provider test quietly depends on an endpoint value being present in the environment; when that value is injected by the full-test setup the test’s assumptions no longer hold. It does not crash, but it is fragile and can give misleading results depending on the environment. The work is to make the test hermetic (control its own environment) like the sibling test already fixed. This makes the Azure test suite reliable regardless of how it is run.</w:t>
+            </w:r>
+          </w:p>
+        </w:tc>
+      </w:tr>
+      <w:tr>
+        <w:tc>
+          <w:tcPr/>
+          <w:p>
+            <w:pPr>
+              <w:pStyle w:val="Compact"/>
+            </w:pPr>
+            <w:r>
+              <w:t xml:space="preserve">269</w:t>
+            </w:r>
+          </w:p>
+        </w:tc>
+        <w:tc>
+          <w:tcPr/>
+          <w:p>
+            <w:pPr>
+              <w:pStyle w:val="Compact"/>
+            </w:pPr>
+            <w:r>
+              <w:t xml:space="preserve">—</w:t>
+            </w:r>
+          </w:p>
+        </w:tc>
+        <w:tc>
+          <w:tcPr/>
+          <w:p>
+            <w:pPr>
+              <w:pStyle w:val="Compact"/>
+            </w:pPr>
+            <w:r>
+              <w:t xml:space="preserve">Fixed (→ Fixed.md)</w:t>
+            </w:r>
+          </w:p>
+        </w:tc>
+        <w:tc>
+          <w:tcPr/>
+          <w:p>
+            <w:pPr>
+              <w:pStyle w:val="Compact"/>
+            </w:pPr>
+            <w:r>
+              <w:t xml:space="preserve">Bug</w:t>
+            </w:r>
+          </w:p>
+        </w:tc>
+        <w:tc>
+          <w:tcPr/>
+          <w:p>
+            <w:pPr>
+              <w:pStyle w:val="Compact"/>
+            </w:pPr>
+            <w:r>
+              <w:t xml:space="preserve">—</w:t>
+            </w:r>
+          </w:p>
+        </w:tc>
+        <w:tc>
+          <w:tcPr/>
+          <w:p>
+            <w:pPr>
+              <w:pStyle w:val="Compact"/>
+            </w:pPr>
+            <w:r>
               <w:t xml:space="preserve">HXL-001 — HXL-001 (ex-ISSUE-003): HelixLLM analysis_test.go hardcoded path</w:t>
             </w:r>
           </w:p>
@@ -18801,7 +19005,7 @@
               <w:pStyle w:val="Compact"/>
             </w:pPr>
             <w:r>
-              <w:t xml:space="preserve">267</w:t>
+              <w:t xml:space="preserve">270</w:t>
             </w:r>
           </w:p>
         </w:tc>
@@ -18869,7 +19073,7 @@
               <w:pStyle w:val="Compact"/>
             </w:pPr>
             <w:r>
-              <w:t xml:space="preserve">268</w:t>
+              <w:t xml:space="preserve">271</w:t>
             </w:r>
           </w:p>
         </w:tc>
@@ -18952,7 +19156,7 @@
               <w:pStyle w:val="Compact"/>
             </w:pPr>
             <w:r>
-              <w:t xml:space="preserve">269</w:t>
+              <w:t xml:space="preserve">272</w:t>
             </w:r>
           </w:p>
         </w:tc>
@@ -19065,7 +19269,7 @@
               <w:pStyle w:val="Compact"/>
             </w:pPr>
             <w:r>
-              <w:t xml:space="preserve">270</w:t>
+              <w:t xml:space="preserve">273</w:t>
             </w:r>
           </w:p>
         </w:tc>
@@ -19148,7 +19352,7 @@
               <w:pStyle w:val="Compact"/>
             </w:pPr>
             <w:r>
-              <w:t xml:space="preserve">271</w:t>
+              <w:t xml:space="preserve">274</w:t>
             </w:r>
           </w:p>
         </w:tc>
@@ -19231,7 +19435,7 @@
               <w:pStyle w:val="Compact"/>
             </w:pPr>
             <w:r>
-              <w:t xml:space="preserve">272</w:t>
+              <w:t xml:space="preserve">275</w:t>
             </w:r>
           </w:p>
         </w:tc>
@@ -19314,7 +19518,7 @@
               <w:pStyle w:val="Compact"/>
             </w:pPr>
             <w:r>
-              <w:t xml:space="preserve">273</w:t>
+              <w:t xml:space="preserve">276</w:t>
             </w:r>
           </w:p>
         </w:tc>
@@ -19397,7 +19601,7 @@
               <w:pStyle w:val="Compact"/>
             </w:pPr>
             <w:r>
-              <w:t xml:space="preserve">274</w:t>
+              <w:t xml:space="preserve">277</w:t>
             </w:r>
           </w:p>
         </w:tc>
@@ -19492,7 +19696,7 @@
               <w:pStyle w:val="Compact"/>
             </w:pPr>
             <w:r>
-              <w:t xml:space="preserve">275</w:t>
+              <w:t xml:space="preserve">278</w:t>
             </w:r>
           </w:p>
         </w:tc>
@@ -19575,7 +19779,7 @@
               <w:pStyle w:val="Compact"/>
             </w:pPr>
             <w:r>
-              <w:t xml:space="preserve">276</w:t>
+              <w:t xml:space="preserve">279</w:t>
             </w:r>
           </w:p>
         </w:tc>
@@ -19658,7 +19862,7 @@
               <w:pStyle w:val="Compact"/>
             </w:pPr>
             <w:r>
-              <w:t xml:space="preserve">277</w:t>
+              <w:t xml:space="preserve">280</w:t>
             </w:r>
           </w:p>
         </w:tc>

--- a/docs/Fixed_Summary.docx
+++ b/docs/Fixed_Summary.docx
@@ -212,7 +212,7 @@
               <w:pStyle w:val="Compact"/>
             </w:pPr>
             <w:r>
-              <w:t xml:space="preserve">56</w:t>
+              <w:t xml:space="preserve">57</w:t>
             </w:r>
           </w:p>
         </w:tc>
@@ -252,7 +252,7 @@
                 <w:b/>
                 <w:bCs/>
               </w:rPr>
-              <w:t xml:space="preserve">280</w:t>
+              <w:t xml:space="preserve">281</w:t>
             </w:r>
           </w:p>
         </w:tc>
@@ -18880,6 +18880,74 @@
               <w:pStyle w:val="Compact"/>
             </w:pPr>
             <w:r>
+              <w:t xml:space="preserve">Medium</w:t>
+            </w:r>
+          </w:p>
+        </w:tc>
+        <w:tc>
+          <w:tcPr/>
+          <w:p>
+            <w:pPr>
+              <w:pStyle w:val="Compact"/>
+            </w:pPr>
+            <w:r>
+              <w:t xml:space="preserve">Completed (→ Fixed.md)</w:t>
+            </w:r>
+          </w:p>
+        </w:tc>
+        <w:tc>
+          <w:tcPr/>
+          <w:p>
+            <w:pPr>
+              <w:pStyle w:val="Compact"/>
+            </w:pPr>
+            <w:r>
+              <w:t xml:space="preserve">Task</w:t>
+            </w:r>
+          </w:p>
+        </w:tc>
+        <w:tc>
+          <w:tcPr/>
+          <w:p>
+            <w:pPr>
+              <w:pStyle w:val="Compact"/>
+            </w:pPr>
+            <w:r>
+              <w:t xml:space="preserve">—</w:t>
+            </w:r>
+          </w:p>
+        </w:tc>
+        <w:tc>
+          <w:tcPr/>
+          <w:p>
+            <w:pPr>
+              <w:pStyle w:val="Compact"/>
+            </w:pPr>
+            <w:r>
+              <w:t xml:space="preserve">HXC-132 — The full-infrastructure test stack fails to build the HelixCode server container because its build recipe points at a Dockerfile path that does not exist, and many memory and security tests skip themselves because they look for a server on a fixed port 8080 with no way to override it. As a result a whole class of tests never run against a real server. The work is to fix the container build path and make the server URL configurable so those tests execute. This unlocks real end-to-end coverage of server-dependent features.</w:t>
+            </w:r>
+          </w:p>
+        </w:tc>
+      </w:tr>
+      <w:tr>
+        <w:tc>
+          <w:tcPr/>
+          <w:p>
+            <w:pPr>
+              <w:pStyle w:val="Compact"/>
+            </w:pPr>
+            <w:r>
+              <w:t xml:space="preserve">269</w:t>
+            </w:r>
+          </w:p>
+        </w:tc>
+        <w:tc>
+          <w:tcPr/>
+          <w:p>
+            <w:pPr>
+              <w:pStyle w:val="Compact"/>
+            </w:pPr>
+            <w:r>
               <w:t xml:space="preserve">Low</w:t>
             </w:r>
           </w:p>
@@ -18937,7 +19005,7 @@
               <w:pStyle w:val="Compact"/>
             </w:pPr>
             <w:r>
-              <w:t xml:space="preserve">269</w:t>
+              <w:t xml:space="preserve">270</w:t>
             </w:r>
           </w:p>
         </w:tc>
@@ -19005,7 +19073,7 @@
               <w:pStyle w:val="Compact"/>
             </w:pPr>
             <w:r>
-              <w:t xml:space="preserve">270</w:t>
+              <w:t xml:space="preserve">271</w:t>
             </w:r>
           </w:p>
         </w:tc>
@@ -19073,7 +19141,7 @@
               <w:pStyle w:val="Compact"/>
             </w:pPr>
             <w:r>
-              <w:t xml:space="preserve">271</w:t>
+              <w:t xml:space="preserve">272</w:t>
             </w:r>
           </w:p>
         </w:tc>
@@ -19156,7 +19224,7 @@
               <w:pStyle w:val="Compact"/>
             </w:pPr>
             <w:r>
-              <w:t xml:space="preserve">272</w:t>
+              <w:t xml:space="preserve">273</w:t>
             </w:r>
           </w:p>
         </w:tc>
@@ -19269,7 +19337,7 @@
               <w:pStyle w:val="Compact"/>
             </w:pPr>
             <w:r>
-              <w:t xml:space="preserve">273</w:t>
+              <w:t xml:space="preserve">274</w:t>
             </w:r>
           </w:p>
         </w:tc>
@@ -19352,7 +19420,7 @@
               <w:pStyle w:val="Compact"/>
             </w:pPr>
             <w:r>
-              <w:t xml:space="preserve">274</w:t>
+              <w:t xml:space="preserve">275</w:t>
             </w:r>
           </w:p>
         </w:tc>
@@ -19435,7 +19503,7 @@
               <w:pStyle w:val="Compact"/>
             </w:pPr>
             <w:r>
-              <w:t xml:space="preserve">275</w:t>
+              <w:t xml:space="preserve">276</w:t>
             </w:r>
           </w:p>
         </w:tc>
@@ -19518,7 +19586,7 @@
               <w:pStyle w:val="Compact"/>
             </w:pPr>
             <w:r>
-              <w:t xml:space="preserve">276</w:t>
+              <w:t xml:space="preserve">277</w:t>
             </w:r>
           </w:p>
         </w:tc>
@@ -19601,7 +19669,7 @@
               <w:pStyle w:val="Compact"/>
             </w:pPr>
             <w:r>
-              <w:t xml:space="preserve">277</w:t>
+              <w:t xml:space="preserve">278</w:t>
             </w:r>
           </w:p>
         </w:tc>
@@ -19696,7 +19764,7 @@
               <w:pStyle w:val="Compact"/>
             </w:pPr>
             <w:r>
-              <w:t xml:space="preserve">278</w:t>
+              <w:t xml:space="preserve">279</w:t>
             </w:r>
           </w:p>
         </w:tc>
@@ -19779,7 +19847,7 @@
               <w:pStyle w:val="Compact"/>
             </w:pPr>
             <w:r>
-              <w:t xml:space="preserve">279</w:t>
+              <w:t xml:space="preserve">280</w:t>
             </w:r>
           </w:p>
         </w:tc>
@@ -19862,7 +19930,7 @@
               <w:pStyle w:val="Compact"/>
             </w:pPr>
             <w:r>
-              <w:t xml:space="preserve">280</w:t>
+              <w:t xml:space="preserve">281</w:t>
             </w:r>
           </w:p>
         </w:tc>

--- a/docs/Fixed_Summary.docx
+++ b/docs/Fixed_Summary.docx
@@ -212,7 +212,7 @@
               <w:pStyle w:val="Compact"/>
             </w:pPr>
             <w:r>
-              <w:t xml:space="preserve">57</w:t>
+              <w:t xml:space="preserve">58</w:t>
             </w:r>
           </w:p>
         </w:tc>
@@ -252,7 +252,7 @@
                 <w:b/>
                 <w:bCs/>
               </w:rPr>
-              <w:t xml:space="preserve">281</w:t>
+              <w:t xml:space="preserve">282</w:t>
             </w:r>
           </w:p>
         </w:tc>
@@ -19016,6 +19016,74 @@
               <w:pStyle w:val="Compact"/>
             </w:pPr>
             <w:r>
+              <w:t xml:space="preserve">Medium</w:t>
+            </w:r>
+          </w:p>
+        </w:tc>
+        <w:tc>
+          <w:tcPr/>
+          <w:p>
+            <w:pPr>
+              <w:pStyle w:val="Compact"/>
+            </w:pPr>
+            <w:r>
+              <w:t xml:space="preserve">Completed (→ Fixed.md)</w:t>
+            </w:r>
+          </w:p>
+        </w:tc>
+        <w:tc>
+          <w:tcPr/>
+          <w:p>
+            <w:pPr>
+              <w:pStyle w:val="Compact"/>
+            </w:pPr>
+            <w:r>
+              <w:t xml:space="preserve">Task</w:t>
+            </w:r>
+          </w:p>
+        </w:tc>
+        <w:tc>
+          <w:tcPr/>
+          <w:p>
+            <w:pPr>
+              <w:pStyle w:val="Compact"/>
+            </w:pPr>
+            <w:r>
+              <w:t xml:space="preserve">—</w:t>
+            </w:r>
+          </w:p>
+        </w:tc>
+        <w:tc>
+          <w:tcPr/>
+          <w:p>
+            <w:pPr>
+              <w:pStyle w:val="Compact"/>
+            </w:pPr>
+            <w:r>
+              <w:t xml:space="preserve">HXC-137 — The project depends on many owned code modules, and a full health check of all of them (does each build, pass static checks, and pass its tests) did not finish in the latest session. The work is to run that complete health sweep and record the result for every module. This assures that the whole codebase, not just the main application, is in good shape.</w:t>
+            </w:r>
+          </w:p>
+        </w:tc>
+      </w:tr>
+      <w:tr>
+        <w:tc>
+          <w:tcPr/>
+          <w:p>
+            <w:pPr>
+              <w:pStyle w:val="Compact"/>
+            </w:pPr>
+            <w:r>
+              <w:t xml:space="preserve">271</w:t>
+            </w:r>
+          </w:p>
+        </w:tc>
+        <w:tc>
+          <w:tcPr/>
+          <w:p>
+            <w:pPr>
+              <w:pStyle w:val="Compact"/>
+            </w:pPr>
+            <w:r>
               <w:t xml:space="preserve">—</w:t>
             </w:r>
           </w:p>
@@ -19073,7 +19141,7 @@
               <w:pStyle w:val="Compact"/>
             </w:pPr>
             <w:r>
-              <w:t xml:space="preserve">271</w:t>
+              <w:t xml:space="preserve">272</w:t>
             </w:r>
           </w:p>
         </w:tc>
@@ -19141,7 +19209,7 @@
               <w:pStyle w:val="Compact"/>
             </w:pPr>
             <w:r>
-              <w:t xml:space="preserve">272</w:t>
+              <w:t xml:space="preserve">273</w:t>
             </w:r>
           </w:p>
         </w:tc>
@@ -19224,7 +19292,7 @@
               <w:pStyle w:val="Compact"/>
             </w:pPr>
             <w:r>
-              <w:t xml:space="preserve">273</w:t>
+              <w:t xml:space="preserve">274</w:t>
             </w:r>
           </w:p>
         </w:tc>
@@ -19337,7 +19405,7 @@
               <w:pStyle w:val="Compact"/>
             </w:pPr>
             <w:r>
-              <w:t xml:space="preserve">274</w:t>
+              <w:t xml:space="preserve">275</w:t>
             </w:r>
           </w:p>
         </w:tc>
@@ -19420,7 +19488,7 @@
               <w:pStyle w:val="Compact"/>
             </w:pPr>
             <w:r>
-              <w:t xml:space="preserve">275</w:t>
+              <w:t xml:space="preserve">276</w:t>
             </w:r>
           </w:p>
         </w:tc>
@@ -19503,7 +19571,7 @@
               <w:pStyle w:val="Compact"/>
             </w:pPr>
             <w:r>
-              <w:t xml:space="preserve">276</w:t>
+              <w:t xml:space="preserve">277</w:t>
             </w:r>
           </w:p>
         </w:tc>
@@ -19586,7 +19654,7 @@
               <w:pStyle w:val="Compact"/>
             </w:pPr>
             <w:r>
-              <w:t xml:space="preserve">277</w:t>
+              <w:t xml:space="preserve">278</w:t>
             </w:r>
           </w:p>
         </w:tc>
@@ -19669,7 +19737,7 @@
               <w:pStyle w:val="Compact"/>
             </w:pPr>
             <w:r>
-              <w:t xml:space="preserve">278</w:t>
+              <w:t xml:space="preserve">279</w:t>
             </w:r>
           </w:p>
         </w:tc>
@@ -19764,7 +19832,7 @@
               <w:pStyle w:val="Compact"/>
             </w:pPr>
             <w:r>
-              <w:t xml:space="preserve">279</w:t>
+              <w:t xml:space="preserve">280</w:t>
             </w:r>
           </w:p>
         </w:tc>
@@ -19847,7 +19915,7 @@
               <w:pStyle w:val="Compact"/>
             </w:pPr>
             <w:r>
-              <w:t xml:space="preserve">280</w:t>
+              <w:t xml:space="preserve">281</w:t>
             </w:r>
           </w:p>
         </w:tc>
@@ -19930,7 +19998,7 @@
               <w:pStyle w:val="Compact"/>
             </w:pPr>
             <w:r>
-              <w:t xml:space="preserve">281</w:t>
+              <w:t xml:space="preserve">282</w:t>
             </w:r>
           </w:p>
         </w:tc>

--- a/docs/Fixed_Summary.docx
+++ b/docs/Fixed_Summary.docx
@@ -107,7 +107,7 @@
               <w:pStyle w:val="Compact"/>
             </w:pPr>
             <w:r>
-              <w:t xml:space="preserve">132</w:t>
+              <w:t xml:space="preserve">133</w:t>
             </w:r>
           </w:p>
         </w:tc>
@@ -252,7 +252,7 @@
                 <w:b/>
                 <w:bCs/>
               </w:rPr>
-              <w:t xml:space="preserve">282</w:t>
+              <w:t xml:space="preserve">283</w:t>
             </w:r>
           </w:p>
         </w:tc>
@@ -19084,7 +19084,7 @@
               <w:pStyle w:val="Compact"/>
             </w:pPr>
             <w:r>
-              <w:t xml:space="preserve">—</w:t>
+              <w:t xml:space="preserve">High</w:t>
             </w:r>
           </w:p>
         </w:tc>
@@ -19128,6 +19128,74 @@
               <w:pStyle w:val="Compact"/>
             </w:pPr>
             <w:r>
+              <w:t xml:space="preserve">HXC-139 — A vendored copy of a third-party reference coding-agent (the Continue project) includes a Go source file that imports a path that does not exist, and because that file has no separate module marker it gets swept into the helix_agent module’s build — breaking the build and static checks for the whole module. This blocks reliable building and testing of the agent module. The work is to isolate those vendored reference files so they are not compiled as part of our module (a build-ignore or nested module marker). Developers regain a clean, buildable agent module.</w:t>
+            </w:r>
+          </w:p>
+        </w:tc>
+      </w:tr>
+      <w:tr>
+        <w:tc>
+          <w:tcPr/>
+          <w:p>
+            <w:pPr>
+              <w:pStyle w:val="Compact"/>
+            </w:pPr>
+            <w:r>
+              <w:t xml:space="preserve">272</w:t>
+            </w:r>
+          </w:p>
+        </w:tc>
+        <w:tc>
+          <w:tcPr/>
+          <w:p>
+            <w:pPr>
+              <w:pStyle w:val="Compact"/>
+            </w:pPr>
+            <w:r>
+              <w:t xml:space="preserve">—</w:t>
+            </w:r>
+          </w:p>
+        </w:tc>
+        <w:tc>
+          <w:tcPr/>
+          <w:p>
+            <w:pPr>
+              <w:pStyle w:val="Compact"/>
+            </w:pPr>
+            <w:r>
+              <w:t xml:space="preserve">Fixed (→ Fixed.md)</w:t>
+            </w:r>
+          </w:p>
+        </w:tc>
+        <w:tc>
+          <w:tcPr/>
+          <w:p>
+            <w:pPr>
+              <w:pStyle w:val="Compact"/>
+            </w:pPr>
+            <w:r>
+              <w:t xml:space="preserve">Bug</w:t>
+            </w:r>
+          </w:p>
+        </w:tc>
+        <w:tc>
+          <w:tcPr/>
+          <w:p>
+            <w:pPr>
+              <w:pStyle w:val="Compact"/>
+            </w:pPr>
+            <w:r>
+              <w:t xml:space="preserve">—</w:t>
+            </w:r>
+          </w:p>
+        </w:tc>
+        <w:tc>
+          <w:tcPr/>
+          <w:p>
+            <w:pPr>
+              <w:pStyle w:val="Compact"/>
+            </w:pPr>
+            <w:r>
               <w:t xml:space="preserve">HXL-001 — HXL-001 (ex-ISSUE-003): HelixLLM analysis_test.go hardcoded path</w:t>
             </w:r>
           </w:p>
@@ -19141,7 +19209,7 @@
               <w:pStyle w:val="Compact"/>
             </w:pPr>
             <w:r>
-              <w:t xml:space="preserve">272</w:t>
+              <w:t xml:space="preserve">273</w:t>
             </w:r>
           </w:p>
         </w:tc>
@@ -19209,7 +19277,7 @@
               <w:pStyle w:val="Compact"/>
             </w:pPr>
             <w:r>
-              <w:t xml:space="preserve">273</w:t>
+              <w:t xml:space="preserve">274</w:t>
             </w:r>
           </w:p>
         </w:tc>
@@ -19292,7 +19360,7 @@
               <w:pStyle w:val="Compact"/>
             </w:pPr>
             <w:r>
-              <w:t xml:space="preserve">274</w:t>
+              <w:t xml:space="preserve">275</w:t>
             </w:r>
           </w:p>
         </w:tc>
@@ -19405,7 +19473,7 @@
               <w:pStyle w:val="Compact"/>
             </w:pPr>
             <w:r>
-              <w:t xml:space="preserve">275</w:t>
+              <w:t xml:space="preserve">276</w:t>
             </w:r>
           </w:p>
         </w:tc>
@@ -19488,7 +19556,7 @@
               <w:pStyle w:val="Compact"/>
             </w:pPr>
             <w:r>
-              <w:t xml:space="preserve">276</w:t>
+              <w:t xml:space="preserve">277</w:t>
             </w:r>
           </w:p>
         </w:tc>
@@ -19571,7 +19639,7 @@
               <w:pStyle w:val="Compact"/>
             </w:pPr>
             <w:r>
-              <w:t xml:space="preserve">277</w:t>
+              <w:t xml:space="preserve">278</w:t>
             </w:r>
           </w:p>
         </w:tc>
@@ -19654,7 +19722,7 @@
               <w:pStyle w:val="Compact"/>
             </w:pPr>
             <w:r>
-              <w:t xml:space="preserve">278</w:t>
+              <w:t xml:space="preserve">279</w:t>
             </w:r>
           </w:p>
         </w:tc>
@@ -19737,7 +19805,7 @@
               <w:pStyle w:val="Compact"/>
             </w:pPr>
             <w:r>
-              <w:t xml:space="preserve">279</w:t>
+              <w:t xml:space="preserve">280</w:t>
             </w:r>
           </w:p>
         </w:tc>
@@ -19832,7 +19900,7 @@
               <w:pStyle w:val="Compact"/>
             </w:pPr>
             <w:r>
-              <w:t xml:space="preserve">280</w:t>
+              <w:t xml:space="preserve">281</w:t>
             </w:r>
           </w:p>
         </w:tc>
@@ -19915,7 +19983,7 @@
               <w:pStyle w:val="Compact"/>
             </w:pPr>
             <w:r>
-              <w:t xml:space="preserve">281</w:t>
+              <w:t xml:space="preserve">282</w:t>
             </w:r>
           </w:p>
         </w:tc>
@@ -19998,7 +20066,7 @@
               <w:pStyle w:val="Compact"/>
             </w:pPr>
             <w:r>
-              <w:t xml:space="preserve">282</w:t>
+              <w:t xml:space="preserve">283</w:t>
             </w:r>
           </w:p>
         </w:tc>

--- a/docs/Fixed_Summary.docx
+++ b/docs/Fixed_Summary.docx
@@ -107,7 +107,7 @@
               <w:pStyle w:val="Compact"/>
             </w:pPr>
             <w:r>
-              <w:t xml:space="preserve">133</w:t>
+              <w:t xml:space="preserve">134</w:t>
             </w:r>
           </w:p>
         </w:tc>
@@ -252,7 +252,7 @@
                 <w:b/>
                 <w:bCs/>
               </w:rPr>
-              <w:t xml:space="preserve">283</w:t>
+              <w:t xml:space="preserve">284</w:t>
             </w:r>
           </w:p>
         </w:tc>
@@ -19152,7 +19152,7 @@
               <w:pStyle w:val="Compact"/>
             </w:pPr>
             <w:r>
-              <w:t xml:space="preserve">—</w:t>
+              <w:t xml:space="preserve">Medium</w:t>
             </w:r>
           </w:p>
         </w:tc>
@@ -19196,6 +19196,74 @@
               <w:pStyle w:val="Compact"/>
             </w:pPr>
             <w:r>
+              <w:t xml:space="preserve">HXC-141 — The MCP module’s Docker adapter crashes with a null-pointer error when asked to stop a container that was never started or does not exist, instead of returning cleanly. This can bring down callers that expect a safe no-op. The work is to guard the stop path so a not-started or missing container is handled gracefully. The adapter becomes robust against stop-before-start and missing-container situations.</w:t>
+            </w:r>
+          </w:p>
+        </w:tc>
+      </w:tr>
+      <w:tr>
+        <w:tc>
+          <w:tcPr/>
+          <w:p>
+            <w:pPr>
+              <w:pStyle w:val="Compact"/>
+            </w:pPr>
+            <w:r>
+              <w:t xml:space="preserve">273</w:t>
+            </w:r>
+          </w:p>
+        </w:tc>
+        <w:tc>
+          <w:tcPr/>
+          <w:p>
+            <w:pPr>
+              <w:pStyle w:val="Compact"/>
+            </w:pPr>
+            <w:r>
+              <w:t xml:space="preserve">—</w:t>
+            </w:r>
+          </w:p>
+        </w:tc>
+        <w:tc>
+          <w:tcPr/>
+          <w:p>
+            <w:pPr>
+              <w:pStyle w:val="Compact"/>
+            </w:pPr>
+            <w:r>
+              <w:t xml:space="preserve">Fixed (→ Fixed.md)</w:t>
+            </w:r>
+          </w:p>
+        </w:tc>
+        <w:tc>
+          <w:tcPr/>
+          <w:p>
+            <w:pPr>
+              <w:pStyle w:val="Compact"/>
+            </w:pPr>
+            <w:r>
+              <w:t xml:space="preserve">Bug</w:t>
+            </w:r>
+          </w:p>
+        </w:tc>
+        <w:tc>
+          <w:tcPr/>
+          <w:p>
+            <w:pPr>
+              <w:pStyle w:val="Compact"/>
+            </w:pPr>
+            <w:r>
+              <w:t xml:space="preserve">—</w:t>
+            </w:r>
+          </w:p>
+        </w:tc>
+        <w:tc>
+          <w:tcPr/>
+          <w:p>
+            <w:pPr>
+              <w:pStyle w:val="Compact"/>
+            </w:pPr>
+            <w:r>
               <w:t xml:space="preserve">HXL-001 — HXL-001 (ex-ISSUE-003): HelixLLM analysis_test.go hardcoded path</w:t>
             </w:r>
           </w:p>
@@ -19209,7 +19277,7 @@
               <w:pStyle w:val="Compact"/>
             </w:pPr>
             <w:r>
-              <w:t xml:space="preserve">273</w:t>
+              <w:t xml:space="preserve">274</w:t>
             </w:r>
           </w:p>
         </w:tc>
@@ -19277,7 +19345,7 @@
               <w:pStyle w:val="Compact"/>
             </w:pPr>
             <w:r>
-              <w:t xml:space="preserve">274</w:t>
+              <w:t xml:space="preserve">275</w:t>
             </w:r>
           </w:p>
         </w:tc>
@@ -19360,7 +19428,7 @@
               <w:pStyle w:val="Compact"/>
             </w:pPr>
             <w:r>
-              <w:t xml:space="preserve">275</w:t>
+              <w:t xml:space="preserve">276</w:t>
             </w:r>
           </w:p>
         </w:tc>
@@ -19473,7 +19541,7 @@
               <w:pStyle w:val="Compact"/>
             </w:pPr>
             <w:r>
-              <w:t xml:space="preserve">276</w:t>
+              <w:t xml:space="preserve">277</w:t>
             </w:r>
           </w:p>
         </w:tc>
@@ -19556,7 +19624,7 @@
               <w:pStyle w:val="Compact"/>
             </w:pPr>
             <w:r>
-              <w:t xml:space="preserve">277</w:t>
+              <w:t xml:space="preserve">278</w:t>
             </w:r>
           </w:p>
         </w:tc>
@@ -19639,7 +19707,7 @@
               <w:pStyle w:val="Compact"/>
             </w:pPr>
             <w:r>
-              <w:t xml:space="preserve">278</w:t>
+              <w:t xml:space="preserve">279</w:t>
             </w:r>
           </w:p>
         </w:tc>
@@ -19722,7 +19790,7 @@
               <w:pStyle w:val="Compact"/>
             </w:pPr>
             <w:r>
-              <w:t xml:space="preserve">279</w:t>
+              <w:t xml:space="preserve">280</w:t>
             </w:r>
           </w:p>
         </w:tc>
@@ -19805,7 +19873,7 @@
               <w:pStyle w:val="Compact"/>
             </w:pPr>
             <w:r>
-              <w:t xml:space="preserve">280</w:t>
+              <w:t xml:space="preserve">281</w:t>
             </w:r>
           </w:p>
         </w:tc>
@@ -19900,7 +19968,7 @@
               <w:pStyle w:val="Compact"/>
             </w:pPr>
             <w:r>
-              <w:t xml:space="preserve">281</w:t>
+              <w:t xml:space="preserve">282</w:t>
             </w:r>
           </w:p>
         </w:tc>
@@ -19983,7 +20051,7 @@
               <w:pStyle w:val="Compact"/>
             </w:pPr>
             <w:r>
-              <w:t xml:space="preserve">282</w:t>
+              <w:t xml:space="preserve">283</w:t>
             </w:r>
           </w:p>
         </w:tc>
@@ -20066,7 +20134,7 @@
               <w:pStyle w:val="Compact"/>
             </w:pPr>
             <w:r>
-              <w:t xml:space="preserve">283</w:t>
+              <w:t xml:space="preserve">284</w:t>
             </w:r>
           </w:p>
         </w:tc>

--- a/docs/Fixed_Summary.docx
+++ b/docs/Fixed_Summary.docx
@@ -107,7 +107,7 @@
               <w:pStyle w:val="Compact"/>
             </w:pPr>
             <w:r>
-              <w:t xml:space="preserve">134</w:t>
+              <w:t xml:space="preserve">136</w:t>
             </w:r>
           </w:p>
         </w:tc>
@@ -252,7 +252,7 @@
                 <w:b/>
                 <w:bCs/>
               </w:rPr>
-              <w:t xml:space="preserve">284</w:t>
+              <w:t xml:space="preserve">286</w:t>
             </w:r>
           </w:p>
         </w:tc>
@@ -19027,6 +19027,74 @@
               <w:pStyle w:val="Compact"/>
             </w:pPr>
             <w:r>
+              <w:t xml:space="preserve">Fixed (→ Fixed.md)</w:t>
+            </w:r>
+          </w:p>
+        </w:tc>
+        <w:tc>
+          <w:tcPr/>
+          <w:p>
+            <w:pPr>
+              <w:pStyle w:val="Compact"/>
+            </w:pPr>
+            <w:r>
+              <w:t xml:space="preserve">Bug</w:t>
+            </w:r>
+          </w:p>
+        </w:tc>
+        <w:tc>
+          <w:tcPr/>
+          <w:p>
+            <w:pPr>
+              <w:pStyle w:val="Compact"/>
+            </w:pPr>
+            <w:r>
+              <w:t xml:space="preserve">—</w:t>
+            </w:r>
+          </w:p>
+        </w:tc>
+        <w:tc>
+          <w:tcPr/>
+          <w:p>
+            <w:pPr>
+              <w:pStyle w:val="Compact"/>
+            </w:pPr>
+            <w:r>
+              <w:t xml:space="preserve">HXC-134 — The central model-verifier service reports each model’s id as a numeric value, while HelixCode expects the id as text — a type mismatch that can break how verified models are matched and displayed. The work is to align the two so the id is consistently text end to end. Correct model identity keeps verification, listing, and status accurate for users.</w:t>
+            </w:r>
+          </w:p>
+        </w:tc>
+      </w:tr>
+      <w:tr>
+        <w:tc>
+          <w:tcPr/>
+          <w:p>
+            <w:pPr>
+              <w:pStyle w:val="Compact"/>
+            </w:pPr>
+            <w:r>
+              <w:t xml:space="preserve">271</w:t>
+            </w:r>
+          </w:p>
+        </w:tc>
+        <w:tc>
+          <w:tcPr/>
+          <w:p>
+            <w:pPr>
+              <w:pStyle w:val="Compact"/>
+            </w:pPr>
+            <w:r>
+              <w:t xml:space="preserve">Medium</w:t>
+            </w:r>
+          </w:p>
+        </w:tc>
+        <w:tc>
+          <w:tcPr/>
+          <w:p>
+            <w:pPr>
+              <w:pStyle w:val="Compact"/>
+            </w:pPr>
+            <w:r>
               <w:t xml:space="preserve">Completed (→ Fixed.md)</w:t>
             </w:r>
           </w:p>
@@ -19073,7 +19141,7 @@
               <w:pStyle w:val="Compact"/>
             </w:pPr>
             <w:r>
-              <w:t xml:space="preserve">271</w:t>
+              <w:t xml:space="preserve">272</w:t>
             </w:r>
           </w:p>
         </w:tc>
@@ -19141,7 +19209,7 @@
               <w:pStyle w:val="Compact"/>
             </w:pPr>
             <w:r>
-              <w:t xml:space="preserve">272</w:t>
+              <w:t xml:space="preserve">273</w:t>
             </w:r>
           </w:p>
         </w:tc>
@@ -19196,6 +19264,74 @@
               <w:pStyle w:val="Compact"/>
             </w:pPr>
             <w:r>
+              <w:t xml:space="preserve">HXC-140 — The quality-assurance module has code that copies a value containing a lock (a mutex) instead of sharing it, which the Go checker flags as unsafe and can cause subtle concurrency bugs; separately, one test that loads real test banks is failing. The work is to pass the lock-bearing value by reference (pointer) instead of copying it, and to fix or reconcile the failing test-bank test. This makes the QA module concurrency-safe and its tests green.</w:t>
+            </w:r>
+          </w:p>
+        </w:tc>
+      </w:tr>
+      <w:tr>
+        <w:tc>
+          <w:tcPr/>
+          <w:p>
+            <w:pPr>
+              <w:pStyle w:val="Compact"/>
+            </w:pPr>
+            <w:r>
+              <w:t xml:space="preserve">274</w:t>
+            </w:r>
+          </w:p>
+        </w:tc>
+        <w:tc>
+          <w:tcPr/>
+          <w:p>
+            <w:pPr>
+              <w:pStyle w:val="Compact"/>
+            </w:pPr>
+            <w:r>
+              <w:t xml:space="preserve">Medium</w:t>
+            </w:r>
+          </w:p>
+        </w:tc>
+        <w:tc>
+          <w:tcPr/>
+          <w:p>
+            <w:pPr>
+              <w:pStyle w:val="Compact"/>
+            </w:pPr>
+            <w:r>
+              <w:t xml:space="preserve">Fixed (→ Fixed.md)</w:t>
+            </w:r>
+          </w:p>
+        </w:tc>
+        <w:tc>
+          <w:tcPr/>
+          <w:p>
+            <w:pPr>
+              <w:pStyle w:val="Compact"/>
+            </w:pPr>
+            <w:r>
+              <w:t xml:space="preserve">Bug</w:t>
+            </w:r>
+          </w:p>
+        </w:tc>
+        <w:tc>
+          <w:tcPr/>
+          <w:p>
+            <w:pPr>
+              <w:pStyle w:val="Compact"/>
+            </w:pPr>
+            <w:r>
+              <w:t xml:space="preserve">—</w:t>
+            </w:r>
+          </w:p>
+        </w:tc>
+        <w:tc>
+          <w:tcPr/>
+          <w:p>
+            <w:pPr>
+              <w:pStyle w:val="Compact"/>
+            </w:pPr>
+            <w:r>
               <w:t xml:space="preserve">HXC-141 — The MCP module’s Docker adapter crashes with a null-pointer error when asked to stop a container that was never started or does not exist, instead of returning cleanly. This can bring down callers that expect a safe no-op. The work is to guard the stop path so a not-started or missing container is handled gracefully. The adapter becomes robust against stop-before-start and missing-container situations.</w:t>
             </w:r>
           </w:p>
@@ -19209,7 +19345,7 @@
               <w:pStyle w:val="Compact"/>
             </w:pPr>
             <w:r>
-              <w:t xml:space="preserve">273</w:t>
+              <w:t xml:space="preserve">275</w:t>
             </w:r>
           </w:p>
         </w:tc>
@@ -19277,7 +19413,7 @@
               <w:pStyle w:val="Compact"/>
             </w:pPr>
             <w:r>
-              <w:t xml:space="preserve">274</w:t>
+              <w:t xml:space="preserve">276</w:t>
             </w:r>
           </w:p>
         </w:tc>
@@ -19345,7 +19481,7 @@
               <w:pStyle w:val="Compact"/>
             </w:pPr>
             <w:r>
-              <w:t xml:space="preserve">275</w:t>
+              <w:t xml:space="preserve">277</w:t>
             </w:r>
           </w:p>
         </w:tc>
@@ -19428,7 +19564,7 @@
               <w:pStyle w:val="Compact"/>
             </w:pPr>
             <w:r>
-              <w:t xml:space="preserve">276</w:t>
+              <w:t xml:space="preserve">278</w:t>
             </w:r>
           </w:p>
         </w:tc>
@@ -19541,7 +19677,7 @@
               <w:pStyle w:val="Compact"/>
             </w:pPr>
             <w:r>
-              <w:t xml:space="preserve">277</w:t>
+              <w:t xml:space="preserve">279</w:t>
             </w:r>
           </w:p>
         </w:tc>
@@ -19624,7 +19760,7 @@
               <w:pStyle w:val="Compact"/>
             </w:pPr>
             <w:r>
-              <w:t xml:space="preserve">278</w:t>
+              <w:t xml:space="preserve">280</w:t>
             </w:r>
           </w:p>
         </w:tc>
@@ -19707,7 +19843,7 @@
               <w:pStyle w:val="Compact"/>
             </w:pPr>
             <w:r>
-              <w:t xml:space="preserve">279</w:t>
+              <w:t xml:space="preserve">281</w:t>
             </w:r>
           </w:p>
         </w:tc>
@@ -19790,7 +19926,7 @@
               <w:pStyle w:val="Compact"/>
             </w:pPr>
             <w:r>
-              <w:t xml:space="preserve">280</w:t>
+              <w:t xml:space="preserve">282</w:t>
             </w:r>
           </w:p>
         </w:tc>
@@ -19873,7 +20009,7 @@
               <w:pStyle w:val="Compact"/>
             </w:pPr>
             <w:r>
-              <w:t xml:space="preserve">281</w:t>
+              <w:t xml:space="preserve">283</w:t>
             </w:r>
           </w:p>
         </w:tc>
@@ -19968,7 +20104,7 @@
               <w:pStyle w:val="Compact"/>
             </w:pPr>
             <w:r>
-              <w:t xml:space="preserve">282</w:t>
+              <w:t xml:space="preserve">284</w:t>
             </w:r>
           </w:p>
         </w:tc>
@@ -20051,7 +20187,7 @@
               <w:pStyle w:val="Compact"/>
             </w:pPr>
             <w:r>
-              <w:t xml:space="preserve">283</w:t>
+              <w:t xml:space="preserve">285</w:t>
             </w:r>
           </w:p>
         </w:tc>
@@ -20134,7 +20270,7 @@
               <w:pStyle w:val="Compact"/>
             </w:pPr>
             <w:r>
-              <w:t xml:space="preserve">284</w:t>
+              <w:t xml:space="preserve">286</w:t>
             </w:r>
           </w:p>
         </w:tc>

--- a/docs/Fixed_Summary.docx
+++ b/docs/Fixed_Summary.docx
@@ -177,7 +177,7 @@
               <w:pStyle w:val="Compact"/>
             </w:pPr>
             <w:r>
-              <w:t xml:space="preserve">89</w:t>
+              <w:t xml:space="preserve">90</w:t>
             </w:r>
           </w:p>
         </w:tc>
@@ -252,7 +252,7 @@
                 <w:b/>
                 <w:bCs/>
               </w:rPr>
-              <w:t xml:space="preserve">286</w:t>
+              <w:t xml:space="preserve">287</w:t>
             </w:r>
           </w:p>
         </w:tc>
@@ -19095,6 +19095,74 @@
               <w:pStyle w:val="Compact"/>
             </w:pPr>
             <w:r>
+              <w:t xml:space="preserve">Implemented (→ Fixed.md)</w:t>
+            </w:r>
+          </w:p>
+        </w:tc>
+        <w:tc>
+          <w:tcPr/>
+          <w:p>
+            <w:pPr>
+              <w:pStyle w:val="Compact"/>
+            </w:pPr>
+            <w:r>
+              <w:t xml:space="preserve">Feature</w:t>
+            </w:r>
+          </w:p>
+        </w:tc>
+        <w:tc>
+          <w:tcPr/>
+          <w:p>
+            <w:pPr>
+              <w:pStyle w:val="Compact"/>
+            </w:pPr>
+            <w:r>
+              <w:t xml:space="preserve">—</w:t>
+            </w:r>
+          </w:p>
+        </w:tc>
+        <w:tc>
+          <w:tcPr/>
+          <w:p>
+            <w:pPr>
+              <w:pStyle w:val="Compact"/>
+            </w:pPr>
+            <w:r>
+              <w:t xml:space="preserve">HXC-135 — HelixCode is now wired to read six advanced capability indicators (tool protocols, code intelligence, retrieval, skills, plugins) from the central verifier, but the verifier’s live responses do not yet include those fields, so the flags always read as unsupported. The work is to have the verifier publish these capability values it already computes. Then users see accurate per-model capability information across the product.</w:t>
+            </w:r>
+          </w:p>
+        </w:tc>
+      </w:tr>
+      <w:tr>
+        <w:tc>
+          <w:tcPr/>
+          <w:p>
+            <w:pPr>
+              <w:pStyle w:val="Compact"/>
+            </w:pPr>
+            <w:r>
+              <w:t xml:space="preserve">272</w:t>
+            </w:r>
+          </w:p>
+        </w:tc>
+        <w:tc>
+          <w:tcPr/>
+          <w:p>
+            <w:pPr>
+              <w:pStyle w:val="Compact"/>
+            </w:pPr>
+            <w:r>
+              <w:t xml:space="preserve">Medium</w:t>
+            </w:r>
+          </w:p>
+        </w:tc>
+        <w:tc>
+          <w:tcPr/>
+          <w:p>
+            <w:pPr>
+              <w:pStyle w:val="Compact"/>
+            </w:pPr>
+            <w:r>
               <w:t xml:space="preserve">Completed (→ Fixed.md)</w:t>
             </w:r>
           </w:p>
@@ -19141,7 +19209,7 @@
               <w:pStyle w:val="Compact"/>
             </w:pPr>
             <w:r>
-              <w:t xml:space="preserve">272</w:t>
+              <w:t xml:space="preserve">273</w:t>
             </w:r>
           </w:p>
         </w:tc>
@@ -19209,7 +19277,7 @@
               <w:pStyle w:val="Compact"/>
             </w:pPr>
             <w:r>
-              <w:t xml:space="preserve">273</w:t>
+              <w:t xml:space="preserve">274</w:t>
             </w:r>
           </w:p>
         </w:tc>
@@ -19277,7 +19345,7 @@
               <w:pStyle w:val="Compact"/>
             </w:pPr>
             <w:r>
-              <w:t xml:space="preserve">274</w:t>
+              <w:t xml:space="preserve">275</w:t>
             </w:r>
           </w:p>
         </w:tc>
@@ -19345,7 +19413,7 @@
               <w:pStyle w:val="Compact"/>
             </w:pPr>
             <w:r>
-              <w:t xml:space="preserve">275</w:t>
+              <w:t xml:space="preserve">276</w:t>
             </w:r>
           </w:p>
         </w:tc>
@@ -19413,7 +19481,7 @@
               <w:pStyle w:val="Compact"/>
             </w:pPr>
             <w:r>
-              <w:t xml:space="preserve">276</w:t>
+              <w:t xml:space="preserve">277</w:t>
             </w:r>
           </w:p>
         </w:tc>
@@ -19481,7 +19549,7 @@
               <w:pStyle w:val="Compact"/>
             </w:pPr>
             <w:r>
-              <w:t xml:space="preserve">277</w:t>
+              <w:t xml:space="preserve">278</w:t>
             </w:r>
           </w:p>
         </w:tc>
@@ -19564,7 +19632,7 @@
               <w:pStyle w:val="Compact"/>
             </w:pPr>
             <w:r>
-              <w:t xml:space="preserve">278</w:t>
+              <w:t xml:space="preserve">279</w:t>
             </w:r>
           </w:p>
         </w:tc>
@@ -19677,7 +19745,7 @@
               <w:pStyle w:val="Compact"/>
             </w:pPr>
             <w:r>
-              <w:t xml:space="preserve">279</w:t>
+              <w:t xml:space="preserve">280</w:t>
             </w:r>
           </w:p>
         </w:tc>
@@ -19760,7 +19828,7 @@
               <w:pStyle w:val="Compact"/>
             </w:pPr>
             <w:r>
-              <w:t xml:space="preserve">280</w:t>
+              <w:t xml:space="preserve">281</w:t>
             </w:r>
           </w:p>
         </w:tc>
@@ -19843,7 +19911,7 @@
               <w:pStyle w:val="Compact"/>
             </w:pPr>
             <w:r>
-              <w:t xml:space="preserve">281</w:t>
+              <w:t xml:space="preserve">282</w:t>
             </w:r>
           </w:p>
         </w:tc>
@@ -19926,7 +19994,7 @@
               <w:pStyle w:val="Compact"/>
             </w:pPr>
             <w:r>
-              <w:t xml:space="preserve">282</w:t>
+              <w:t xml:space="preserve">283</w:t>
             </w:r>
           </w:p>
         </w:tc>
@@ -20009,7 +20077,7 @@
               <w:pStyle w:val="Compact"/>
             </w:pPr>
             <w:r>
-              <w:t xml:space="preserve">283</w:t>
+              <w:t xml:space="preserve">284</w:t>
             </w:r>
           </w:p>
         </w:tc>
@@ -20104,7 +20172,7 @@
               <w:pStyle w:val="Compact"/>
             </w:pPr>
             <w:r>
-              <w:t xml:space="preserve">284</w:t>
+              <w:t xml:space="preserve">285</w:t>
             </w:r>
           </w:p>
         </w:tc>
@@ -20187,7 +20255,7 @@
               <w:pStyle w:val="Compact"/>
             </w:pPr>
             <w:r>
-              <w:t xml:space="preserve">285</w:t>
+              <w:t xml:space="preserve">286</w:t>
             </w:r>
           </w:p>
         </w:tc>
@@ -20270,7 +20338,7 @@
               <w:pStyle w:val="Compact"/>
             </w:pPr>
             <w:r>
-              <w:t xml:space="preserve">286</w:t>
+              <w:t xml:space="preserve">287</w:t>
             </w:r>
           </w:p>
         </w:tc>

--- a/docs/Fixed_Summary.docx
+++ b/docs/Fixed_Summary.docx
@@ -107,7 +107,7 @@
               <w:pStyle w:val="Compact"/>
             </w:pPr>
             <w:r>
-              <w:t xml:space="preserve">136</w:t>
+              <w:t xml:space="preserve">137</w:t>
             </w:r>
           </w:p>
         </w:tc>
@@ -252,7 +252,7 @@
                 <w:b/>
                 <w:bCs/>
               </w:rPr>
-              <w:t xml:space="preserve">287</w:t>
+              <w:t xml:space="preserve">288</w:t>
             </w:r>
           </w:p>
         </w:tc>
@@ -18200,6 +18200,74 @@
               <w:pStyle w:val="Compact"/>
             </w:pPr>
             <w:r>
+              <w:t xml:space="preserve">High</w:t>
+            </w:r>
+          </w:p>
+        </w:tc>
+        <w:tc>
+          <w:tcPr/>
+          <w:p>
+            <w:pPr>
+              <w:pStyle w:val="Compact"/>
+            </w:pPr>
+            <w:r>
+              <w:t xml:space="preserve">Fixed (→ Fixed.md)</w:t>
+            </w:r>
+          </w:p>
+        </w:tc>
+        <w:tc>
+          <w:tcPr/>
+          <w:p>
+            <w:pPr>
+              <w:pStyle w:val="Compact"/>
+            </w:pPr>
+            <w:r>
+              <w:t xml:space="preserve">Bug</w:t>
+            </w:r>
+          </w:p>
+        </w:tc>
+        <w:tc>
+          <w:tcPr/>
+          <w:p>
+            <w:pPr>
+              <w:pStyle w:val="Compact"/>
+            </w:pPr>
+            <w:r>
+              <w:t xml:space="preserve">—</w:t>
+            </w:r>
+          </w:p>
+        </w:tc>
+        <w:tc>
+          <w:tcPr/>
+          <w:p>
+            <w:pPr>
+              <w:pStyle w:val="Compact"/>
+            </w:pPr>
+            <w:r>
+              <w:t xml:space="preserve">HXC-117 — Governance rule CONST-040 requires that every advanced capability a model supports be reported by the central verifier component rather than hardcoded. Today the verifier only records whether a model supports embeddings; the other six capabilities are documented as verifier-sourced but are not implemented there. As a result the product cannot truthfully tell users which models support which capabilities. The work adds these capability fields to the verifier’s results and has the product read them from there. Users then receive accurate, single-source-of-truth capability information.</w:t>
+            </w:r>
+          </w:p>
+        </w:tc>
+      </w:tr>
+      <w:tr>
+        <w:tc>
+          <w:tcPr/>
+          <w:p>
+            <w:pPr>
+              <w:pStyle w:val="Compact"/>
+            </w:pPr>
+            <w:r>
+              <w:t xml:space="preserve">259</w:t>
+            </w:r>
+          </w:p>
+        </w:tc>
+        <w:tc>
+          <w:tcPr/>
+          <w:p>
+            <w:pPr>
+              <w:pStyle w:val="Compact"/>
+            </w:pPr>
+            <w:r>
               <w:t xml:space="preserve">Medium</w:t>
             </w:r>
           </w:p>
@@ -18257,7 +18325,7 @@
               <w:pStyle w:val="Compact"/>
             </w:pPr>
             <w:r>
-              <w:t xml:space="preserve">259</w:t>
+              <w:t xml:space="preserve">260</w:t>
             </w:r>
           </w:p>
         </w:tc>
@@ -18325,7 +18393,7 @@
               <w:pStyle w:val="Compact"/>
             </w:pPr>
             <w:r>
-              <w:t xml:space="preserve">260</w:t>
+              <w:t xml:space="preserve">261</w:t>
             </w:r>
           </w:p>
         </w:tc>
@@ -18393,7 +18461,7 @@
               <w:pStyle w:val="Compact"/>
             </w:pPr>
             <w:r>
-              <w:t xml:space="preserve">261</w:t>
+              <w:t xml:space="preserve">262</w:t>
             </w:r>
           </w:p>
         </w:tc>
@@ -18461,7 +18529,7 @@
               <w:pStyle w:val="Compact"/>
             </w:pPr>
             <w:r>
-              <w:t xml:space="preserve">262</w:t>
+              <w:t xml:space="preserve">263</w:t>
             </w:r>
           </w:p>
         </w:tc>
@@ -18529,7 +18597,7 @@
               <w:pStyle w:val="Compact"/>
             </w:pPr>
             <w:r>
-              <w:t xml:space="preserve">263</w:t>
+              <w:t xml:space="preserve">264</w:t>
             </w:r>
           </w:p>
         </w:tc>
@@ -18597,7 +18665,7 @@
               <w:pStyle w:val="Compact"/>
             </w:pPr>
             <w:r>
-              <w:t xml:space="preserve">264</w:t>
+              <w:t xml:space="preserve">265</w:t>
             </w:r>
           </w:p>
         </w:tc>
@@ -18665,7 +18733,7 @@
               <w:pStyle w:val="Compact"/>
             </w:pPr>
             <w:r>
-              <w:t xml:space="preserve">265</w:t>
+              <w:t xml:space="preserve">266</w:t>
             </w:r>
           </w:p>
         </w:tc>
@@ -18733,7 +18801,7 @@
               <w:pStyle w:val="Compact"/>
             </w:pPr>
             <w:r>
-              <w:t xml:space="preserve">266</w:t>
+              <w:t xml:space="preserve">267</w:t>
             </w:r>
           </w:p>
         </w:tc>
@@ -18801,7 +18869,7 @@
               <w:pStyle w:val="Compact"/>
             </w:pPr>
             <w:r>
-              <w:t xml:space="preserve">267</w:t>
+              <w:t xml:space="preserve">268</w:t>
             </w:r>
           </w:p>
         </w:tc>
@@ -18869,7 +18937,7 @@
               <w:pStyle w:val="Compact"/>
             </w:pPr>
             <w:r>
-              <w:t xml:space="preserve">268</w:t>
+              <w:t xml:space="preserve">269</w:t>
             </w:r>
           </w:p>
         </w:tc>
@@ -18937,7 +19005,7 @@
               <w:pStyle w:val="Compact"/>
             </w:pPr>
             <w:r>
-              <w:t xml:space="preserve">269</w:t>
+              <w:t xml:space="preserve">270</w:t>
             </w:r>
           </w:p>
         </w:tc>
@@ -19005,7 +19073,7 @@
               <w:pStyle w:val="Compact"/>
             </w:pPr>
             <w:r>
-              <w:t xml:space="preserve">270</w:t>
+              <w:t xml:space="preserve">271</w:t>
             </w:r>
           </w:p>
         </w:tc>
@@ -19073,7 +19141,7 @@
               <w:pStyle w:val="Compact"/>
             </w:pPr>
             <w:r>
-              <w:t xml:space="preserve">271</w:t>
+              <w:t xml:space="preserve">272</w:t>
             </w:r>
           </w:p>
         </w:tc>
@@ -19141,7 +19209,7 @@
               <w:pStyle w:val="Compact"/>
             </w:pPr>
             <w:r>
-              <w:t xml:space="preserve">272</w:t>
+              <w:t xml:space="preserve">273</w:t>
             </w:r>
           </w:p>
         </w:tc>
@@ -19209,7 +19277,7 @@
               <w:pStyle w:val="Compact"/>
             </w:pPr>
             <w:r>
-              <w:t xml:space="preserve">273</w:t>
+              <w:t xml:space="preserve">274</w:t>
             </w:r>
           </w:p>
         </w:tc>
@@ -19277,7 +19345,7 @@
               <w:pStyle w:val="Compact"/>
             </w:pPr>
             <w:r>
-              <w:t xml:space="preserve">274</w:t>
+              <w:t xml:space="preserve">275</w:t>
             </w:r>
           </w:p>
         </w:tc>
@@ -19345,7 +19413,7 @@
               <w:pStyle w:val="Compact"/>
             </w:pPr>
             <w:r>
-              <w:t xml:space="preserve">275</w:t>
+              <w:t xml:space="preserve">276</w:t>
             </w:r>
           </w:p>
         </w:tc>
@@ -19413,7 +19481,7 @@
               <w:pStyle w:val="Compact"/>
             </w:pPr>
             <w:r>
-              <w:t xml:space="preserve">276</w:t>
+              <w:t xml:space="preserve">277</w:t>
             </w:r>
           </w:p>
         </w:tc>
@@ -19481,7 +19549,7 @@
               <w:pStyle w:val="Compact"/>
             </w:pPr>
             <w:r>
-              <w:t xml:space="preserve">277</w:t>
+              <w:t xml:space="preserve">278</w:t>
             </w:r>
           </w:p>
         </w:tc>
@@ -19549,7 +19617,7 @@
               <w:pStyle w:val="Compact"/>
             </w:pPr>
             <w:r>
-              <w:t xml:space="preserve">278</w:t>
+              <w:t xml:space="preserve">279</w:t>
             </w:r>
           </w:p>
         </w:tc>
@@ -19632,7 +19700,7 @@
               <w:pStyle w:val="Compact"/>
             </w:pPr>
             <w:r>
-              <w:t xml:space="preserve">279</w:t>
+              <w:t xml:space="preserve">280</w:t>
             </w:r>
           </w:p>
         </w:tc>
@@ -19745,7 +19813,7 @@
               <w:pStyle w:val="Compact"/>
             </w:pPr>
             <w:r>
-              <w:t xml:space="preserve">280</w:t>
+              <w:t xml:space="preserve">281</w:t>
             </w:r>
           </w:p>
         </w:tc>
@@ -19828,7 +19896,7 @@
               <w:pStyle w:val="Compact"/>
             </w:pPr>
             <w:r>
-              <w:t xml:space="preserve">281</w:t>
+              <w:t xml:space="preserve">282</w:t>
             </w:r>
           </w:p>
         </w:tc>
@@ -19911,7 +19979,7 @@
               <w:pStyle w:val="Compact"/>
             </w:pPr>
             <w:r>
-              <w:t xml:space="preserve">282</w:t>
+              <w:t xml:space="preserve">283</w:t>
             </w:r>
           </w:p>
         </w:tc>
@@ -19994,7 +20062,7 @@
               <w:pStyle w:val="Compact"/>
             </w:pPr>
             <w:r>
-              <w:t xml:space="preserve">283</w:t>
+              <w:t xml:space="preserve">284</w:t>
             </w:r>
           </w:p>
         </w:tc>
@@ -20077,7 +20145,7 @@
               <w:pStyle w:val="Compact"/>
             </w:pPr>
             <w:r>
-              <w:t xml:space="preserve">284</w:t>
+              <w:t xml:space="preserve">285</w:t>
             </w:r>
           </w:p>
         </w:tc>
@@ -20172,7 +20240,7 @@
               <w:pStyle w:val="Compact"/>
             </w:pPr>
             <w:r>
-              <w:t xml:space="preserve">285</w:t>
+              <w:t xml:space="preserve">286</w:t>
             </w:r>
           </w:p>
         </w:tc>
@@ -20255,7 +20323,7 @@
               <w:pStyle w:val="Compact"/>
             </w:pPr>
             <w:r>
-              <w:t xml:space="preserve">286</w:t>
+              <w:t xml:space="preserve">287</w:t>
             </w:r>
           </w:p>
         </w:tc>
@@ -20338,7 +20406,7 @@
               <w:pStyle w:val="Compact"/>
             </w:pPr>
             <w:r>
-              <w:t xml:space="preserve">287</w:t>
+              <w:t xml:space="preserve">288</w:t>
             </w:r>
           </w:p>
         </w:tc>

--- a/docs/Fixed_Summary.docx
+++ b/docs/Fixed_Summary.docx
@@ -107,7 +107,7 @@
               <w:pStyle w:val="Compact"/>
             </w:pPr>
             <w:r>
-              <w:t xml:space="preserve">137</w:t>
+              <w:t xml:space="preserve">156</w:t>
             </w:r>
           </w:p>
         </w:tc>
@@ -177,7 +177,7 @@
               <w:pStyle w:val="Compact"/>
             </w:pPr>
             <w:r>
-              <w:t xml:space="preserve">90</w:t>
+              <w:t xml:space="preserve">93</w:t>
             </w:r>
           </w:p>
         </w:tc>
@@ -212,7 +212,42 @@
               <w:pStyle w:val="Compact"/>
             </w:pPr>
             <w:r>
-              <w:t xml:space="preserve">58</w:t>
+              <w:t xml:space="preserve">77</w:t>
+            </w:r>
+          </w:p>
+        </w:tc>
+      </w:tr>
+      <w:tr>
+        <w:tc>
+          <w:tcPr/>
+          <w:p>
+            <w:pPr>
+              <w:pStyle w:val="Compact"/>
+            </w:pPr>
+            <w:r>
+              <w:t xml:space="preserve">Task</w:t>
+            </w:r>
+          </w:p>
+        </w:tc>
+        <w:tc>
+          <w:tcPr/>
+          <w:p>
+            <w:pPr>
+              <w:pStyle w:val="Compact"/>
+            </w:pPr>
+            <w:r>
+              <w:t xml:space="preserve">Fixed (→ Fixed.md)</w:t>
+            </w:r>
+          </w:p>
+        </w:tc>
+        <w:tc>
+          <w:tcPr/>
+          <w:p>
+            <w:pPr>
+              <w:pStyle w:val="Compact"/>
+            </w:pPr>
+            <w:r>
+              <w:t xml:space="preserve">1</w:t>
             </w:r>
           </w:p>
         </w:tc>
@@ -252,7 +287,7 @@
                 <w:b/>
                 <w:bCs/>
               </w:rPr>
-              <w:t xml:space="preserve">288</w:t>
+              <w:t xml:space="preserve">330</w:t>
             </w:r>
           </w:p>
         </w:tc>
@@ -5331,6 +5366,74 @@
               <w:pStyle w:val="Compact"/>
             </w:pPr>
             <w:r>
+              <w:t xml:space="preserve">HXA-001 — helix_agent handler tests surfaced after round-109 fix</w:t>
+            </w:r>
+          </w:p>
+        </w:tc>
+      </w:tr>
+      <w:tr>
+        <w:tc>
+          <w:tcPr/>
+          <w:p>
+            <w:pPr>
+              <w:pStyle w:val="Compact"/>
+            </w:pPr>
+            <w:r>
+              <w:t xml:space="preserve">74</w:t>
+            </w:r>
+          </w:p>
+        </w:tc>
+        <w:tc>
+          <w:tcPr/>
+          <w:p>
+            <w:pPr>
+              <w:pStyle w:val="Compact"/>
+            </w:pPr>
+            <w:r>
+              <w:t xml:space="preserve">—</w:t>
+            </w:r>
+          </w:p>
+        </w:tc>
+        <w:tc>
+          <w:tcPr/>
+          <w:p>
+            <w:pPr>
+              <w:pStyle w:val="Compact"/>
+            </w:pPr>
+            <w:r>
+              <w:t xml:space="preserve">Fixed (→ Fixed.md)</w:t>
+            </w:r>
+          </w:p>
+        </w:tc>
+        <w:tc>
+          <w:tcPr/>
+          <w:p>
+            <w:pPr>
+              <w:pStyle w:val="Compact"/>
+            </w:pPr>
+            <w:r>
+              <w:t xml:space="preserve">Bug</w:t>
+            </w:r>
+          </w:p>
+        </w:tc>
+        <w:tc>
+          <w:tcPr/>
+          <w:p>
+            <w:pPr>
+              <w:pStyle w:val="Compact"/>
+            </w:pPr>
+            <w:r>
+              <w:t xml:space="preserve">—</w:t>
+            </w:r>
+          </w:p>
+        </w:tc>
+        <w:tc>
+          <w:tcPr/>
+          <w:p>
+            <w:pPr>
+              <w:pStyle w:val="Compact"/>
+            </w:pPr>
+            <w:r>
               <w:t xml:space="preserve">HXA-001 — HXA-001 (ex-ISSUE-009): helix_agent 4 handler tests</w:t>
             </w:r>
           </w:p>
@@ -5344,7 +5447,7 @@
               <w:pStyle w:val="Compact"/>
             </w:pPr>
             <w:r>
-              <w:t xml:space="preserve">74</w:t>
+              <w:t xml:space="preserve">75</w:t>
             </w:r>
           </w:p>
         </w:tc>
@@ -5399,6 +5502,74 @@
               <w:pStyle w:val="Compact"/>
             </w:pPr>
             <w:r>
+              <w:t xml:space="preserve">HXA-002 — helix_agent debate/llmprovider sibling-submodule API drift</w:t>
+            </w:r>
+          </w:p>
+        </w:tc>
+      </w:tr>
+      <w:tr>
+        <w:tc>
+          <w:tcPr/>
+          <w:p>
+            <w:pPr>
+              <w:pStyle w:val="Compact"/>
+            </w:pPr>
+            <w:r>
+              <w:t xml:space="preserve">76</w:t>
+            </w:r>
+          </w:p>
+        </w:tc>
+        <w:tc>
+          <w:tcPr/>
+          <w:p>
+            <w:pPr>
+              <w:pStyle w:val="Compact"/>
+            </w:pPr>
+            <w:r>
+              <w:t xml:space="preserve">—</w:t>
+            </w:r>
+          </w:p>
+        </w:tc>
+        <w:tc>
+          <w:tcPr/>
+          <w:p>
+            <w:pPr>
+              <w:pStyle w:val="Compact"/>
+            </w:pPr>
+            <w:r>
+              <w:t xml:space="preserve">Fixed (→ Fixed.md)</w:t>
+            </w:r>
+          </w:p>
+        </w:tc>
+        <w:tc>
+          <w:tcPr/>
+          <w:p>
+            <w:pPr>
+              <w:pStyle w:val="Compact"/>
+            </w:pPr>
+            <w:r>
+              <w:t xml:space="preserve">Bug</w:t>
+            </w:r>
+          </w:p>
+        </w:tc>
+        <w:tc>
+          <w:tcPr/>
+          <w:p>
+            <w:pPr>
+              <w:pStyle w:val="Compact"/>
+            </w:pPr>
+            <w:r>
+              <w:t xml:space="preserve">—</w:t>
+            </w:r>
+          </w:p>
+        </w:tc>
+        <w:tc>
+          <w:tcPr/>
+          <w:p>
+            <w:pPr>
+              <w:pStyle w:val="Compact"/>
+            </w:pPr>
+            <w:r>
               <w:t xml:space="preserve">HXA-002 — HXA-002 (ex-ISSUE-010): helix_agent debate/llmprovider sibling-submodule API drift</w:t>
             </w:r>
           </w:p>
@@ -5412,7 +5583,7 @@
               <w:pStyle w:val="Compact"/>
             </w:pPr>
             <w:r>
-              <w:t xml:space="preserve">75</w:t>
+              <w:t xml:space="preserve">77</w:t>
             </w:r>
           </w:p>
         </w:tc>
@@ -5467,7 +5638,7 @@
               <w:pStyle w:val="Compact"/>
             </w:pPr>
             <w:r>
-              <w:t xml:space="preserve">HXA-003 — HXA-003 (ex-ISSUE-011): venice</w:t>
+              <w:t xml:space="preserve">HXA-003 — venice</w:t>
             </w:r>
             <w:r>
               <w:t xml:space="preserve"> </w:t>
@@ -5482,6 +5653,89 @@
               <w:t xml:space="preserve"> </w:t>
             </w:r>
             <w:r>
+              <w:t xml:space="preserve">model-list drift (CONST-037)</w:t>
+            </w:r>
+          </w:p>
+        </w:tc>
+      </w:tr>
+      <w:tr>
+        <w:tc>
+          <w:tcPr/>
+          <w:p>
+            <w:pPr>
+              <w:pStyle w:val="Compact"/>
+            </w:pPr>
+            <w:r>
+              <w:t xml:space="preserve">78</w:t>
+            </w:r>
+          </w:p>
+        </w:tc>
+        <w:tc>
+          <w:tcPr/>
+          <w:p>
+            <w:pPr>
+              <w:pStyle w:val="Compact"/>
+            </w:pPr>
+            <w:r>
+              <w:t xml:space="preserve">—</w:t>
+            </w:r>
+          </w:p>
+        </w:tc>
+        <w:tc>
+          <w:tcPr/>
+          <w:p>
+            <w:pPr>
+              <w:pStyle w:val="Compact"/>
+            </w:pPr>
+            <w:r>
+              <w:t xml:space="preserve">Fixed (→ Fixed.md)</w:t>
+            </w:r>
+          </w:p>
+        </w:tc>
+        <w:tc>
+          <w:tcPr/>
+          <w:p>
+            <w:pPr>
+              <w:pStyle w:val="Compact"/>
+            </w:pPr>
+            <w:r>
+              <w:t xml:space="preserve">Bug</w:t>
+            </w:r>
+          </w:p>
+        </w:tc>
+        <w:tc>
+          <w:tcPr/>
+          <w:p>
+            <w:pPr>
+              <w:pStyle w:val="Compact"/>
+            </w:pPr>
+            <w:r>
+              <w:t xml:space="preserve">—</w:t>
+            </w:r>
+          </w:p>
+        </w:tc>
+        <w:tc>
+          <w:tcPr/>
+          <w:p>
+            <w:pPr>
+              <w:pStyle w:val="Compact"/>
+            </w:pPr>
+            <w:r>
+              <w:t xml:space="preserve">HXA-003 — HXA-003 (ex-ISSUE-011): venice</w:t>
+            </w:r>
+            <w:r>
+              <w:t xml:space="preserve"> </w:t>
+            </w:r>
+            <w:r>
+              <w:rPr>
+                <w:rStyle w:val="VerbatimChar"/>
+              </w:rPr>
+              <w:t xml:space="preserve">TestGetCapabilities</w:t>
+            </w:r>
+            <w:r>
+              <w:t xml:space="preserve"> </w:t>
+            </w:r>
+            <w:r>
               <w:t xml:space="preserve">CONST-037 model-list drift</w:t>
             </w:r>
           </w:p>
@@ -5495,7 +5749,75 @@
               <w:pStyle w:val="Compact"/>
             </w:pPr>
             <w:r>
-              <w:t xml:space="preserve">76</w:t>
+              <w:t xml:space="preserve">79</w:t>
+            </w:r>
+          </w:p>
+        </w:tc>
+        <w:tc>
+          <w:tcPr/>
+          <w:p>
+            <w:pPr>
+              <w:pStyle w:val="Compact"/>
+            </w:pPr>
+            <w:r>
+              <w:t xml:space="preserve">—</w:t>
+            </w:r>
+          </w:p>
+        </w:tc>
+        <w:tc>
+          <w:tcPr/>
+          <w:p>
+            <w:pPr>
+              <w:pStyle w:val="Compact"/>
+            </w:pPr>
+            <w:r>
+              <w:t xml:space="preserve">Completed (→ Fixed.md)</w:t>
+            </w:r>
+          </w:p>
+        </w:tc>
+        <w:tc>
+          <w:tcPr/>
+          <w:p>
+            <w:pPr>
+              <w:pStyle w:val="Compact"/>
+            </w:pPr>
+            <w:r>
+              <w:t xml:space="preserve">Task</w:t>
+            </w:r>
+          </w:p>
+        </w:tc>
+        <w:tc>
+          <w:tcPr/>
+          <w:p>
+            <w:pPr>
+              <w:pStyle w:val="Compact"/>
+            </w:pPr>
+            <w:r>
+              <w:t xml:space="preserve">—</w:t>
+            </w:r>
+          </w:p>
+        </w:tc>
+        <w:tc>
+          <w:tcPr/>
+          <w:p>
+            <w:pPr>
+              <w:pStyle w:val="Compact"/>
+            </w:pPr>
+            <w:r>
+              <w:t xml:space="preserve">HXC-001 — CONST-052 rename programme: meta-repo directories still PascalCase — CLOSED (→ Fixed.md)</w:t>
+            </w:r>
+          </w:p>
+        </w:tc>
+      </w:tr>
+      <w:tr>
+        <w:tc>
+          <w:tcPr/>
+          <w:p>
+            <w:pPr>
+              <w:pStyle w:val="Compact"/>
+            </w:pPr>
+            <w:r>
+              <w:t xml:space="preserve">80</w:t>
             </w:r>
           </w:p>
         </w:tc>
@@ -5578,7 +5900,7 @@
               <w:pStyle w:val="Compact"/>
             </w:pPr>
             <w:r>
-              <w:t xml:space="preserve">77</w:t>
+              <w:t xml:space="preserve">81</w:t>
             </w:r>
           </w:p>
         </w:tc>
@@ -5633,6 +5955,74 @@
               <w:pStyle w:val="Compact"/>
             </w:pPr>
             <w:r>
+              <w:t xml:space="preserve">HXC-002 — Round-74 residual LOGIC-class FAILs (CLOSED)</w:t>
+            </w:r>
+          </w:p>
+        </w:tc>
+      </w:tr>
+      <w:tr>
+        <w:tc>
+          <w:tcPr/>
+          <w:p>
+            <w:pPr>
+              <w:pStyle w:val="Compact"/>
+            </w:pPr>
+            <w:r>
+              <w:t xml:space="preserve">82</w:t>
+            </w:r>
+          </w:p>
+        </w:tc>
+        <w:tc>
+          <w:tcPr/>
+          <w:p>
+            <w:pPr>
+              <w:pStyle w:val="Compact"/>
+            </w:pPr>
+            <w:r>
+              <w:t xml:space="preserve">—</w:t>
+            </w:r>
+          </w:p>
+        </w:tc>
+        <w:tc>
+          <w:tcPr/>
+          <w:p>
+            <w:pPr>
+              <w:pStyle w:val="Compact"/>
+            </w:pPr>
+            <w:r>
+              <w:t xml:space="preserve">Fixed (→ Fixed.md)</w:t>
+            </w:r>
+          </w:p>
+        </w:tc>
+        <w:tc>
+          <w:tcPr/>
+          <w:p>
+            <w:pPr>
+              <w:pStyle w:val="Compact"/>
+            </w:pPr>
+            <w:r>
+              <w:t xml:space="preserve">Bug</w:t>
+            </w:r>
+          </w:p>
+        </w:tc>
+        <w:tc>
+          <w:tcPr/>
+          <w:p>
+            <w:pPr>
+              <w:pStyle w:val="Compact"/>
+            </w:pPr>
+            <w:r>
+              <w:t xml:space="preserve">—</w:t>
+            </w:r>
+          </w:p>
+        </w:tc>
+        <w:tc>
+          <w:tcPr/>
+          <w:p>
+            <w:pPr>
+              <w:pStyle w:val="Compact"/>
+            </w:pPr>
+            <w:r>
               <w:t xml:space="preserve">HXC-002 — HXC-002 (ex-ISSUE-006) (partial): HelixMemory LOGIC-class FAIL cleanup</w:t>
             </w:r>
           </w:p>
@@ -5646,7 +6036,7 @@
               <w:pStyle w:val="Compact"/>
             </w:pPr>
             <w:r>
-              <w:t xml:space="preserve">78</w:t>
+              <w:t xml:space="preserve">83</w:t>
             </w:r>
           </w:p>
         </w:tc>
@@ -5714,7 +6104,7 @@
               <w:pStyle w:val="Compact"/>
             </w:pPr>
             <w:r>
-              <w:t xml:space="preserve">79</w:t>
+              <w:t xml:space="preserve">84</w:t>
             </w:r>
           </w:p>
         </w:tc>
@@ -5782,7 +6172,7 @@
               <w:pStyle w:val="Compact"/>
             </w:pPr>
             <w:r>
-              <w:t xml:space="preserve">80</w:t>
+              <w:t xml:space="preserve">85</w:t>
             </w:r>
           </w:p>
         </w:tc>
@@ -5837,6 +6227,74 @@
               <w:pStyle w:val="Compact"/>
             </w:pPr>
             <w:r>
+              <w:t xml:space="preserve">HXC-003 — CONST-046 i18n migration backlog — CLOSED (migrated to docs/Fixed.md)</w:t>
+            </w:r>
+          </w:p>
+        </w:tc>
+      </w:tr>
+      <w:tr>
+        <w:tc>
+          <w:tcPr/>
+          <w:p>
+            <w:pPr>
+              <w:pStyle w:val="Compact"/>
+            </w:pPr>
+            <w:r>
+              <w:t xml:space="preserve">86</w:t>
+            </w:r>
+          </w:p>
+        </w:tc>
+        <w:tc>
+          <w:tcPr/>
+          <w:p>
+            <w:pPr>
+              <w:pStyle w:val="Compact"/>
+            </w:pPr>
+            <w:r>
+              <w:t xml:space="preserve">High</w:t>
+            </w:r>
+          </w:p>
+        </w:tc>
+        <w:tc>
+          <w:tcPr/>
+          <w:p>
+            <w:pPr>
+              <w:pStyle w:val="Compact"/>
+            </w:pPr>
+            <w:r>
+              <w:t xml:space="preserve">Implemented (→ Fixed.md)</w:t>
+            </w:r>
+          </w:p>
+        </w:tc>
+        <w:tc>
+          <w:tcPr/>
+          <w:p>
+            <w:pPr>
+              <w:pStyle w:val="Compact"/>
+            </w:pPr>
+            <w:r>
+              <w:t xml:space="preserve">Feature</w:t>
+            </w:r>
+          </w:p>
+        </w:tc>
+        <w:tc>
+          <w:tcPr/>
+          <w:p>
+            <w:pPr>
+              <w:pStyle w:val="Compact"/>
+            </w:pPr>
+            <w:r>
+              <w:t xml:space="preserve">—</w:t>
+            </w:r>
+          </w:p>
+        </w:tc>
+        <w:tc>
+          <w:tcPr/>
+          <w:p>
+            <w:pPr>
+              <w:pStyle w:val="Compact"/>
+            </w:pPr>
+            <w:r>
               <w:t xml:space="preserve">HXC-003 — HXC-003: CONST-046 i18n migration backlog (no user-facing text hardcoded as static string literals)</w:t>
             </w:r>
           </w:p>
@@ -5850,7 +6308,7 @@
               <w:pStyle w:val="Compact"/>
             </w:pPr>
             <w:r>
-              <w:t xml:space="preserve">81</w:t>
+              <w:t xml:space="preserve">87</w:t>
             </w:r>
           </w:p>
         </w:tc>
@@ -5905,6 +6363,74 @@
               <w:pStyle w:val="Compact"/>
             </w:pPr>
             <w:r>
+              <w:t xml:space="preserve">HXC-004 — Recovery-batch under-verification (40% FAIL rate per round-193 audit)</w:t>
+            </w:r>
+          </w:p>
+        </w:tc>
+      </w:tr>
+      <w:tr>
+        <w:tc>
+          <w:tcPr/>
+          <w:p>
+            <w:pPr>
+              <w:pStyle w:val="Compact"/>
+            </w:pPr>
+            <w:r>
+              <w:t xml:space="preserve">88</w:t>
+            </w:r>
+          </w:p>
+        </w:tc>
+        <w:tc>
+          <w:tcPr/>
+          <w:p>
+            <w:pPr>
+              <w:pStyle w:val="Compact"/>
+            </w:pPr>
+            <w:r>
+              <w:t xml:space="preserve">—</w:t>
+            </w:r>
+          </w:p>
+        </w:tc>
+        <w:tc>
+          <w:tcPr/>
+          <w:p>
+            <w:pPr>
+              <w:pStyle w:val="Compact"/>
+            </w:pPr>
+            <w:r>
+              <w:t xml:space="preserve">Fixed (→ Fixed.md)</w:t>
+            </w:r>
+          </w:p>
+        </w:tc>
+        <w:tc>
+          <w:tcPr/>
+          <w:p>
+            <w:pPr>
+              <w:pStyle w:val="Compact"/>
+            </w:pPr>
+            <w:r>
+              <w:t xml:space="preserve">Bug</w:t>
+            </w:r>
+          </w:p>
+        </w:tc>
+        <w:tc>
+          <w:tcPr/>
+          <w:p>
+            <w:pPr>
+              <w:pStyle w:val="Compact"/>
+            </w:pPr>
+            <w:r>
+              <w:t xml:space="preserve">—</w:t>
+            </w:r>
+          </w:p>
+        </w:tc>
+        <w:tc>
+          <w:tcPr/>
+          <w:p>
+            <w:pPr>
+              <w:pStyle w:val="Compact"/>
+            </w:pPr>
+            <w:r>
               <w:t xml:space="preserve">HXC-004 — HXC-004: recovery-batch 4-package under-verification (llm + logo + notification test-assertion drift + performance translator.go build break)</w:t>
             </w:r>
           </w:p>
@@ -5918,7 +6444,7 @@
               <w:pStyle w:val="Compact"/>
             </w:pPr>
             <w:r>
-              <w:t xml:space="preserve">82</w:t>
+              <w:t xml:space="preserve">89</w:t>
             </w:r>
           </w:p>
         </w:tc>
@@ -5973,7 +6499,7 @@
               <w:pStyle w:val="Compact"/>
             </w:pPr>
             <w:r>
-              <w:t xml:space="preserve">HXC-005 — HXC-005:</w:t>
+              <w:t xml:space="preserve">HXC-005 —</w:t>
             </w:r>
             <w:r>
               <w:t xml:space="preserve"> </w:t>
@@ -6001,7 +6527,90 @@
               <w:pStyle w:val="Compact"/>
             </w:pPr>
             <w:r>
-              <w:t xml:space="preserve">83</w:t>
+              <w:t xml:space="preserve">90</w:t>
+            </w:r>
+          </w:p>
+        </w:tc>
+        <w:tc>
+          <w:tcPr/>
+          <w:p>
+            <w:pPr>
+              <w:pStyle w:val="Compact"/>
+            </w:pPr>
+            <w:r>
+              <w:t xml:space="preserve">—</w:t>
+            </w:r>
+          </w:p>
+        </w:tc>
+        <w:tc>
+          <w:tcPr/>
+          <w:p>
+            <w:pPr>
+              <w:pStyle w:val="Compact"/>
+            </w:pPr>
+            <w:r>
+              <w:t xml:space="preserve">Fixed (→ Fixed.md)</w:t>
+            </w:r>
+          </w:p>
+        </w:tc>
+        <w:tc>
+          <w:tcPr/>
+          <w:p>
+            <w:pPr>
+              <w:pStyle w:val="Compact"/>
+            </w:pPr>
+            <w:r>
+              <w:t xml:space="preserve">Bug</w:t>
+            </w:r>
+          </w:p>
+        </w:tc>
+        <w:tc>
+          <w:tcPr/>
+          <w:p>
+            <w:pPr>
+              <w:pStyle w:val="Compact"/>
+            </w:pPr>
+            <w:r>
+              <w:t xml:space="preserve">—</w:t>
+            </w:r>
+          </w:p>
+        </w:tc>
+        <w:tc>
+          <w:tcPr/>
+          <w:p>
+            <w:pPr>
+              <w:pStyle w:val="Compact"/>
+            </w:pPr>
+            <w:r>
+              <w:t xml:space="preserve">HXC-005 — HXC-005:</w:t>
+            </w:r>
+            <w:r>
+              <w:t xml:space="preserve"> </w:t>
+            </w:r>
+            <w:r>
+              <w:rPr>
+                <w:rStyle w:val="VerbatimChar"/>
+              </w:rPr>
+              <w:t xml:space="preserve">cmd/performance_optimization_standalone/main.go</w:t>
+            </w:r>
+            <w:r>
+              <w:t xml:space="preserve"> </w:t>
+            </w:r>
+            <w:r>
+              <w:t xml:space="preserve">is a CONST-035 simulation bluff</w:t>
+            </w:r>
+          </w:p>
+        </w:tc>
+      </w:tr>
+      <w:tr>
+        <w:tc>
+          <w:tcPr/>
+          <w:p>
+            <w:pPr>
+              <w:pStyle w:val="Compact"/>
+            </w:pPr>
+            <w:r>
+              <w:t xml:space="preserve">91</w:t>
             </w:r>
           </w:p>
         </w:tc>
@@ -6056,6 +6665,74 @@
               <w:pStyle w:val="Compact"/>
             </w:pPr>
             <w:r>
+              <w:t xml:space="preserve">HXC-006 — HelixCode Speed Programme — CLOSED (migrated to docs/Fixed.md)</w:t>
+            </w:r>
+          </w:p>
+        </w:tc>
+      </w:tr>
+      <w:tr>
+        <w:tc>
+          <w:tcPr/>
+          <w:p>
+            <w:pPr>
+              <w:pStyle w:val="Compact"/>
+            </w:pPr>
+            <w:r>
+              <w:t xml:space="preserve">92</w:t>
+            </w:r>
+          </w:p>
+        </w:tc>
+        <w:tc>
+          <w:tcPr/>
+          <w:p>
+            <w:pPr>
+              <w:pStyle w:val="Compact"/>
+            </w:pPr>
+            <w:r>
+              <w:t xml:space="preserve">High</w:t>
+            </w:r>
+          </w:p>
+        </w:tc>
+        <w:tc>
+          <w:tcPr/>
+          <w:p>
+            <w:pPr>
+              <w:pStyle w:val="Compact"/>
+            </w:pPr>
+            <w:r>
+              <w:t xml:space="preserve">Implemented (→ Fixed.md)</w:t>
+            </w:r>
+          </w:p>
+        </w:tc>
+        <w:tc>
+          <w:tcPr/>
+          <w:p>
+            <w:pPr>
+              <w:pStyle w:val="Compact"/>
+            </w:pPr>
+            <w:r>
+              <w:t xml:space="preserve">Feature</w:t>
+            </w:r>
+          </w:p>
+        </w:tc>
+        <w:tc>
+          <w:tcPr/>
+          <w:p>
+            <w:pPr>
+              <w:pStyle w:val="Compact"/>
+            </w:pPr>
+            <w:r>
+              <w:t xml:space="preserve">—</w:t>
+            </w:r>
+          </w:p>
+        </w:tc>
+        <w:tc>
+          <w:tcPr/>
+          <w:p>
+            <w:pPr>
+              <w:pStyle w:val="Compact"/>
+            </w:pPr>
+            <w:r>
               <w:t xml:space="preserve">HXC-006 — HXC-006: HelixCode Speed Programme — 3-5× faster than competitor AI CLI agents (6-phase / 31-task)</w:t>
             </w:r>
           </w:p>
@@ -6069,7 +6746,7 @@
               <w:pStyle w:val="Compact"/>
             </w:pPr>
             <w:r>
-              <w:t xml:space="preserve">84</w:t>
+              <w:t xml:space="preserve">93</w:t>
             </w:r>
           </w:p>
         </w:tc>
@@ -6124,6 +6801,74 @@
               <w:pStyle w:val="Compact"/>
             </w:pPr>
             <w:r>
+              <w:t xml:space="preserve">HXC-007 — Constitution §11.4.68/70-74 cascade + meta-pointer bump — CLOSED (migrated to docs/Fixed.md)</w:t>
+            </w:r>
+          </w:p>
+        </w:tc>
+      </w:tr>
+      <w:tr>
+        <w:tc>
+          <w:tcPr/>
+          <w:p>
+            <w:pPr>
+              <w:pStyle w:val="Compact"/>
+            </w:pPr>
+            <w:r>
+              <w:t xml:space="preserve">94</w:t>
+            </w:r>
+          </w:p>
+        </w:tc>
+        <w:tc>
+          <w:tcPr/>
+          <w:p>
+            <w:pPr>
+              <w:pStyle w:val="Compact"/>
+            </w:pPr>
+            <w:r>
+              <w:t xml:space="preserve">—</w:t>
+            </w:r>
+          </w:p>
+        </w:tc>
+        <w:tc>
+          <w:tcPr/>
+          <w:p>
+            <w:pPr>
+              <w:pStyle w:val="Compact"/>
+            </w:pPr>
+            <w:r>
+              <w:t xml:space="preserve">Completed (→ Fixed.md)</w:t>
+            </w:r>
+          </w:p>
+        </w:tc>
+        <w:tc>
+          <w:tcPr/>
+          <w:p>
+            <w:pPr>
+              <w:pStyle w:val="Compact"/>
+            </w:pPr>
+            <w:r>
+              <w:t xml:space="preserve">Task</w:t>
+            </w:r>
+          </w:p>
+        </w:tc>
+        <w:tc>
+          <w:tcPr/>
+          <w:p>
+            <w:pPr>
+              <w:pStyle w:val="Compact"/>
+            </w:pPr>
+            <w:r>
+              <w:t xml:space="preserve">—</w:t>
+            </w:r>
+          </w:p>
+        </w:tc>
+        <w:tc>
+          <w:tcPr/>
+          <w:p>
+            <w:pPr>
+              <w:pStyle w:val="Compact"/>
+            </w:pPr>
+            <w:r>
               <w:t xml:space="preserve">HXC-007 — HXC-007: Constitution §11.4.68/70-74 cascade + meta-pointer bump</w:t>
             </w:r>
           </w:p>
@@ -6137,7 +6882,7 @@
               <w:pStyle w:val="Compact"/>
             </w:pPr>
             <w:r>
-              <w:t xml:space="preserve">85</w:t>
+              <w:t xml:space="preserve">95</w:t>
             </w:r>
           </w:p>
         </w:tc>
@@ -6192,6 +6937,74 @@
               <w:pStyle w:val="Compact"/>
             </w:pPr>
             <w:r>
+              <w:t xml:space="preserve">HXC-008 — CONST-055 G1 governance gaps surfaced by post-constitution-pull validation sweep — CLOSED (migrated to docs/Fixed.md)</w:t>
+            </w:r>
+          </w:p>
+        </w:tc>
+      </w:tr>
+      <w:tr>
+        <w:tc>
+          <w:tcPr/>
+          <w:p>
+            <w:pPr>
+              <w:pStyle w:val="Compact"/>
+            </w:pPr>
+            <w:r>
+              <w:t xml:space="preserve">96</w:t>
+            </w:r>
+          </w:p>
+        </w:tc>
+        <w:tc>
+          <w:tcPr/>
+          <w:p>
+            <w:pPr>
+              <w:pStyle w:val="Compact"/>
+            </w:pPr>
+            <w:r>
+              <w:t xml:space="preserve">—</w:t>
+            </w:r>
+          </w:p>
+        </w:tc>
+        <w:tc>
+          <w:tcPr/>
+          <w:p>
+            <w:pPr>
+              <w:pStyle w:val="Compact"/>
+            </w:pPr>
+            <w:r>
+              <w:t xml:space="preserve">Fixed (→ Fixed.md)</w:t>
+            </w:r>
+          </w:p>
+        </w:tc>
+        <w:tc>
+          <w:tcPr/>
+          <w:p>
+            <w:pPr>
+              <w:pStyle w:val="Compact"/>
+            </w:pPr>
+            <w:r>
+              <w:t xml:space="preserve">Bug</w:t>
+            </w:r>
+          </w:p>
+        </w:tc>
+        <w:tc>
+          <w:tcPr/>
+          <w:p>
+            <w:pPr>
+              <w:pStyle w:val="Compact"/>
+            </w:pPr>
+            <w:r>
+              <w:t xml:space="preserve">—</w:t>
+            </w:r>
+          </w:p>
+        </w:tc>
+        <w:tc>
+          <w:tcPr/>
+          <w:p>
+            <w:pPr>
+              <w:pStyle w:val="Compact"/>
+            </w:pPr>
+            <w:r>
               <w:t xml:space="preserve">HXC-008 — HXC-008: CONST-055 G1 governance gaps surfaced by post-constitution-pull validation sweep</w:t>
             </w:r>
           </w:p>
@@ -6205,7 +7018,7 @@
               <w:pStyle w:val="Compact"/>
             </w:pPr>
             <w:r>
-              <w:t xml:space="preserve">86</w:t>
+              <w:t xml:space="preserve">97</w:t>
             </w:r>
           </w:p>
         </w:tc>
@@ -6260,6 +7073,74 @@
               <w:pStyle w:val="Compact"/>
             </w:pPr>
             <w:r>
+              <w:t xml:space="preserve">HXC-009 — Owned-submodule GitHub ↔ GitLab mirror-divergence reconciliation — CLOSED (migrated to docs/Fixed.md)</w:t>
+            </w:r>
+          </w:p>
+        </w:tc>
+      </w:tr>
+      <w:tr>
+        <w:tc>
+          <w:tcPr/>
+          <w:p>
+            <w:pPr>
+              <w:pStyle w:val="Compact"/>
+            </w:pPr>
+            <w:r>
+              <w:t xml:space="preserve">98</w:t>
+            </w:r>
+          </w:p>
+        </w:tc>
+        <w:tc>
+          <w:tcPr/>
+          <w:p>
+            <w:pPr>
+              <w:pStyle w:val="Compact"/>
+            </w:pPr>
+            <w:r>
+              <w:t xml:space="preserve">—</w:t>
+            </w:r>
+          </w:p>
+        </w:tc>
+        <w:tc>
+          <w:tcPr/>
+          <w:p>
+            <w:pPr>
+              <w:pStyle w:val="Compact"/>
+            </w:pPr>
+            <w:r>
+              <w:t xml:space="preserve">Completed (→ Fixed.md)</w:t>
+            </w:r>
+          </w:p>
+        </w:tc>
+        <w:tc>
+          <w:tcPr/>
+          <w:p>
+            <w:pPr>
+              <w:pStyle w:val="Compact"/>
+            </w:pPr>
+            <w:r>
+              <w:t xml:space="preserve">Task</w:t>
+            </w:r>
+          </w:p>
+        </w:tc>
+        <w:tc>
+          <w:tcPr/>
+          <w:p>
+            <w:pPr>
+              <w:pStyle w:val="Compact"/>
+            </w:pPr>
+            <w:r>
+              <w:t xml:space="preserve">—</w:t>
+            </w:r>
+          </w:p>
+        </w:tc>
+        <w:tc>
+          <w:tcPr/>
+          <w:p>
+            <w:pPr>
+              <w:pStyle w:val="Compact"/>
+            </w:pPr>
+            <w:r>
               <w:t xml:space="preserve">HXC-009 — HXC-009: Owned-submodule GitHub ↔ GitLab mirror-divergence reconciliation</w:t>
             </w:r>
           </w:p>
@@ -6273,7 +7154,7 @@
               <w:pStyle w:val="Compact"/>
             </w:pPr>
             <w:r>
-              <w:t xml:space="preserve">87</w:t>
+              <w:t xml:space="preserve">99</w:t>
             </w:r>
           </w:p>
         </w:tc>
@@ -6328,6 +7209,74 @@
               <w:pStyle w:val="Compact"/>
             </w:pPr>
             <w:r>
+              <w:t xml:space="preserve">HXC-010 — End-to-end Kimi CLI + Qwen Code CodeGraph verification — CLOSED (migrated to docs/Fixed.md)</w:t>
+            </w:r>
+          </w:p>
+        </w:tc>
+      </w:tr>
+      <w:tr>
+        <w:tc>
+          <w:tcPr/>
+          <w:p>
+            <w:pPr>
+              <w:pStyle w:val="Compact"/>
+            </w:pPr>
+            <w:r>
+              <w:t xml:space="preserve">100</w:t>
+            </w:r>
+          </w:p>
+        </w:tc>
+        <w:tc>
+          <w:tcPr/>
+          <w:p>
+            <w:pPr>
+              <w:pStyle w:val="Compact"/>
+            </w:pPr>
+            <w:r>
+              <w:t xml:space="preserve">—</w:t>
+            </w:r>
+          </w:p>
+        </w:tc>
+        <w:tc>
+          <w:tcPr/>
+          <w:p>
+            <w:pPr>
+              <w:pStyle w:val="Compact"/>
+            </w:pPr>
+            <w:r>
+              <w:t xml:space="preserve">Completed (→ Fixed.md)</w:t>
+            </w:r>
+          </w:p>
+        </w:tc>
+        <w:tc>
+          <w:tcPr/>
+          <w:p>
+            <w:pPr>
+              <w:pStyle w:val="Compact"/>
+            </w:pPr>
+            <w:r>
+              <w:t xml:space="preserve">Task</w:t>
+            </w:r>
+          </w:p>
+        </w:tc>
+        <w:tc>
+          <w:tcPr/>
+          <w:p>
+            <w:pPr>
+              <w:pStyle w:val="Compact"/>
+            </w:pPr>
+            <w:r>
+              <w:t xml:space="preserve">—</w:t>
+            </w:r>
+          </w:p>
+        </w:tc>
+        <w:tc>
+          <w:tcPr/>
+          <w:p>
+            <w:pPr>
+              <w:pStyle w:val="Compact"/>
+            </w:pPr>
+            <w:r>
               <w:t xml:space="preserve">HXC-010 — HXC-010: End-to-end Kimi CLI + Qwen Code CodeGraph verification (operator-blocked on LLM backend quota/credentials)</w:t>
             </w:r>
           </w:p>
@@ -6341,7 +7290,7 @@
               <w:pStyle w:val="Compact"/>
             </w:pPr>
             <w:r>
-              <w:t xml:space="preserve">88</w:t>
+              <w:t xml:space="preserve">101</w:t>
             </w:r>
           </w:p>
         </w:tc>
@@ -6430,7 +7379,7 @@
               <w:pStyle w:val="Compact"/>
             </w:pPr>
             <w:r>
-              <w:t xml:space="preserve">89</w:t>
+              <w:t xml:space="preserve">102</w:t>
             </w:r>
           </w:p>
         </w:tc>
@@ -6513,7 +7462,75 @@
               <w:pStyle w:val="Compact"/>
             </w:pPr>
             <w:r>
-              <w:t xml:space="preserve">90</w:t>
+              <w:t xml:space="preserve">103</w:t>
+            </w:r>
+          </w:p>
+        </w:tc>
+        <w:tc>
+          <w:tcPr/>
+          <w:p>
+            <w:pPr>
+              <w:pStyle w:val="Compact"/>
+            </w:pPr>
+            <w:r>
+              <w:t xml:space="preserve">—</w:t>
+            </w:r>
+          </w:p>
+        </w:tc>
+        <w:tc>
+          <w:tcPr/>
+          <w:p>
+            <w:pPr>
+              <w:pStyle w:val="Compact"/>
+            </w:pPr>
+            <w:r>
+              <w:t xml:space="preserve">Implemented (→ Fixed.md)</w:t>
+            </w:r>
+          </w:p>
+        </w:tc>
+        <w:tc>
+          <w:tcPr/>
+          <w:p>
+            <w:pPr>
+              <w:pStyle w:val="Compact"/>
+            </w:pPr>
+            <w:r>
+              <w:t xml:space="preserve">Feature</w:t>
+            </w:r>
+          </w:p>
+        </w:tc>
+        <w:tc>
+          <w:tcPr/>
+          <w:p>
+            <w:pPr>
+              <w:pStyle w:val="Compact"/>
+            </w:pPr>
+            <w:r>
+              <w:t xml:space="preserve">—</w:t>
+            </w:r>
+          </w:p>
+        </w:tc>
+        <w:tc>
+          <w:tcPr/>
+          <w:p>
+            <w:pPr>
+              <w:pStyle w:val="Compact"/>
+            </w:pPr>
+            <w:r>
+              <w:t xml:space="preserve">HXC-013 — Adopt SQLite-backed single-source-of-truth for workable items (§11.4.93/95)</w:t>
+            </w:r>
+          </w:p>
+        </w:tc>
+      </w:tr>
+      <w:tr>
+        <w:tc>
+          <w:tcPr/>
+          <w:p>
+            <w:pPr>
+              <w:pStyle w:val="Compact"/>
+            </w:pPr>
+            <w:r>
+              <w:t xml:space="preserve">104</w:t>
             </w:r>
           </w:p>
         </w:tc>
@@ -6568,6 +7585,278 @@
               <w:pStyle w:val="Compact"/>
             </w:pPr>
             <w:r>
+              <w:t xml:space="preserve">HXC-014 — Stress + chaos test coverage (§11.4.85)</w:t>
+            </w:r>
+          </w:p>
+        </w:tc>
+      </w:tr>
+      <w:tr>
+        <w:tc>
+          <w:tcPr/>
+          <w:p>
+            <w:pPr>
+              <w:pStyle w:val="Compact"/>
+            </w:pPr>
+            <w:r>
+              <w:t xml:space="preserve">105</w:t>
+            </w:r>
+          </w:p>
+        </w:tc>
+        <w:tc>
+          <w:tcPr/>
+          <w:p>
+            <w:pPr>
+              <w:pStyle w:val="Compact"/>
+            </w:pPr>
+            <w:r>
+              <w:t xml:space="preserve">Medium (latent: requires SetTranslator() concurrent with tr(); existing -race tests pass because SetTranslator is boot-only in practice)</w:t>
+            </w:r>
+          </w:p>
+        </w:tc>
+        <w:tc>
+          <w:tcPr/>
+          <w:p>
+            <w:pPr>
+              <w:pStyle w:val="Compact"/>
+            </w:pPr>
+            <w:r>
+              <w:t xml:space="preserve">Fixed (→ Fixed.md)</w:t>
+            </w:r>
+          </w:p>
+        </w:tc>
+        <w:tc>
+          <w:tcPr/>
+          <w:p>
+            <w:pPr>
+              <w:pStyle w:val="Compact"/>
+            </w:pPr>
+            <w:r>
+              <w:t xml:space="preserve">Bug</w:t>
+            </w:r>
+          </w:p>
+        </w:tc>
+        <w:tc>
+          <w:tcPr/>
+          <w:p>
+            <w:pPr>
+              <w:pStyle w:val="Compact"/>
+            </w:pPr>
+            <w:r>
+              <w:t xml:space="preserve">—</w:t>
+            </w:r>
+          </w:p>
+        </w:tc>
+        <w:tc>
+          <w:tcPr/>
+          <w:p>
+            <w:pPr>
+              <w:pStyle w:val="Compact"/>
+            </w:pPr>
+            <w:r>
+              <w:t xml:space="preserve">HXC-014b — Systemic unguarded i18n translator.go data-race + panic-crash (cross-package)</w:t>
+            </w:r>
+          </w:p>
+        </w:tc>
+      </w:tr>
+      <w:tr>
+        <w:tc>
+          <w:tcPr/>
+          <w:p>
+            <w:pPr>
+              <w:pStyle w:val="Compact"/>
+            </w:pPr>
+            <w:r>
+              <w:t xml:space="preserve">106</w:t>
+            </w:r>
+          </w:p>
+        </w:tc>
+        <w:tc>
+          <w:tcPr/>
+          <w:p>
+            <w:pPr>
+              <w:pStyle w:val="Compact"/>
+            </w:pPr>
+            <w:r>
+              <w:t xml:space="preserve">—</w:t>
+            </w:r>
+          </w:p>
+        </w:tc>
+        <w:tc>
+          <w:tcPr/>
+          <w:p>
+            <w:pPr>
+              <w:pStyle w:val="Compact"/>
+            </w:pPr>
+            <w:r>
+              <w:t xml:space="preserve">Completed (→ Fixed.md)</w:t>
+            </w:r>
+          </w:p>
+        </w:tc>
+        <w:tc>
+          <w:tcPr/>
+          <w:p>
+            <w:pPr>
+              <w:pStyle w:val="Compact"/>
+            </w:pPr>
+            <w:r>
+              <w:t xml:space="preserve">Task</w:t>
+            </w:r>
+          </w:p>
+        </w:tc>
+        <w:tc>
+          <w:tcPr/>
+          <w:p>
+            <w:pPr>
+              <w:pStyle w:val="Compact"/>
+            </w:pPr>
+            <w:r>
+              <w:t xml:space="preserve">—</w:t>
+            </w:r>
+          </w:p>
+        </w:tc>
+        <w:tc>
+          <w:tcPr/>
+          <w:p>
+            <w:pPr>
+              <w:pStyle w:val="Compact"/>
+            </w:pPr>
+            <w:r>
+              <w:t xml:space="preserve">HXC-015 — Cross-platform parity (§11.4.81) — **Closure (2026-05-28, subagent-driven §11.</w:t>
+            </w:r>
+          </w:p>
+        </w:tc>
+      </w:tr>
+      <w:tr>
+        <w:tc>
+          <w:tcPr/>
+          <w:p>
+            <w:pPr>
+              <w:pStyle w:val="Compact"/>
+            </w:pPr>
+            <w:r>
+              <w:t xml:space="preserve">107</w:t>
+            </w:r>
+          </w:p>
+        </w:tc>
+        <w:tc>
+          <w:tcPr/>
+          <w:p>
+            <w:pPr>
+              <w:pStyle w:val="Compact"/>
+            </w:pPr>
+            <w:r>
+              <w:t xml:space="preserve">—</w:t>
+            </w:r>
+          </w:p>
+        </w:tc>
+        <w:tc>
+          <w:tcPr/>
+          <w:p>
+            <w:pPr>
+              <w:pStyle w:val="Compact"/>
+            </w:pPr>
+            <w:r>
+              <w:t xml:space="preserve">Completed (→ Fixed.md)</w:t>
+            </w:r>
+          </w:p>
+        </w:tc>
+        <w:tc>
+          <w:tcPr/>
+          <w:p>
+            <w:pPr>
+              <w:pStyle w:val="Compact"/>
+            </w:pPr>
+            <w:r>
+              <w:t xml:space="preserve">Task</w:t>
+            </w:r>
+          </w:p>
+        </w:tc>
+        <w:tc>
+          <w:tcPr/>
+          <w:p>
+            <w:pPr>
+              <w:pStyle w:val="Compact"/>
+            </w:pPr>
+            <w:r>
+              <w:t xml:space="preserve">—</w:t>
+            </w:r>
+          </w:p>
+        </w:tc>
+        <w:tc>
+          <w:tcPr/>
+          <w:p>
+            <w:pPr>
+              <w:pStyle w:val="Compact"/>
+            </w:pPr>
+            <w:r>
+              <w:t xml:space="preserve">HXC-016 — §11.4.69–97 governance cascade into owned submodules (CONST-047/§3) — CLOSED (→ Fixed.md)</w:t>
+            </w:r>
+          </w:p>
+        </w:tc>
+      </w:tr>
+      <w:tr>
+        <w:tc>
+          <w:tcPr/>
+          <w:p>
+            <w:pPr>
+              <w:pStyle w:val="Compact"/>
+            </w:pPr>
+            <w:r>
+              <w:t xml:space="preserve">108</w:t>
+            </w:r>
+          </w:p>
+        </w:tc>
+        <w:tc>
+          <w:tcPr/>
+          <w:p>
+            <w:pPr>
+              <w:pStyle w:val="Compact"/>
+            </w:pPr>
+            <w:r>
+              <w:t xml:space="preserve">—</w:t>
+            </w:r>
+          </w:p>
+        </w:tc>
+        <w:tc>
+          <w:tcPr/>
+          <w:p>
+            <w:pPr>
+              <w:pStyle w:val="Compact"/>
+            </w:pPr>
+            <w:r>
+              <w:t xml:space="preserve">Completed (→ Fixed.md)</w:t>
+            </w:r>
+          </w:p>
+        </w:tc>
+        <w:tc>
+          <w:tcPr/>
+          <w:p>
+            <w:pPr>
+              <w:pStyle w:val="Compact"/>
+            </w:pPr>
+            <w:r>
+              <w:t xml:space="preserve">Task</w:t>
+            </w:r>
+          </w:p>
+        </w:tc>
+        <w:tc>
+          <w:tcPr/>
+          <w:p>
+            <w:pPr>
+              <w:pStyle w:val="Compact"/>
+            </w:pPr>
+            <w:r>
+              <w:t xml:space="preserve">—</w:t>
+            </w:r>
+          </w:p>
+        </w:tc>
+        <w:tc>
+          <w:tcPr/>
+          <w:p>
+            <w:pPr>
+              <w:pStyle w:val="Compact"/>
+            </w:pPr>
+            <w:r>
               <w:t xml:space="preserve">HXC-016 — HXC-016: §11.4.69–97 governance cascade into all owned submodules + mechanical propagation gate (CONST-047/§3, §11.4.32)</w:t>
             </w:r>
           </w:p>
@@ -6581,7 +7870,75 @@
               <w:pStyle w:val="Compact"/>
             </w:pPr>
             <w:r>
-              <w:t xml:space="preserve">91</w:t>
+              <w:t xml:space="preserve">109</w:t>
+            </w:r>
+          </w:p>
+        </w:tc>
+        <w:tc>
+          <w:tcPr/>
+          <w:p>
+            <w:pPr>
+              <w:pStyle w:val="Compact"/>
+            </w:pPr>
+            <w:r>
+              <w:t xml:space="preserve">—</w:t>
+            </w:r>
+          </w:p>
+        </w:tc>
+        <w:tc>
+          <w:tcPr/>
+          <w:p>
+            <w:pPr>
+              <w:pStyle w:val="Compact"/>
+            </w:pPr>
+            <w:r>
+              <w:t xml:space="preserve">Completed (→ Fixed.md)</w:t>
+            </w:r>
+          </w:p>
+        </w:tc>
+        <w:tc>
+          <w:tcPr/>
+          <w:p>
+            <w:pPr>
+              <w:pStyle w:val="Compact"/>
+            </w:pPr>
+            <w:r>
+              <w:t xml:space="preserve">Task</w:t>
+            </w:r>
+          </w:p>
+        </w:tc>
+        <w:tc>
+          <w:tcPr/>
+          <w:p>
+            <w:pPr>
+              <w:pStyle w:val="Compact"/>
+            </w:pPr>
+            <w:r>
+              <w:t xml:space="preserve">—</w:t>
+            </w:r>
+          </w:p>
+        </w:tc>
+        <w:tc>
+          <w:tcPr/>
+          <w:p>
+            <w:pPr>
+              <w:pStyle w:val="Compact"/>
+            </w:pPr>
+            <w:r>
+              <w:t xml:space="preserve">HXC-017 — CodeGraph own-org submodule indexing + update automation (§11.4.79/80) — CLOSED (→ Fixed.md)</w:t>
+            </w:r>
+          </w:p>
+        </w:tc>
+      </w:tr>
+      <w:tr>
+        <w:tc>
+          <w:tcPr/>
+          <w:p>
+            <w:pPr>
+              <w:pStyle w:val="Compact"/>
+            </w:pPr>
+            <w:r>
+              <w:t xml:space="preserve">110</w:t>
             </w:r>
           </w:p>
         </w:tc>
@@ -6661,7 +8018,143 @@
               <w:pStyle w:val="Compact"/>
             </w:pPr>
             <w:r>
-              <w:t xml:space="preserve">92</w:t>
+              <w:t xml:space="preserve">111</w:t>
+            </w:r>
+          </w:p>
+        </w:tc>
+        <w:tc>
+          <w:tcPr/>
+          <w:p>
+            <w:pPr>
+              <w:pStyle w:val="Compact"/>
+            </w:pPr>
+            <w:r>
+              <w:t xml:space="preserve">—</w:t>
+            </w:r>
+          </w:p>
+        </w:tc>
+        <w:tc>
+          <w:tcPr/>
+          <w:p>
+            <w:pPr>
+              <w:pStyle w:val="Compact"/>
+            </w:pPr>
+            <w:r>
+              <w:t xml:space="preserve">Completed (→ Fixed.md)</w:t>
+            </w:r>
+          </w:p>
+        </w:tc>
+        <w:tc>
+          <w:tcPr/>
+          <w:p>
+            <w:pPr>
+              <w:pStyle w:val="Compact"/>
+            </w:pPr>
+            <w:r>
+              <w:t xml:space="preserve">Task</w:t>
+            </w:r>
+          </w:p>
+        </w:tc>
+        <w:tc>
+          <w:tcPr/>
+          <w:p>
+            <w:pPr>
+              <w:pStyle w:val="Compact"/>
+            </w:pPr>
+            <w:r>
+              <w:t xml:space="preserve">—</w:t>
+            </w:r>
+          </w:p>
+        </w:tc>
+        <w:tc>
+          <w:tcPr/>
+          <w:p>
+            <w:pPr>
+              <w:pStyle w:val="Compact"/>
+            </w:pPr>
+            <w:r>
+              <w:t xml:space="preserve">HXC-018 — Obsolete status (§11.4.90) + summary-doc clarity (§11.4.91) tracker tooling</w:t>
+            </w:r>
+          </w:p>
+        </w:tc>
+      </w:tr>
+      <w:tr>
+        <w:tc>
+          <w:tcPr/>
+          <w:p>
+            <w:pPr>
+              <w:pStyle w:val="Compact"/>
+            </w:pPr>
+            <w:r>
+              <w:t xml:space="preserve">112</w:t>
+            </w:r>
+          </w:p>
+        </w:tc>
+        <w:tc>
+          <w:tcPr/>
+          <w:p>
+            <w:pPr>
+              <w:pStyle w:val="Compact"/>
+            </w:pPr>
+            <w:r>
+              <w:t xml:space="preserve">—</w:t>
+            </w:r>
+          </w:p>
+        </w:tc>
+        <w:tc>
+          <w:tcPr/>
+          <w:p>
+            <w:pPr>
+              <w:pStyle w:val="Compact"/>
+            </w:pPr>
+            <w:r>
+              <w:t xml:space="preserve">Completed (→ Fixed.md)</w:t>
+            </w:r>
+          </w:p>
+        </w:tc>
+        <w:tc>
+          <w:tcPr/>
+          <w:p>
+            <w:pPr>
+              <w:pStyle w:val="Compact"/>
+            </w:pPr>
+            <w:r>
+              <w:t xml:space="preserve">Task</w:t>
+            </w:r>
+          </w:p>
+        </w:tc>
+        <w:tc>
+          <w:tcPr/>
+          <w:p>
+            <w:pPr>
+              <w:pStyle w:val="Compact"/>
+            </w:pPr>
+            <w:r>
+              <w:t xml:space="preserve">—</w:t>
+            </w:r>
+          </w:p>
+        </w:tc>
+        <w:tc>
+          <w:tcPr/>
+          <w:p>
+            <w:pPr>
+              <w:pStyle w:val="Compact"/>
+            </w:pPr>
+            <w:r>
+              <w:t xml:space="preserve">HXC-019 — docs/qa/ end-user evidence tree (§11.4.83)</w:t>
+            </w:r>
+          </w:p>
+        </w:tc>
+      </w:tr>
+      <w:tr>
+        <w:tc>
+          <w:tcPr/>
+          <w:p>
+            <w:pPr>
+              <w:pStyle w:val="Compact"/>
+            </w:pPr>
+            <w:r>
+              <w:t xml:space="preserve">113</w:t>
             </w:r>
           </w:p>
         </w:tc>
@@ -6759,7 +8252,7 @@
               <w:pStyle w:val="Compact"/>
             </w:pPr>
             <w:r>
-              <w:t xml:space="preserve">93</w:t>
+              <w:t xml:space="preserve">114</w:t>
             </w:r>
           </w:p>
         </w:tc>
@@ -6814,6 +8307,74 @@
               <w:pStyle w:val="Compact"/>
             </w:pPr>
             <w:r>
+              <w:t xml:space="preserve">HXC-022 — test_bank platform + integration packages do not compile (pre-existing) — CLOSED (→ Fixed.md)</w:t>
+            </w:r>
+          </w:p>
+        </w:tc>
+      </w:tr>
+      <w:tr>
+        <w:tc>
+          <w:tcPr/>
+          <w:p>
+            <w:pPr>
+              <w:pStyle w:val="Compact"/>
+            </w:pPr>
+            <w:r>
+              <w:t xml:space="preserve">115</w:t>
+            </w:r>
+          </w:p>
+        </w:tc>
+        <w:tc>
+          <w:tcPr/>
+          <w:p>
+            <w:pPr>
+              <w:pStyle w:val="Compact"/>
+            </w:pPr>
+            <w:r>
+              <w:t xml:space="preserve">—</w:t>
+            </w:r>
+          </w:p>
+        </w:tc>
+        <w:tc>
+          <w:tcPr/>
+          <w:p>
+            <w:pPr>
+              <w:pStyle w:val="Compact"/>
+            </w:pPr>
+            <w:r>
+              <w:t xml:space="preserve">Fixed (→ Fixed.md)</w:t>
+            </w:r>
+          </w:p>
+        </w:tc>
+        <w:tc>
+          <w:tcPr/>
+          <w:p>
+            <w:pPr>
+              <w:pStyle w:val="Compact"/>
+            </w:pPr>
+            <w:r>
+              <w:t xml:space="preserve">Bug</w:t>
+            </w:r>
+          </w:p>
+        </w:tc>
+        <w:tc>
+          <w:tcPr/>
+          <w:p>
+            <w:pPr>
+              <w:pStyle w:val="Compact"/>
+            </w:pPr>
+            <w:r>
+              <w:t xml:space="preserve">—</w:t>
+            </w:r>
+          </w:p>
+        </w:tc>
+        <w:tc>
+          <w:tcPr/>
+          <w:p>
+            <w:pPr>
+              <w:pStyle w:val="Compact"/>
+            </w:pPr>
+            <w:r>
               <w:t xml:space="preserve">HXC-022 — HXC-022: test_bank platform+integration packages did not compile — half-written stubs + root package-name collision (anti-bluff: an uncompilable test package never runs)</w:t>
             </w:r>
           </w:p>
@@ -6827,7 +8388,7 @@
               <w:pStyle w:val="Compact"/>
             </w:pPr>
             <w:r>
-              <w:t xml:space="preserve">94</w:t>
+              <w:t xml:space="preserve">116</w:t>
             </w:r>
           </w:p>
         </w:tc>
@@ -6882,7 +8443,7 @@
               <w:pStyle w:val="Compact"/>
             </w:pPr>
             <w:r>
-              <w:t xml:space="preserve">HXC-023 — HXC-023: literal-true</w:t>
+              <w:t xml:space="preserve">HXC-023 —</w:t>
             </w:r>
             <w:r>
               <w:t xml:space="preserve"> </w:t>
@@ -6894,7 +8455,13 @@
               <w:t xml:space="preserve">Assert(true,…)</w:t>
             </w:r>
             <w:r>
+              <w:t xml:space="preserve"> </w:t>
+            </w:r>
+            <w:r>
               <w:t xml:space="preserve">/</w:t>
+            </w:r>
+            <w:r>
+              <w:t xml:space="preserve"> </w:t>
             </w:r>
             <w:r>
               <w:rPr>
@@ -6906,6 +8473,98 @@
               <w:t xml:space="preserve"> </w:t>
             </w:r>
             <w:r>
+              <w:t xml:space="preserve">literal-true bluffs across test_bank — CLOSED (→ Fixed.md)</w:t>
+            </w:r>
+          </w:p>
+        </w:tc>
+      </w:tr>
+      <w:tr>
+        <w:tc>
+          <w:tcPr/>
+          <w:p>
+            <w:pPr>
+              <w:pStyle w:val="Compact"/>
+            </w:pPr>
+            <w:r>
+              <w:t xml:space="preserve">117</w:t>
+            </w:r>
+          </w:p>
+        </w:tc>
+        <w:tc>
+          <w:tcPr/>
+          <w:p>
+            <w:pPr>
+              <w:pStyle w:val="Compact"/>
+            </w:pPr>
+            <w:r>
+              <w:t xml:space="preserve">—</w:t>
+            </w:r>
+          </w:p>
+        </w:tc>
+        <w:tc>
+          <w:tcPr/>
+          <w:p>
+            <w:pPr>
+              <w:pStyle w:val="Compact"/>
+            </w:pPr>
+            <w:r>
+              <w:t xml:space="preserve">Fixed (→ Fixed.md)</w:t>
+            </w:r>
+          </w:p>
+        </w:tc>
+        <w:tc>
+          <w:tcPr/>
+          <w:p>
+            <w:pPr>
+              <w:pStyle w:val="Compact"/>
+            </w:pPr>
+            <w:r>
+              <w:t xml:space="preserve">Bug</w:t>
+            </w:r>
+          </w:p>
+        </w:tc>
+        <w:tc>
+          <w:tcPr/>
+          <w:p>
+            <w:pPr>
+              <w:pStyle w:val="Compact"/>
+            </w:pPr>
+            <w:r>
+              <w:t xml:space="preserve">—</w:t>
+            </w:r>
+          </w:p>
+        </w:tc>
+        <w:tc>
+          <w:tcPr/>
+          <w:p>
+            <w:pPr>
+              <w:pStyle w:val="Compact"/>
+            </w:pPr>
+            <w:r>
+              <w:t xml:space="preserve">HXC-023 — HXC-023: literal-true</w:t>
+            </w:r>
+            <w:r>
+              <w:t xml:space="preserve"> </w:t>
+            </w:r>
+            <w:r>
+              <w:rPr>
+                <w:rStyle w:val="VerbatimChar"/>
+              </w:rPr>
+              <w:t xml:space="preserve">Assert(true,…)</w:t>
+            </w:r>
+            <w:r>
+              <w:t xml:space="preserve">/</w:t>
+            </w:r>
+            <w:r>
+              <w:rPr>
+                <w:rStyle w:val="VerbatimChar"/>
+              </w:rPr>
+              <w:t xml:space="preserve">AssertTrue(true,…)</w:t>
+            </w:r>
+            <w:r>
+              <w:t xml:space="preserve"> </w:t>
+            </w:r>
+            <w:r>
               <w:t xml:space="preserve">PASS-bluffs across the e2e test banks (report PASS without exercising behaviour)</w:t>
             </w:r>
           </w:p>
@@ -6919,7 +8578,90 @@
               <w:pStyle w:val="Compact"/>
             </w:pPr>
             <w:r>
-              <w:t xml:space="preserve">95</w:t>
+              <w:t xml:space="preserve">118</w:t>
+            </w:r>
+          </w:p>
+        </w:tc>
+        <w:tc>
+          <w:tcPr/>
+          <w:p>
+            <w:pPr>
+              <w:pStyle w:val="Compact"/>
+            </w:pPr>
+            <w:r>
+              <w:t xml:space="preserve">Medium (CONST-050(B): the llm integration suite cannot compile/run; masks integration regressions + blocks the new ollama integration stress/chaos tests from running via the normal path)</w:t>
+            </w:r>
+          </w:p>
+        </w:tc>
+        <w:tc>
+          <w:tcPr/>
+          <w:p>
+            <w:pPr>
+              <w:pStyle w:val="Compact"/>
+            </w:pPr>
+            <w:r>
+              <w:t xml:space="preserve">Fixed (→ Fixed.md)</w:t>
+            </w:r>
+          </w:p>
+        </w:tc>
+        <w:tc>
+          <w:tcPr/>
+          <w:p>
+            <w:pPr>
+              <w:pStyle w:val="Compact"/>
+            </w:pPr>
+            <w:r>
+              <w:t xml:space="preserve">Bug</w:t>
+            </w:r>
+          </w:p>
+        </w:tc>
+        <w:tc>
+          <w:tcPr/>
+          <w:p>
+            <w:pPr>
+              <w:pStyle w:val="Compact"/>
+            </w:pPr>
+            <w:r>
+              <w:t xml:space="preserve">—</w:t>
+            </w:r>
+          </w:p>
+        </w:tc>
+        <w:tc>
+          <w:tcPr/>
+          <w:p>
+            <w:pPr>
+              <w:pStyle w:val="Compact"/>
+            </w:pPr>
+            <w:r>
+              <w:t xml:space="preserve">HXC-024 — internal/llm</w:t>
+            </w:r>
+            <w:r>
+              <w:t xml:space="preserve"> </w:t>
+            </w:r>
+            <w:r>
+              <w:rPr>
+                <w:rStyle w:val="VerbatimChar"/>
+              </w:rPr>
+              <w:t xml:space="preserve">-tags=integration</w:t>
+            </w:r>
+            <w:r>
+              <w:t xml:space="preserve"> </w:t>
+            </w:r>
+            <w:r>
+              <w:t xml:space="preserve">build broken (stale tests reference deleted providers)</w:t>
+            </w:r>
+          </w:p>
+        </w:tc>
+      </w:tr>
+      <w:tr>
+        <w:tc>
+          <w:tcPr/>
+          <w:p>
+            <w:pPr>
+              <w:pStyle w:val="Compact"/>
+            </w:pPr>
+            <w:r>
+              <w:t xml:space="preserve">119</w:t>
             </w:r>
           </w:p>
         </w:tc>
@@ -6974,6 +8716,346 @@
               <w:pStyle w:val="Compact"/>
             </w:pPr>
             <w:r>
+              <w:t xml:space="preserve">HXC-025 — Constitution §11.4.98/99/101 cascade (CONST-047/§3/§11.4.26)</w:t>
+            </w:r>
+          </w:p>
+        </w:tc>
+      </w:tr>
+      <w:tr>
+        <w:tc>
+          <w:tcPr/>
+          <w:p>
+            <w:pPr>
+              <w:pStyle w:val="Compact"/>
+            </w:pPr>
+            <w:r>
+              <w:t xml:space="preserve">120</w:t>
+            </w:r>
+          </w:p>
+        </w:tc>
+        <w:tc>
+          <w:tcPr/>
+          <w:p>
+            <w:pPr>
+              <w:pStyle w:val="Compact"/>
+            </w:pPr>
+            <w:r>
+              <w:t xml:space="preserve">—</w:t>
+            </w:r>
+          </w:p>
+        </w:tc>
+        <w:tc>
+          <w:tcPr/>
+          <w:p>
+            <w:pPr>
+              <w:pStyle w:val="Compact"/>
+            </w:pPr>
+            <w:r>
+              <w:t xml:space="preserve">Completed (→ Fixed.md)</w:t>
+            </w:r>
+          </w:p>
+        </w:tc>
+        <w:tc>
+          <w:tcPr/>
+          <w:p>
+            <w:pPr>
+              <w:pStyle w:val="Compact"/>
+            </w:pPr>
+            <w:r>
+              <w:t xml:space="preserve">Task</w:t>
+            </w:r>
+          </w:p>
+        </w:tc>
+        <w:tc>
+          <w:tcPr/>
+          <w:p>
+            <w:pPr>
+              <w:pStyle w:val="Compact"/>
+            </w:pPr>
+            <w:r>
+              <w:t xml:space="preserve">—</w:t>
+            </w:r>
+          </w:p>
+        </w:tc>
+        <w:tc>
+          <w:tcPr/>
+          <w:p>
+            <w:pPr>
+              <w:pStyle w:val="Compact"/>
+            </w:pPr>
+            <w:r>
+              <w:t xml:space="preserve">HXC-026 — workable-items md↔db sync gate (§11.4.93/95 follow-up)</w:t>
+            </w:r>
+          </w:p>
+        </w:tc>
+      </w:tr>
+      <w:tr>
+        <w:tc>
+          <w:tcPr/>
+          <w:p>
+            <w:pPr>
+              <w:pStyle w:val="Compact"/>
+            </w:pPr>
+            <w:r>
+              <w:t xml:space="preserve">121</w:t>
+            </w:r>
+          </w:p>
+        </w:tc>
+        <w:tc>
+          <w:tcPr/>
+          <w:p>
+            <w:pPr>
+              <w:pStyle w:val="Compact"/>
+            </w:pPr>
+            <w:r>
+              <w:t xml:space="preserve">—</w:t>
+            </w:r>
+          </w:p>
+        </w:tc>
+        <w:tc>
+          <w:tcPr/>
+          <w:p>
+            <w:pPr>
+              <w:pStyle w:val="Compact"/>
+            </w:pPr>
+            <w:r>
+              <w:t xml:space="preserve">Completed (→ Fixed.md)</w:t>
+            </w:r>
+          </w:p>
+        </w:tc>
+        <w:tc>
+          <w:tcPr/>
+          <w:p>
+            <w:pPr>
+              <w:pStyle w:val="Compact"/>
+            </w:pPr>
+            <w:r>
+              <w:t xml:space="preserve">Task</w:t>
+            </w:r>
+          </w:p>
+        </w:tc>
+        <w:tc>
+          <w:tcPr/>
+          <w:p>
+            <w:pPr>
+              <w:pStyle w:val="Compact"/>
+            </w:pPr>
+            <w:r>
+              <w:t xml:space="preserve">—</w:t>
+            </w:r>
+          </w:p>
+        </w:tc>
+        <w:tc>
+          <w:tcPr/>
+          <w:p>
+            <w:pPr>
+              <w:pStyle w:val="Compact"/>
+            </w:pPr>
+            <w:r>
+              <w:t xml:space="preserve">HXC-027 — §11.4.98 live-test full-automation compliance audit</w:t>
+            </w:r>
+          </w:p>
+        </w:tc>
+      </w:tr>
+      <w:tr>
+        <w:tc>
+          <w:tcPr/>
+          <w:p>
+            <w:pPr>
+              <w:pStyle w:val="Compact"/>
+            </w:pPr>
+            <w:r>
+              <w:t xml:space="preserve">122</w:t>
+            </w:r>
+          </w:p>
+        </w:tc>
+        <w:tc>
+          <w:tcPr/>
+          <w:p>
+            <w:pPr>
+              <w:pStyle w:val="Compact"/>
+            </w:pPr>
+            <w:r>
+              <w:t xml:space="preserve">—</w:t>
+            </w:r>
+          </w:p>
+        </w:tc>
+        <w:tc>
+          <w:tcPr/>
+          <w:p>
+            <w:pPr>
+              <w:pStyle w:val="Compact"/>
+            </w:pPr>
+            <w:r>
+              <w:t xml:space="preserve">Completed (→ Fixed.md)</w:t>
+            </w:r>
+          </w:p>
+        </w:tc>
+        <w:tc>
+          <w:tcPr/>
+          <w:p>
+            <w:pPr>
+              <w:pStyle w:val="Compact"/>
+            </w:pPr>
+            <w:r>
+              <w:t xml:space="preserve">Task</w:t>
+            </w:r>
+          </w:p>
+        </w:tc>
+        <w:tc>
+          <w:tcPr/>
+          <w:p>
+            <w:pPr>
+              <w:pStyle w:val="Compact"/>
+            </w:pPr>
+            <w:r>
+              <w:t xml:space="preserve">—</w:t>
+            </w:r>
+          </w:p>
+        </w:tc>
+        <w:tc>
+          <w:tcPr/>
+          <w:p>
+            <w:pPr>
+              <w:pStyle w:val="Compact"/>
+            </w:pPr>
+            <w:r>
+              <w:t xml:space="preserve">HXC-028 — §11.4.99 latest-source documentation cross-reference (README)</w:t>
+            </w:r>
+          </w:p>
+        </w:tc>
+      </w:tr>
+      <w:tr>
+        <w:tc>
+          <w:tcPr/>
+          <w:p>
+            <w:pPr>
+              <w:pStyle w:val="Compact"/>
+            </w:pPr>
+            <w:r>
+              <w:t xml:space="preserve">123</w:t>
+            </w:r>
+          </w:p>
+        </w:tc>
+        <w:tc>
+          <w:tcPr/>
+          <w:p>
+            <w:pPr>
+              <w:pStyle w:val="Compact"/>
+            </w:pPr>
+            <w:r>
+              <w:t xml:space="preserve">—</w:t>
+            </w:r>
+          </w:p>
+        </w:tc>
+        <w:tc>
+          <w:tcPr/>
+          <w:p>
+            <w:pPr>
+              <w:pStyle w:val="Compact"/>
+            </w:pPr>
+            <w:r>
+              <w:t xml:space="preserve">Completed (→ Fixed.md)</w:t>
+            </w:r>
+          </w:p>
+        </w:tc>
+        <w:tc>
+          <w:tcPr/>
+          <w:p>
+            <w:pPr>
+              <w:pStyle w:val="Compact"/>
+            </w:pPr>
+            <w:r>
+              <w:t xml:space="preserve">Task</w:t>
+            </w:r>
+          </w:p>
+        </w:tc>
+        <w:tc>
+          <w:tcPr/>
+          <w:p>
+            <w:pPr>
+              <w:pStyle w:val="Compact"/>
+            </w:pPr>
+            <w:r>
+              <w:t xml:space="preserve">—</w:t>
+            </w:r>
+          </w:p>
+        </w:tc>
+        <w:tc>
+          <w:tcPr/>
+          <w:p>
+            <w:pPr>
+              <w:pStyle w:val="Compact"/>
+            </w:pPr>
+            <w:r>
+              <w:t xml:space="preserve">HXC-029 — §11.4.98 full-automation compliance sweep of every live/integration/e2e/Challenge test (no human-in-the-loop) — CLOSED (→ Fixed.md)</w:t>
+            </w:r>
+          </w:p>
+        </w:tc>
+      </w:tr>
+      <w:tr>
+        <w:tc>
+          <w:tcPr/>
+          <w:p>
+            <w:pPr>
+              <w:pStyle w:val="Compact"/>
+            </w:pPr>
+            <w:r>
+              <w:t xml:space="preserve">124</w:t>
+            </w:r>
+          </w:p>
+        </w:tc>
+        <w:tc>
+          <w:tcPr/>
+          <w:p>
+            <w:pPr>
+              <w:pStyle w:val="Compact"/>
+            </w:pPr>
+            <w:r>
+              <w:t xml:space="preserve">—</w:t>
+            </w:r>
+          </w:p>
+        </w:tc>
+        <w:tc>
+          <w:tcPr/>
+          <w:p>
+            <w:pPr>
+              <w:pStyle w:val="Compact"/>
+            </w:pPr>
+            <w:r>
+              <w:t xml:space="preserve">Completed (→ Fixed.md)</w:t>
+            </w:r>
+          </w:p>
+        </w:tc>
+        <w:tc>
+          <w:tcPr/>
+          <w:p>
+            <w:pPr>
+              <w:pStyle w:val="Compact"/>
+            </w:pPr>
+            <w:r>
+              <w:t xml:space="preserve">Task</w:t>
+            </w:r>
+          </w:p>
+        </w:tc>
+        <w:tc>
+          <w:tcPr/>
+          <w:p>
+            <w:pPr>
+              <w:pStyle w:val="Compact"/>
+            </w:pPr>
+            <w:r>
+              <w:t xml:space="preserve">—</w:t>
+            </w:r>
+          </w:p>
+        </w:tc>
+        <w:tc>
+          <w:tcPr/>
+          <w:p>
+            <w:pPr>
+              <w:pStyle w:val="Compact"/>
+            </w:pPr>
+            <w:r>
               <w:t xml:space="preserve">HXC-029 — HXC-029: §11.4.98 full-automation compliance sweep — verify every live/integration/e2e/Challenge test is self-driving with no human-in-the-loop</w:t>
             </w:r>
           </w:p>
@@ -6987,7 +9069,7 @@
               <w:pStyle w:val="Compact"/>
             </w:pPr>
             <w:r>
-              <w:t xml:space="preserve">96</w:t>
+              <w:t xml:space="preserve">125</w:t>
             </w:r>
           </w:p>
         </w:tc>
@@ -7042,6 +9124,74 @@
               <w:pStyle w:val="Compact"/>
             </w:pPr>
             <w:r>
+              <w:t xml:space="preserve">HXC-030 — §11.4.99 forward: latest-source documentation cross-reference sweep across all operator-facing docs — CLOSED (→ Fixed.md)</w:t>
+            </w:r>
+          </w:p>
+        </w:tc>
+      </w:tr>
+      <w:tr>
+        <w:tc>
+          <w:tcPr/>
+          <w:p>
+            <w:pPr>
+              <w:pStyle w:val="Compact"/>
+            </w:pPr>
+            <w:r>
+              <w:t xml:space="preserve">126</w:t>
+            </w:r>
+          </w:p>
+        </w:tc>
+        <w:tc>
+          <w:tcPr/>
+          <w:p>
+            <w:pPr>
+              <w:pStyle w:val="Compact"/>
+            </w:pPr>
+            <w:r>
+              <w:t xml:space="preserve">—</w:t>
+            </w:r>
+          </w:p>
+        </w:tc>
+        <w:tc>
+          <w:tcPr/>
+          <w:p>
+            <w:pPr>
+              <w:pStyle w:val="Compact"/>
+            </w:pPr>
+            <w:r>
+              <w:t xml:space="preserve">Completed (→ Fixed.md)</w:t>
+            </w:r>
+          </w:p>
+        </w:tc>
+        <w:tc>
+          <w:tcPr/>
+          <w:p>
+            <w:pPr>
+              <w:pStyle w:val="Compact"/>
+            </w:pPr>
+            <w:r>
+              <w:t xml:space="preserve">Task</w:t>
+            </w:r>
+          </w:p>
+        </w:tc>
+        <w:tc>
+          <w:tcPr/>
+          <w:p>
+            <w:pPr>
+              <w:pStyle w:val="Compact"/>
+            </w:pPr>
+            <w:r>
+              <w:t xml:space="preserve">—</w:t>
+            </w:r>
+          </w:p>
+        </w:tc>
+        <w:tc>
+          <w:tcPr/>
+          <w:p>
+            <w:pPr>
+              <w:pStyle w:val="Compact"/>
+            </w:pPr>
+            <w:r>
               <w:t xml:space="preserve">HXC-030 — HXC-030: §11.4.99 latest-source documentation cross-reference sweep across all operator-facing docs</w:t>
             </w:r>
           </w:p>
@@ -7055,7 +9205,7 @@
               <w:pStyle w:val="Compact"/>
             </w:pPr>
             <w:r>
-              <w:t xml:space="preserve">97</w:t>
+              <w:t xml:space="preserve">127</w:t>
             </w:r>
           </w:p>
         </w:tc>
@@ -7123,7 +9273,7 @@
               <w:pStyle w:val="Compact"/>
             </w:pPr>
             <w:r>
-              <w:t xml:space="preserve">98</w:t>
+              <w:t xml:space="preserve">128</w:t>
             </w:r>
           </w:p>
         </w:tc>
@@ -7191,62 +9341,18 @@
               <w:pStyle w:val="Compact"/>
             </w:pPr>
             <w:r>
-              <w:t xml:space="preserve">99</w:t>
-            </w:r>
-          </w:p>
-        </w:tc>
-        <w:tc>
-          <w:tcPr/>
-          <w:p>
-            <w:pPr>
-              <w:pStyle w:val="Compact"/>
-            </w:pPr>
-            <w:r>
-              <w:t xml:space="preserve">—</w:t>
-            </w:r>
-          </w:p>
-        </w:tc>
-        <w:tc>
-          <w:tcPr/>
-          <w:p>
-            <w:pPr>
-              <w:pStyle w:val="Compact"/>
-            </w:pPr>
-            <w:r>
-              <w:t xml:space="preserve">Fixed (→ Fixed.md)</w:t>
-            </w:r>
-          </w:p>
-        </w:tc>
-        <w:tc>
-          <w:tcPr/>
-          <w:p>
-            <w:pPr>
-              <w:pStyle w:val="Compact"/>
-            </w:pPr>
-            <w:r>
-              <w:t xml:space="preserve">Bug</w:t>
-            </w:r>
-          </w:p>
-        </w:tc>
-        <w:tc>
-          <w:tcPr/>
-          <w:p>
-            <w:pPr>
-              <w:pStyle w:val="Compact"/>
-            </w:pPr>
-            <w:r>
-              <w:t xml:space="preserve">—</w:t>
-            </w:r>
-          </w:p>
-        </w:tc>
-        <w:tc>
-          <w:tcPr/>
-          <w:p>
-            <w:pPr>
-              <w:pStyle w:val="Compact"/>
-            </w:pPr>
-            <w:r>
-              <w:t xml:space="preserve">HXC-032 — HXC-032: LLMOrchestrator submodule had committed git conflict markers in 5 Go files (26 hunks) breaking</w:t>
+              <w:t xml:space="preserve">129</w:t>
+            </w:r>
+          </w:p>
+        </w:tc>
+        <w:tc>
+          <w:tcPr/>
+          <w:p>
+            <w:pPr>
+              <w:pStyle w:val="Compact"/>
+            </w:pPr>
+            <w:r>
+              <w:t xml:space="preserve">High (breaks</w:t>
             </w:r>
             <w:r>
               <w:t xml:space="preserve"> </w:t>
@@ -7261,6 +9367,154 @@
               <w:t xml:space="preserve"> </w:t>
             </w:r>
             <w:r>
+              <w:rPr>
+                <w:rStyle w:val="VerbatimChar"/>
+              </w:rPr>
+              <w:t xml:space="preserve">go build ./...</w:t>
+            </w:r>
+            <w:r>
+              <w:t xml:space="preserve">; a §11.4 PASS-bluff at the build layer — tracked source does not compile)</w:t>
+            </w:r>
+          </w:p>
+        </w:tc>
+        <w:tc>
+          <w:tcPr/>
+          <w:p>
+            <w:pPr>
+              <w:pStyle w:val="Compact"/>
+            </w:pPr>
+            <w:r>
+              <w:t xml:space="preserve">Fixed (→ Fixed.md)</w:t>
+            </w:r>
+          </w:p>
+        </w:tc>
+        <w:tc>
+          <w:tcPr/>
+          <w:p>
+            <w:pPr>
+              <w:pStyle w:val="Compact"/>
+            </w:pPr>
+            <w:r>
+              <w:t xml:space="preserve">Bug</w:t>
+            </w:r>
+          </w:p>
+        </w:tc>
+        <w:tc>
+          <w:tcPr/>
+          <w:p>
+            <w:pPr>
+              <w:pStyle w:val="Compact"/>
+            </w:pPr>
+            <w:r>
+              <w:t xml:space="preserve">—</w:t>
+            </w:r>
+          </w:p>
+        </w:tc>
+        <w:tc>
+          <w:tcPr/>
+          <w:p>
+            <w:pPr>
+              <w:pStyle w:val="Compact"/>
+            </w:pPr>
+            <w:r>
+              <w:t xml:space="preserve">HXC-032 — LLMOrchestrator submodule: committed merge-conflict markers break</w:t>
+            </w:r>
+            <w:r>
+              <w:t xml:space="preserve"> </w:t>
+            </w:r>
+            <w:r>
+              <w:rPr>
+                <w:rStyle w:val="VerbatimChar"/>
+              </w:rPr>
+              <w:t xml:space="preserve">helix_agent</w:t>
+            </w:r>
+            <w:r>
+              <w:t xml:space="preserve"> </w:t>
+            </w:r>
+            <w:r>
+              <w:t xml:space="preserve">build — CLOSED (→ Fixed.md)</w:t>
+            </w:r>
+          </w:p>
+        </w:tc>
+      </w:tr>
+      <w:tr>
+        <w:tc>
+          <w:tcPr/>
+          <w:p>
+            <w:pPr>
+              <w:pStyle w:val="Compact"/>
+            </w:pPr>
+            <w:r>
+              <w:t xml:space="preserve">130</w:t>
+            </w:r>
+          </w:p>
+        </w:tc>
+        <w:tc>
+          <w:tcPr/>
+          <w:p>
+            <w:pPr>
+              <w:pStyle w:val="Compact"/>
+            </w:pPr>
+            <w:r>
+              <w:t xml:space="preserve">—</w:t>
+            </w:r>
+          </w:p>
+        </w:tc>
+        <w:tc>
+          <w:tcPr/>
+          <w:p>
+            <w:pPr>
+              <w:pStyle w:val="Compact"/>
+            </w:pPr>
+            <w:r>
+              <w:t xml:space="preserve">Fixed (→ Fixed.md)</w:t>
+            </w:r>
+          </w:p>
+        </w:tc>
+        <w:tc>
+          <w:tcPr/>
+          <w:p>
+            <w:pPr>
+              <w:pStyle w:val="Compact"/>
+            </w:pPr>
+            <w:r>
+              <w:t xml:space="preserve">Bug</w:t>
+            </w:r>
+          </w:p>
+        </w:tc>
+        <w:tc>
+          <w:tcPr/>
+          <w:p>
+            <w:pPr>
+              <w:pStyle w:val="Compact"/>
+            </w:pPr>
+            <w:r>
+              <w:t xml:space="preserve">—</w:t>
+            </w:r>
+          </w:p>
+        </w:tc>
+        <w:tc>
+          <w:tcPr/>
+          <w:p>
+            <w:pPr>
+              <w:pStyle w:val="Compact"/>
+            </w:pPr>
+            <w:r>
+              <w:t xml:space="preserve">HXC-032 — HXC-032: LLMOrchestrator submodule had committed git conflict markers in 5 Go files (26 hunks) breaking</w:t>
+            </w:r>
+            <w:r>
+              <w:t xml:space="preserve"> </w:t>
+            </w:r>
+            <w:r>
+              <w:rPr>
+                <w:rStyle w:val="VerbatimChar"/>
+              </w:rPr>
+              <w:t xml:space="preserve">helix_agent</w:t>
+            </w:r>
+            <w:r>
+              <w:t xml:space="preserve"> </w:t>
+            </w:r>
+            <w:r>
               <w:t xml:space="preserve">build — a §11.4 build-layer PASS-bluff already on origin/master</w:t>
             </w:r>
           </w:p>
@@ -7274,18 +9528,18 @@
               <w:pStyle w:val="Compact"/>
             </w:pPr>
             <w:r>
-              <w:t xml:space="preserve">100</w:t>
-            </w:r>
-          </w:p>
-        </w:tc>
-        <w:tc>
-          <w:tcPr/>
-          <w:p>
-            <w:pPr>
-              <w:pStyle w:val="Compact"/>
-            </w:pPr>
-            <w:r>
-              <w:t xml:space="preserve">—</w:t>
+              <w:t xml:space="preserve">131</w:t>
+            </w:r>
+          </w:p>
+        </w:tc>
+        <w:tc>
+          <w:tcPr/>
+          <w:p>
+            <w:pPr>
+              <w:pStyle w:val="Compact"/>
+            </w:pPr>
+            <w:r>
+              <w:t xml:space="preserve">High (§11.4.79 release-blocker — AI agents querying the code-graph get NO own-org submodule symbols; index also unbuildable)</w:t>
             </w:r>
           </w:p>
         </w:tc>
@@ -7329,6 +9583,74 @@
               <w:pStyle w:val="Compact"/>
             </w:pPr>
             <w:r>
+              <w:t xml:space="preserve">HXC-033 — codegraph 0.9.7 update: full index/sync crashes + own-org submodules dropped from the index (§11.4.79 regression) — CLOSED (→ Fixed.md)</w:t>
+            </w:r>
+          </w:p>
+        </w:tc>
+      </w:tr>
+      <w:tr>
+        <w:tc>
+          <w:tcPr/>
+          <w:p>
+            <w:pPr>
+              <w:pStyle w:val="Compact"/>
+            </w:pPr>
+            <w:r>
+              <w:t xml:space="preserve">132</w:t>
+            </w:r>
+          </w:p>
+        </w:tc>
+        <w:tc>
+          <w:tcPr/>
+          <w:p>
+            <w:pPr>
+              <w:pStyle w:val="Compact"/>
+            </w:pPr>
+            <w:r>
+              <w:t xml:space="preserve">—</w:t>
+            </w:r>
+          </w:p>
+        </w:tc>
+        <w:tc>
+          <w:tcPr/>
+          <w:p>
+            <w:pPr>
+              <w:pStyle w:val="Compact"/>
+            </w:pPr>
+            <w:r>
+              <w:t xml:space="preserve">Fixed (→ Fixed.md)</w:t>
+            </w:r>
+          </w:p>
+        </w:tc>
+        <w:tc>
+          <w:tcPr/>
+          <w:p>
+            <w:pPr>
+              <w:pStyle w:val="Compact"/>
+            </w:pPr>
+            <w:r>
+              <w:t xml:space="preserve">Bug</w:t>
+            </w:r>
+          </w:p>
+        </w:tc>
+        <w:tc>
+          <w:tcPr/>
+          <w:p>
+            <w:pPr>
+              <w:pStyle w:val="Compact"/>
+            </w:pPr>
+            <w:r>
+              <w:t xml:space="preserve">—</w:t>
+            </w:r>
+          </w:p>
+        </w:tc>
+        <w:tc>
+          <w:tcPr/>
+          <w:p>
+            <w:pPr>
+              <w:pStyle w:val="Compact"/>
+            </w:pPr>
+            <w:r>
               <w:t xml:space="preserve">HXC-033 — HXC-033: codegraph 0.9.7 update dropped own-org submodules from the index + full index/sync appeared to crash (§11.4.79 regression)</w:t>
             </w:r>
           </w:p>
@@ -7342,7 +9664,7 @@
               <w:pStyle w:val="Compact"/>
             </w:pPr>
             <w:r>
-              <w:t xml:space="preserve">101</w:t>
+              <w:t xml:space="preserve">133</w:t>
             </w:r>
           </w:p>
         </w:tc>
@@ -7397,6 +9719,74 @@
               <w:pStyle w:val="Compact"/>
             </w:pPr>
             <w:r>
+              <w:t xml:space="preserve">HXC-034 — Cascade constitution §11.4.102 into owned submodules + implement CM-COVENANT-114-102-PROPAGATION gate — CLOSED (→ Fixed.md)</w:t>
+            </w:r>
+          </w:p>
+        </w:tc>
+      </w:tr>
+      <w:tr>
+        <w:tc>
+          <w:tcPr/>
+          <w:p>
+            <w:pPr>
+              <w:pStyle w:val="Compact"/>
+            </w:pPr>
+            <w:r>
+              <w:t xml:space="preserve">134</w:t>
+            </w:r>
+          </w:p>
+        </w:tc>
+        <w:tc>
+          <w:tcPr/>
+          <w:p>
+            <w:pPr>
+              <w:pStyle w:val="Compact"/>
+            </w:pPr>
+            <w:r>
+              <w:t xml:space="preserve">—</w:t>
+            </w:r>
+          </w:p>
+        </w:tc>
+        <w:tc>
+          <w:tcPr/>
+          <w:p>
+            <w:pPr>
+              <w:pStyle w:val="Compact"/>
+            </w:pPr>
+            <w:r>
+              <w:t xml:space="preserve">Completed (→ Fixed.md)</w:t>
+            </w:r>
+          </w:p>
+        </w:tc>
+        <w:tc>
+          <w:tcPr/>
+          <w:p>
+            <w:pPr>
+              <w:pStyle w:val="Compact"/>
+            </w:pPr>
+            <w:r>
+              <w:t xml:space="preserve">Task</w:t>
+            </w:r>
+          </w:p>
+        </w:tc>
+        <w:tc>
+          <w:tcPr/>
+          <w:p>
+            <w:pPr>
+              <w:pStyle w:val="Compact"/>
+            </w:pPr>
+            <w:r>
+              <w:t xml:space="preserve">—</w:t>
+            </w:r>
+          </w:p>
+        </w:tc>
+        <w:tc>
+          <w:tcPr/>
+          <w:p>
+            <w:pPr>
+              <w:pStyle w:val="Compact"/>
+            </w:pPr>
+            <w:r>
               <w:t xml:space="preserve">HXC-034 — HXC-034: Cascade constitution §11.4.102 (mandatory systematic-debugging + always-loaded using-superpowers + plugin-dependency availability) into every owned submodule + wire the CM-COVENANT-114-102-PROPAGATION enforcement gate</w:t>
             </w:r>
           </w:p>
@@ -7410,18 +9800,18 @@
               <w:pStyle w:val="Compact"/>
             </w:pPr>
             <w:r>
-              <w:t xml:space="preserve">102</w:t>
-            </w:r>
-          </w:p>
-        </w:tc>
-        <w:tc>
-          <w:tcPr/>
-          <w:p>
-            <w:pPr>
-              <w:pStyle w:val="Compact"/>
-            </w:pPr>
-            <w:r>
-              <w:t xml:space="preserve">—</w:t>
+              <w:t xml:space="preserve">135</w:t>
+            </w:r>
+          </w:p>
+        </w:tc>
+        <w:tc>
+          <w:tcPr/>
+          <w:p>
+            <w:pPr>
+              <w:pStyle w:val="Compact"/>
+            </w:pPr>
+            <w:r>
+              <w:t xml:space="preserve">High (no user can register → no JWT mintable → every authenticated API path is undrivable; blocks the positive-path coverage of all 4 HXC-029 API banks)</w:t>
             </w:r>
           </w:p>
         </w:tc>
@@ -7465,7 +9855,7 @@
               <w:pStyle w:val="Compact"/>
             </w:pPr>
             <w:r>
-              <w:t xml:space="preserve">HXC-035 — HXC-035:</w:t>
+              <w:t xml:space="preserve">HXC-035 —</w:t>
             </w:r>
             <w:r>
               <w:t xml:space="preserve"> </w:t>
@@ -7480,7 +9870,7 @@
               <w:t xml:space="preserve"> </w:t>
             </w:r>
             <w:r>
-              <w:t xml:space="preserve">returned 400</w:t>
+              <w:t xml:space="preserve">returns 400</w:t>
             </w:r>
             <w:r>
               <w:t xml:space="preserve"> </w:t>
@@ -7495,6 +9885,104 @@
               <w:t xml:space="preserve"> </w:t>
             </w:r>
             <w:r>
+              <w:t xml:space="preserve">on the live server (blocks all authenticated flows) — CLOSED (→ Fixed.md)</w:t>
+            </w:r>
+          </w:p>
+        </w:tc>
+      </w:tr>
+      <w:tr>
+        <w:tc>
+          <w:tcPr/>
+          <w:p>
+            <w:pPr>
+              <w:pStyle w:val="Compact"/>
+            </w:pPr>
+            <w:r>
+              <w:t xml:space="preserve">136</w:t>
+            </w:r>
+          </w:p>
+        </w:tc>
+        <w:tc>
+          <w:tcPr/>
+          <w:p>
+            <w:pPr>
+              <w:pStyle w:val="Compact"/>
+            </w:pPr>
+            <w:r>
+              <w:t xml:space="preserve">—</w:t>
+            </w:r>
+          </w:p>
+        </w:tc>
+        <w:tc>
+          <w:tcPr/>
+          <w:p>
+            <w:pPr>
+              <w:pStyle w:val="Compact"/>
+            </w:pPr>
+            <w:r>
+              <w:t xml:space="preserve">Fixed (→ Fixed.md)</w:t>
+            </w:r>
+          </w:p>
+        </w:tc>
+        <w:tc>
+          <w:tcPr/>
+          <w:p>
+            <w:pPr>
+              <w:pStyle w:val="Compact"/>
+            </w:pPr>
+            <w:r>
+              <w:t xml:space="preserve">Bug</w:t>
+            </w:r>
+          </w:p>
+        </w:tc>
+        <w:tc>
+          <w:tcPr/>
+          <w:p>
+            <w:pPr>
+              <w:pStyle w:val="Compact"/>
+            </w:pPr>
+            <w:r>
+              <w:t xml:space="preserve">—</w:t>
+            </w:r>
+          </w:p>
+        </w:tc>
+        <w:tc>
+          <w:tcPr/>
+          <w:p>
+            <w:pPr>
+              <w:pStyle w:val="Compact"/>
+            </w:pPr>
+            <w:r>
+              <w:t xml:space="preserve">HXC-035 — HXC-035:</w:t>
+            </w:r>
+            <w:r>
+              <w:t xml:space="preserve"> </w:t>
+            </w:r>
+            <w:r>
+              <w:rPr>
+                <w:rStyle w:val="VerbatimChar"/>
+              </w:rPr>
+              <w:t xml:space="preserve">POST /api/v1/auth/register</w:t>
+            </w:r>
+            <w:r>
+              <w:t xml:space="preserve"> </w:t>
+            </w:r>
+            <w:r>
+              <w:t xml:space="preserve">returned 400</w:t>
+            </w:r>
+            <w:r>
+              <w:t xml:space="preserve"> </w:t>
+            </w:r>
+            <w:r>
+              <w:rPr>
+                <w:rStyle w:val="VerbatimChar"/>
+              </w:rPr>
+              <w:t xml:space="preserve">internal_auth_failed_create_user</w:t>
+            </w:r>
+            <w:r>
+              <w:t xml:space="preserve"> </w:t>
+            </w:r>
+            <w:r>
               <w:t xml:space="preserve">on a fresh DB — blocked all authenticated flows</w:t>
             </w:r>
           </w:p>
@@ -7508,7 +9996,7 @@
               <w:pStyle w:val="Compact"/>
             </w:pPr>
             <w:r>
-              <w:t xml:space="preserve">103</w:t>
+              <w:t xml:space="preserve">137</w:t>
             </w:r>
           </w:p>
         </w:tc>
@@ -7541,6 +10029,74 @@
               <w:pStyle w:val="Compact"/>
             </w:pPr>
             <w:r>
+              <w:t xml:space="preserve">Task</w:t>
+            </w:r>
+          </w:p>
+        </w:tc>
+        <w:tc>
+          <w:tcPr/>
+          <w:p>
+            <w:pPr>
+              <w:pStyle w:val="Compact"/>
+            </w:pPr>
+            <w:r>
+              <w:t xml:space="preserve">—</w:t>
+            </w:r>
+          </w:p>
+        </w:tc>
+        <w:tc>
+          <w:tcPr/>
+          <w:p>
+            <w:pPr>
+              <w:pStyle w:val="Compact"/>
+            </w:pPr>
+            <w:r>
+              <w:t xml:space="preserve">HXC-036 — Systemic CONST-046 i18n defect: 74 packages emitted raw message-ID keys because boot-time translator wiring was never implemented — CLOSED (→ Fixed.md)</w:t>
+            </w:r>
+          </w:p>
+        </w:tc>
+      </w:tr>
+      <w:tr>
+        <w:tc>
+          <w:tcPr/>
+          <w:p>
+            <w:pPr>
+              <w:pStyle w:val="Compact"/>
+            </w:pPr>
+            <w:r>
+              <w:t xml:space="preserve">138</w:t>
+            </w:r>
+          </w:p>
+        </w:tc>
+        <w:tc>
+          <w:tcPr/>
+          <w:p>
+            <w:pPr>
+              <w:pStyle w:val="Compact"/>
+            </w:pPr>
+            <w:r>
+              <w:t xml:space="preserve">—</w:t>
+            </w:r>
+          </w:p>
+        </w:tc>
+        <w:tc>
+          <w:tcPr/>
+          <w:p>
+            <w:pPr>
+              <w:pStyle w:val="Compact"/>
+            </w:pPr>
+            <w:r>
+              <w:t xml:space="preserve">Fixed (→ Fixed.md)</w:t>
+            </w:r>
+          </w:p>
+        </w:tc>
+        <w:tc>
+          <w:tcPr/>
+          <w:p>
+            <w:pPr>
+              <w:pStyle w:val="Compact"/>
+            </w:pPr>
+            <w:r>
               <w:t xml:space="preserve">Bug</w:t>
             </w:r>
           </w:p>
@@ -7576,7 +10132,7 @@
               <w:pStyle w:val="Compact"/>
             </w:pPr>
             <w:r>
-              <w:t xml:space="preserve">104</w:t>
+              <w:t xml:space="preserve">139</w:t>
             </w:r>
           </w:p>
         </w:tc>
@@ -7644,7 +10200,7 @@
               <w:pStyle w:val="Compact"/>
             </w:pPr>
             <w:r>
-              <w:t xml:space="preserve">105</w:t>
+              <w:t xml:space="preserve">140</w:t>
             </w:r>
           </w:p>
         </w:tc>
@@ -7712,7 +10268,7 @@
               <w:pStyle w:val="Compact"/>
             </w:pPr>
             <w:r>
-              <w:t xml:space="preserve">106</w:t>
+              <w:t xml:space="preserve">141</w:t>
             </w:r>
           </w:p>
         </w:tc>
@@ -7780,7 +10336,7 @@
               <w:pStyle w:val="Compact"/>
             </w:pPr>
             <w:r>
-              <w:t xml:space="preserve">107</w:t>
+              <w:t xml:space="preserve">142</w:t>
             </w:r>
           </w:p>
         </w:tc>
@@ -7848,7 +10404,7 @@
               <w:pStyle w:val="Compact"/>
             </w:pPr>
             <w:r>
-              <w:t xml:space="preserve">108</w:t>
+              <w:t xml:space="preserve">143</w:t>
             </w:r>
           </w:p>
         </w:tc>
@@ -7919,7 +10475,7 @@
               <w:pStyle w:val="Compact"/>
             </w:pPr>
             <w:r>
-              <w:t xml:space="preserve">109</w:t>
+              <w:t xml:space="preserve">144</w:t>
             </w:r>
           </w:p>
         </w:tc>
@@ -7990,7 +10546,7 @@
               <w:pStyle w:val="Compact"/>
             </w:pPr>
             <w:r>
-              <w:t xml:space="preserve">110</w:t>
+              <w:t xml:space="preserve">145</w:t>
             </w:r>
           </w:p>
         </w:tc>
@@ -8058,7 +10614,7 @@
               <w:pStyle w:val="Compact"/>
             </w:pPr>
             <w:r>
-              <w:t xml:space="preserve">111</w:t>
+              <w:t xml:space="preserve">146</w:t>
             </w:r>
           </w:p>
         </w:tc>
@@ -8126,7 +10682,7 @@
               <w:pStyle w:val="Compact"/>
             </w:pPr>
             <w:r>
-              <w:t xml:space="preserve">112</w:t>
+              <w:t xml:space="preserve">147</w:t>
             </w:r>
           </w:p>
         </w:tc>
@@ -8194,7 +10750,7 @@
               <w:pStyle w:val="Compact"/>
             </w:pPr>
             <w:r>
-              <w:t xml:space="preserve">113</w:t>
+              <w:t xml:space="preserve">148</w:t>
             </w:r>
           </w:p>
         </w:tc>
@@ -8262,7 +10818,7 @@
               <w:pStyle w:val="Compact"/>
             </w:pPr>
             <w:r>
-              <w:t xml:space="preserve">114</w:t>
+              <w:t xml:space="preserve">149</w:t>
             </w:r>
           </w:p>
         </w:tc>
@@ -8330,7 +10886,7 @@
               <w:pStyle w:val="Compact"/>
             </w:pPr>
             <w:r>
-              <w:t xml:space="preserve">115</w:t>
+              <w:t xml:space="preserve">150</w:t>
             </w:r>
           </w:p>
         </w:tc>
@@ -8398,7 +10954,7 @@
               <w:pStyle w:val="Compact"/>
             </w:pPr>
             <w:r>
-              <w:t xml:space="preserve">116</w:t>
+              <w:t xml:space="preserve">151</w:t>
             </w:r>
           </w:p>
         </w:tc>
@@ -8466,7 +11022,7 @@
               <w:pStyle w:val="Compact"/>
             </w:pPr>
             <w:r>
-              <w:t xml:space="preserve">117</w:t>
+              <w:t xml:space="preserve">152</w:t>
             </w:r>
           </w:p>
         </w:tc>
@@ -8534,7 +11090,7 @@
               <w:pStyle w:val="Compact"/>
             </w:pPr>
             <w:r>
-              <w:t xml:space="preserve">118</w:t>
+              <w:t xml:space="preserve">153</w:t>
             </w:r>
           </w:p>
         </w:tc>
@@ -8602,7 +11158,7 @@
               <w:pStyle w:val="Compact"/>
             </w:pPr>
             <w:r>
-              <w:t xml:space="preserve">119</w:t>
+              <w:t xml:space="preserve">154</w:t>
             </w:r>
           </w:p>
         </w:tc>
@@ -8670,7 +11226,7 @@
               <w:pStyle w:val="Compact"/>
             </w:pPr>
             <w:r>
-              <w:t xml:space="preserve">120</w:t>
+              <w:t xml:space="preserve">155</w:t>
             </w:r>
           </w:p>
         </w:tc>
@@ -8738,7 +11294,7 @@
               <w:pStyle w:val="Compact"/>
             </w:pPr>
             <w:r>
-              <w:t xml:space="preserve">121</w:t>
+              <w:t xml:space="preserve">156</w:t>
             </w:r>
           </w:p>
         </w:tc>
@@ -8806,7 +11362,7 @@
               <w:pStyle w:val="Compact"/>
             </w:pPr>
             <w:r>
-              <w:t xml:space="preserve">122</w:t>
+              <w:t xml:space="preserve">157</w:t>
             </w:r>
           </w:p>
         </w:tc>
@@ -8874,7 +11430,7 @@
               <w:pStyle w:val="Compact"/>
             </w:pPr>
             <w:r>
-              <w:t xml:space="preserve">123</w:t>
+              <w:t xml:space="preserve">158</w:t>
             </w:r>
           </w:p>
         </w:tc>
@@ -8942,7 +11498,7 @@
               <w:pStyle w:val="Compact"/>
             </w:pPr>
             <w:r>
-              <w:t xml:space="preserve">124</w:t>
+              <w:t xml:space="preserve">159</w:t>
             </w:r>
           </w:p>
         </w:tc>
@@ -9010,7 +11566,7 @@
               <w:pStyle w:val="Compact"/>
             </w:pPr>
             <w:r>
-              <w:t xml:space="preserve">125</w:t>
+              <w:t xml:space="preserve">160</w:t>
             </w:r>
           </w:p>
         </w:tc>
@@ -9078,7 +11634,7 @@
               <w:pStyle w:val="Compact"/>
             </w:pPr>
             <w:r>
-              <w:t xml:space="preserve">126</w:t>
+              <w:t xml:space="preserve">161</w:t>
             </w:r>
           </w:p>
         </w:tc>
@@ -9146,7 +11702,7 @@
               <w:pStyle w:val="Compact"/>
             </w:pPr>
             <w:r>
-              <w:t xml:space="preserve">127</w:t>
+              <w:t xml:space="preserve">162</w:t>
             </w:r>
           </w:p>
         </w:tc>
@@ -9214,7 +11770,7 @@
               <w:pStyle w:val="Compact"/>
             </w:pPr>
             <w:r>
-              <w:t xml:space="preserve">128</w:t>
+              <w:t xml:space="preserve">163</w:t>
             </w:r>
           </w:p>
         </w:tc>
@@ -9306,7 +11862,7 @@
               <w:pStyle w:val="Compact"/>
             </w:pPr>
             <w:r>
-              <w:t xml:space="preserve">129</w:t>
+              <w:t xml:space="preserve">164</w:t>
             </w:r>
           </w:p>
         </w:tc>
@@ -9398,7 +11954,7 @@
               <w:pStyle w:val="Compact"/>
             </w:pPr>
             <w:r>
-              <w:t xml:space="preserve">130</w:t>
+              <w:t xml:space="preserve">165</w:t>
             </w:r>
           </w:p>
         </w:tc>
@@ -9466,7 +12022,7 @@
               <w:pStyle w:val="Compact"/>
             </w:pPr>
             <w:r>
-              <w:t xml:space="preserve">131</w:t>
+              <w:t xml:space="preserve">166</w:t>
             </w:r>
           </w:p>
         </w:tc>
@@ -9534,7 +12090,7 @@
               <w:pStyle w:val="Compact"/>
             </w:pPr>
             <w:r>
-              <w:t xml:space="preserve">132</w:t>
+              <w:t xml:space="preserve">167</w:t>
             </w:r>
           </w:p>
         </w:tc>
@@ -9602,7 +12158,7 @@
               <w:pStyle w:val="Compact"/>
             </w:pPr>
             <w:r>
-              <w:t xml:space="preserve">133</w:t>
+              <w:t xml:space="preserve">168</w:t>
             </w:r>
           </w:p>
         </w:tc>
@@ -9670,7 +12226,7 @@
               <w:pStyle w:val="Compact"/>
             </w:pPr>
             <w:r>
-              <w:t xml:space="preserve">134</w:t>
+              <w:t xml:space="preserve">169</w:t>
             </w:r>
           </w:p>
         </w:tc>
@@ -9738,7 +12294,7 @@
               <w:pStyle w:val="Compact"/>
             </w:pPr>
             <w:r>
-              <w:t xml:space="preserve">135</w:t>
+              <w:t xml:space="preserve">170</w:t>
             </w:r>
           </w:p>
         </w:tc>
@@ -9806,7 +12362,7 @@
               <w:pStyle w:val="Compact"/>
             </w:pPr>
             <w:r>
-              <w:t xml:space="preserve">136</w:t>
+              <w:t xml:space="preserve">171</w:t>
             </w:r>
           </w:p>
         </w:tc>
@@ -9874,7 +12430,7 @@
               <w:pStyle w:val="Compact"/>
             </w:pPr>
             <w:r>
-              <w:t xml:space="preserve">137</w:t>
+              <w:t xml:space="preserve">172</w:t>
             </w:r>
           </w:p>
         </w:tc>
@@ -9942,7 +12498,7 @@
               <w:pStyle w:val="Compact"/>
             </w:pPr>
             <w:r>
-              <w:t xml:space="preserve">138</w:t>
+              <w:t xml:space="preserve">173</w:t>
             </w:r>
           </w:p>
         </w:tc>
@@ -10010,7 +12566,7 @@
               <w:pStyle w:val="Compact"/>
             </w:pPr>
             <w:r>
-              <w:t xml:space="preserve">139</w:t>
+              <w:t xml:space="preserve">174</w:t>
             </w:r>
           </w:p>
         </w:tc>
@@ -10078,7 +12634,7 @@
               <w:pStyle w:val="Compact"/>
             </w:pPr>
             <w:r>
-              <w:t xml:space="preserve">140</w:t>
+              <w:t xml:space="preserve">175</w:t>
             </w:r>
           </w:p>
         </w:tc>
@@ -10146,7 +12702,7 @@
               <w:pStyle w:val="Compact"/>
             </w:pPr>
             <w:r>
-              <w:t xml:space="preserve">141</w:t>
+              <w:t xml:space="preserve">176</w:t>
             </w:r>
           </w:p>
         </w:tc>
@@ -10214,7 +12770,7 @@
               <w:pStyle w:val="Compact"/>
             </w:pPr>
             <w:r>
-              <w:t xml:space="preserve">142</w:t>
+              <w:t xml:space="preserve">177</w:t>
             </w:r>
           </w:p>
         </w:tc>
@@ -10282,7 +12838,7 @@
               <w:pStyle w:val="Compact"/>
             </w:pPr>
             <w:r>
-              <w:t xml:space="preserve">143</w:t>
+              <w:t xml:space="preserve">178</w:t>
             </w:r>
           </w:p>
         </w:tc>
@@ -10350,7 +12906,7 @@
               <w:pStyle w:val="Compact"/>
             </w:pPr>
             <w:r>
-              <w:t xml:space="preserve">144</w:t>
+              <w:t xml:space="preserve">179</w:t>
             </w:r>
           </w:p>
         </w:tc>
@@ -10418,7 +12974,7 @@
               <w:pStyle w:val="Compact"/>
             </w:pPr>
             <w:r>
-              <w:t xml:space="preserve">145</w:t>
+              <w:t xml:space="preserve">180</w:t>
             </w:r>
           </w:p>
         </w:tc>
@@ -10486,7 +13042,7 @@
               <w:pStyle w:val="Compact"/>
             </w:pPr>
             <w:r>
-              <w:t xml:space="preserve">146</w:t>
+              <w:t xml:space="preserve">181</w:t>
             </w:r>
           </w:p>
         </w:tc>
@@ -10554,7 +13110,7 @@
               <w:pStyle w:val="Compact"/>
             </w:pPr>
             <w:r>
-              <w:t xml:space="preserve">147</w:t>
+              <w:t xml:space="preserve">182</w:t>
             </w:r>
           </w:p>
         </w:tc>
@@ -10622,7 +13178,7 @@
               <w:pStyle w:val="Compact"/>
             </w:pPr>
             <w:r>
-              <w:t xml:space="preserve">148</w:t>
+              <w:t xml:space="preserve">183</w:t>
             </w:r>
           </w:p>
         </w:tc>
@@ -10690,7 +13246,7 @@
               <w:pStyle w:val="Compact"/>
             </w:pPr>
             <w:r>
-              <w:t xml:space="preserve">149</w:t>
+              <w:t xml:space="preserve">184</w:t>
             </w:r>
           </w:p>
         </w:tc>
@@ -10758,7 +13314,7 @@
               <w:pStyle w:val="Compact"/>
             </w:pPr>
             <w:r>
-              <w:t xml:space="preserve">150</w:t>
+              <w:t xml:space="preserve">185</w:t>
             </w:r>
           </w:p>
         </w:tc>
@@ -10826,7 +13382,7 @@
               <w:pStyle w:val="Compact"/>
             </w:pPr>
             <w:r>
-              <w:t xml:space="preserve">151</w:t>
+              <w:t xml:space="preserve">186</w:t>
             </w:r>
           </w:p>
         </w:tc>
@@ -10894,7 +13450,7 @@
               <w:pStyle w:val="Compact"/>
             </w:pPr>
             <w:r>
-              <w:t xml:space="preserve">152</w:t>
+              <w:t xml:space="preserve">187</w:t>
             </w:r>
           </w:p>
         </w:tc>
@@ -10962,7 +13518,7 @@
               <w:pStyle w:val="Compact"/>
             </w:pPr>
             <w:r>
-              <w:t xml:space="preserve">153</w:t>
+              <w:t xml:space="preserve">188</w:t>
             </w:r>
           </w:p>
         </w:tc>
@@ -11030,7 +13586,7 @@
               <w:pStyle w:val="Compact"/>
             </w:pPr>
             <w:r>
-              <w:t xml:space="preserve">154</w:t>
+              <w:t xml:space="preserve">189</w:t>
             </w:r>
           </w:p>
         </w:tc>
@@ -11098,7 +13654,7 @@
               <w:pStyle w:val="Compact"/>
             </w:pPr>
             <w:r>
-              <w:t xml:space="preserve">155</w:t>
+              <w:t xml:space="preserve">190</w:t>
             </w:r>
           </w:p>
         </w:tc>
@@ -11166,7 +13722,7 @@
               <w:pStyle w:val="Compact"/>
             </w:pPr>
             <w:r>
-              <w:t xml:space="preserve">156</w:t>
+              <w:t xml:space="preserve">191</w:t>
             </w:r>
           </w:p>
         </w:tc>
@@ -11234,7 +13790,7 @@
               <w:pStyle w:val="Compact"/>
             </w:pPr>
             <w:r>
-              <w:t xml:space="preserve">157</w:t>
+              <w:t xml:space="preserve">192</w:t>
             </w:r>
           </w:p>
         </w:tc>
@@ -11302,7 +13858,7 @@
               <w:pStyle w:val="Compact"/>
             </w:pPr>
             <w:r>
-              <w:t xml:space="preserve">158</w:t>
+              <w:t xml:space="preserve">193</w:t>
             </w:r>
           </w:p>
         </w:tc>
@@ -11370,7 +13926,7 @@
               <w:pStyle w:val="Compact"/>
             </w:pPr>
             <w:r>
-              <w:t xml:space="preserve">159</w:t>
+              <w:t xml:space="preserve">194</w:t>
             </w:r>
           </w:p>
         </w:tc>
@@ -11438,7 +13994,7 @@
               <w:pStyle w:val="Compact"/>
             </w:pPr>
             <w:r>
-              <w:t xml:space="preserve">160</w:t>
+              <w:t xml:space="preserve">195</w:t>
             </w:r>
           </w:p>
         </w:tc>
@@ -11506,7 +14062,7 @@
               <w:pStyle w:val="Compact"/>
             </w:pPr>
             <w:r>
-              <w:t xml:space="preserve">161</w:t>
+              <w:t xml:space="preserve">196</w:t>
             </w:r>
           </w:p>
         </w:tc>
@@ -11574,7 +14130,7 @@
               <w:pStyle w:val="Compact"/>
             </w:pPr>
             <w:r>
-              <w:t xml:space="preserve">162</w:t>
+              <w:t xml:space="preserve">197</w:t>
             </w:r>
           </w:p>
         </w:tc>
@@ -11642,7 +14198,7 @@
               <w:pStyle w:val="Compact"/>
             </w:pPr>
             <w:r>
-              <w:t xml:space="preserve">163</w:t>
+              <w:t xml:space="preserve">198</w:t>
             </w:r>
           </w:p>
         </w:tc>
@@ -11710,7 +14266,7 @@
               <w:pStyle w:val="Compact"/>
             </w:pPr>
             <w:r>
-              <w:t xml:space="preserve">164</w:t>
+              <w:t xml:space="preserve">199</w:t>
             </w:r>
           </w:p>
         </w:tc>
@@ -11778,7 +14334,7 @@
               <w:pStyle w:val="Compact"/>
             </w:pPr>
             <w:r>
-              <w:t xml:space="preserve">165</w:t>
+              <w:t xml:space="preserve">200</w:t>
             </w:r>
           </w:p>
         </w:tc>
@@ -11846,7 +14402,7 @@
               <w:pStyle w:val="Compact"/>
             </w:pPr>
             <w:r>
-              <w:t xml:space="preserve">166</w:t>
+              <w:t xml:space="preserve">201</w:t>
             </w:r>
           </w:p>
         </w:tc>
@@ -11914,7 +14470,7 @@
               <w:pStyle w:val="Compact"/>
             </w:pPr>
             <w:r>
-              <w:t xml:space="preserve">167</w:t>
+              <w:t xml:space="preserve">202</w:t>
             </w:r>
           </w:p>
         </w:tc>
@@ -11982,7 +14538,7 @@
               <w:pStyle w:val="Compact"/>
             </w:pPr>
             <w:r>
-              <w:t xml:space="preserve">168</w:t>
+              <w:t xml:space="preserve">203</w:t>
             </w:r>
           </w:p>
         </w:tc>
@@ -12050,7 +14606,7 @@
               <w:pStyle w:val="Compact"/>
             </w:pPr>
             <w:r>
-              <w:t xml:space="preserve">169</w:t>
+              <w:t xml:space="preserve">204</w:t>
             </w:r>
           </w:p>
         </w:tc>
@@ -12118,7 +14674,7 @@
               <w:pStyle w:val="Compact"/>
             </w:pPr>
             <w:r>
-              <w:t xml:space="preserve">170</w:t>
+              <w:t xml:space="preserve">205</w:t>
             </w:r>
           </w:p>
         </w:tc>
@@ -12186,7 +14742,7 @@
               <w:pStyle w:val="Compact"/>
             </w:pPr>
             <w:r>
-              <w:t xml:space="preserve">171</w:t>
+              <w:t xml:space="preserve">206</w:t>
             </w:r>
           </w:p>
         </w:tc>
@@ -12254,7 +14810,7 @@
               <w:pStyle w:val="Compact"/>
             </w:pPr>
             <w:r>
-              <w:t xml:space="preserve">172</w:t>
+              <w:t xml:space="preserve">207</w:t>
             </w:r>
           </w:p>
         </w:tc>
@@ -12322,7 +14878,7 @@
               <w:pStyle w:val="Compact"/>
             </w:pPr>
             <w:r>
-              <w:t xml:space="preserve">173</w:t>
+              <w:t xml:space="preserve">208</w:t>
             </w:r>
           </w:p>
         </w:tc>
@@ -12390,7 +14946,7 @@
               <w:pStyle w:val="Compact"/>
             </w:pPr>
             <w:r>
-              <w:t xml:space="preserve">174</w:t>
+              <w:t xml:space="preserve">209</w:t>
             </w:r>
           </w:p>
         </w:tc>
@@ -12458,7 +15014,7 @@
               <w:pStyle w:val="Compact"/>
             </w:pPr>
             <w:r>
-              <w:t xml:space="preserve">175</w:t>
+              <w:t xml:space="preserve">210</w:t>
             </w:r>
           </w:p>
         </w:tc>
@@ -12526,7 +15082,7 @@
               <w:pStyle w:val="Compact"/>
             </w:pPr>
             <w:r>
-              <w:t xml:space="preserve">176</w:t>
+              <w:t xml:space="preserve">211</w:t>
             </w:r>
           </w:p>
         </w:tc>
@@ -12594,7 +15150,7 @@
               <w:pStyle w:val="Compact"/>
             </w:pPr>
             <w:r>
-              <w:t xml:space="preserve">177</w:t>
+              <w:t xml:space="preserve">212</w:t>
             </w:r>
           </w:p>
         </w:tc>
@@ -12662,7 +15218,7 @@
               <w:pStyle w:val="Compact"/>
             </w:pPr>
             <w:r>
-              <w:t xml:space="preserve">178</w:t>
+              <w:t xml:space="preserve">213</w:t>
             </w:r>
           </w:p>
         </w:tc>
@@ -12730,7 +15286,7 @@
               <w:pStyle w:val="Compact"/>
             </w:pPr>
             <w:r>
-              <w:t xml:space="preserve">179</w:t>
+              <w:t xml:space="preserve">214</w:t>
             </w:r>
           </w:p>
         </w:tc>
@@ -12798,7 +15354,7 @@
               <w:pStyle w:val="Compact"/>
             </w:pPr>
             <w:r>
-              <w:t xml:space="preserve">180</w:t>
+              <w:t xml:space="preserve">215</w:t>
             </w:r>
           </w:p>
         </w:tc>
@@ -12866,7 +15422,7 @@
               <w:pStyle w:val="Compact"/>
             </w:pPr>
             <w:r>
-              <w:t xml:space="preserve">181</w:t>
+              <w:t xml:space="preserve">216</w:t>
             </w:r>
           </w:p>
         </w:tc>
@@ -12934,7 +15490,7 @@
               <w:pStyle w:val="Compact"/>
             </w:pPr>
             <w:r>
-              <w:t xml:space="preserve">182</w:t>
+              <w:t xml:space="preserve">217</w:t>
             </w:r>
           </w:p>
         </w:tc>
@@ -13002,7 +15558,7 @@
               <w:pStyle w:val="Compact"/>
             </w:pPr>
             <w:r>
-              <w:t xml:space="preserve">183</w:t>
+              <w:t xml:space="preserve">218</w:t>
             </w:r>
           </w:p>
         </w:tc>
@@ -13070,7 +15626,7 @@
               <w:pStyle w:val="Compact"/>
             </w:pPr>
             <w:r>
-              <w:t xml:space="preserve">184</w:t>
+              <w:t xml:space="preserve">219</w:t>
             </w:r>
           </w:p>
         </w:tc>
@@ -13138,7 +15694,7 @@
               <w:pStyle w:val="Compact"/>
             </w:pPr>
             <w:r>
-              <w:t xml:space="preserve">185</w:t>
+              <w:t xml:space="preserve">220</w:t>
             </w:r>
           </w:p>
         </w:tc>
@@ -13206,7 +15762,7 @@
               <w:pStyle w:val="Compact"/>
             </w:pPr>
             <w:r>
-              <w:t xml:space="preserve">186</w:t>
+              <w:t xml:space="preserve">221</w:t>
             </w:r>
           </w:p>
         </w:tc>
@@ -13274,7 +15830,7 @@
               <w:pStyle w:val="Compact"/>
             </w:pPr>
             <w:r>
-              <w:t xml:space="preserve">187</w:t>
+              <w:t xml:space="preserve">222</w:t>
             </w:r>
           </w:p>
         </w:tc>
@@ -13342,7 +15898,7 @@
               <w:pStyle w:val="Compact"/>
             </w:pPr>
             <w:r>
-              <w:t xml:space="preserve">188</w:t>
+              <w:t xml:space="preserve">223</w:t>
             </w:r>
           </w:p>
         </w:tc>
@@ -13410,7 +15966,7 @@
               <w:pStyle w:val="Compact"/>
             </w:pPr>
             <w:r>
-              <w:t xml:space="preserve">189</w:t>
+              <w:t xml:space="preserve">224</w:t>
             </w:r>
           </w:p>
         </w:tc>
@@ -13478,7 +16034,7 @@
               <w:pStyle w:val="Compact"/>
             </w:pPr>
             <w:r>
-              <w:t xml:space="preserve">190</w:t>
+              <w:t xml:space="preserve">225</w:t>
             </w:r>
           </w:p>
         </w:tc>
@@ -13546,7 +16102,7 @@
               <w:pStyle w:val="Compact"/>
             </w:pPr>
             <w:r>
-              <w:t xml:space="preserve">191</w:t>
+              <w:t xml:space="preserve">226</w:t>
             </w:r>
           </w:p>
         </w:tc>
@@ -13614,7 +16170,7 @@
               <w:pStyle w:val="Compact"/>
             </w:pPr>
             <w:r>
-              <w:t xml:space="preserve">192</w:t>
+              <w:t xml:space="preserve">227</w:t>
             </w:r>
           </w:p>
         </w:tc>
@@ -13682,7 +16238,7 @@
               <w:pStyle w:val="Compact"/>
             </w:pPr>
             <w:r>
-              <w:t xml:space="preserve">193</w:t>
+              <w:t xml:space="preserve">228</w:t>
             </w:r>
           </w:p>
         </w:tc>
@@ -13750,7 +16306,7 @@
               <w:pStyle w:val="Compact"/>
             </w:pPr>
             <w:r>
-              <w:t xml:space="preserve">194</w:t>
+              <w:t xml:space="preserve">229</w:t>
             </w:r>
           </w:p>
         </w:tc>
@@ -13818,7 +16374,7 @@
               <w:pStyle w:val="Compact"/>
             </w:pPr>
             <w:r>
-              <w:t xml:space="preserve">195</w:t>
+              <w:t xml:space="preserve">230</w:t>
             </w:r>
           </w:p>
         </w:tc>
@@ -13886,7 +16442,7 @@
               <w:pStyle w:val="Compact"/>
             </w:pPr>
             <w:r>
-              <w:t xml:space="preserve">196</w:t>
+              <w:t xml:space="preserve">231</w:t>
             </w:r>
           </w:p>
         </w:tc>
@@ -13954,7 +16510,7 @@
               <w:pStyle w:val="Compact"/>
             </w:pPr>
             <w:r>
-              <w:t xml:space="preserve">197</w:t>
+              <w:t xml:space="preserve">232</w:t>
             </w:r>
           </w:p>
         </w:tc>
@@ -14022,7 +16578,7 @@
               <w:pStyle w:val="Compact"/>
             </w:pPr>
             <w:r>
-              <w:t xml:space="preserve">198</w:t>
+              <w:t xml:space="preserve">233</w:t>
             </w:r>
           </w:p>
         </w:tc>
@@ -14090,7 +16646,7 @@
               <w:pStyle w:val="Compact"/>
             </w:pPr>
             <w:r>
-              <w:t xml:space="preserve">199</w:t>
+              <w:t xml:space="preserve">234</w:t>
             </w:r>
           </w:p>
         </w:tc>
@@ -14158,7 +16714,7 @@
               <w:pStyle w:val="Compact"/>
             </w:pPr>
             <w:r>
-              <w:t xml:space="preserve">200</w:t>
+              <w:t xml:space="preserve">235</w:t>
             </w:r>
           </w:p>
         </w:tc>
@@ -14226,7 +16782,7 @@
               <w:pStyle w:val="Compact"/>
             </w:pPr>
             <w:r>
-              <w:t xml:space="preserve">201</w:t>
+              <w:t xml:space="preserve">236</w:t>
             </w:r>
           </w:p>
         </w:tc>
@@ -14294,7 +16850,7 @@
               <w:pStyle w:val="Compact"/>
             </w:pPr>
             <w:r>
-              <w:t xml:space="preserve">202</w:t>
+              <w:t xml:space="preserve">237</w:t>
             </w:r>
           </w:p>
         </w:tc>
@@ -14362,7 +16918,7 @@
               <w:pStyle w:val="Compact"/>
             </w:pPr>
             <w:r>
-              <w:t xml:space="preserve">203</w:t>
+              <w:t xml:space="preserve">238</w:t>
             </w:r>
           </w:p>
         </w:tc>
@@ -14430,7 +16986,7 @@
               <w:pStyle w:val="Compact"/>
             </w:pPr>
             <w:r>
-              <w:t xml:space="preserve">204</w:t>
+              <w:t xml:space="preserve">239</w:t>
             </w:r>
           </w:p>
         </w:tc>
@@ -14498,7 +17054,7 @@
               <w:pStyle w:val="Compact"/>
             </w:pPr>
             <w:r>
-              <w:t xml:space="preserve">205</w:t>
+              <w:t xml:space="preserve">240</w:t>
             </w:r>
           </w:p>
         </w:tc>
@@ -14566,7 +17122,7 @@
               <w:pStyle w:val="Compact"/>
             </w:pPr>
             <w:r>
-              <w:t xml:space="preserve">206</w:t>
+              <w:t xml:space="preserve">241</w:t>
             </w:r>
           </w:p>
         </w:tc>
@@ -14634,7 +17190,7 @@
               <w:pStyle w:val="Compact"/>
             </w:pPr>
             <w:r>
-              <w:t xml:space="preserve">207</w:t>
+              <w:t xml:space="preserve">242</w:t>
             </w:r>
           </w:p>
         </w:tc>
@@ -14702,7 +17258,7 @@
               <w:pStyle w:val="Compact"/>
             </w:pPr>
             <w:r>
-              <w:t xml:space="preserve">208</w:t>
+              <w:t xml:space="preserve">243</w:t>
             </w:r>
           </w:p>
         </w:tc>
@@ -14770,7 +17326,7 @@
               <w:pStyle w:val="Compact"/>
             </w:pPr>
             <w:r>
-              <w:t xml:space="preserve">209</w:t>
+              <w:t xml:space="preserve">244</w:t>
             </w:r>
           </w:p>
         </w:tc>
@@ -14838,7 +17394,7 @@
               <w:pStyle w:val="Compact"/>
             </w:pPr>
             <w:r>
-              <w:t xml:space="preserve">210</w:t>
+              <w:t xml:space="preserve">245</w:t>
             </w:r>
           </w:p>
         </w:tc>
@@ -14906,7 +17462,7 @@
               <w:pStyle w:val="Compact"/>
             </w:pPr>
             <w:r>
-              <w:t xml:space="preserve">211</w:t>
+              <w:t xml:space="preserve">246</w:t>
             </w:r>
           </w:p>
         </w:tc>
@@ -14974,7 +17530,7 @@
               <w:pStyle w:val="Compact"/>
             </w:pPr>
             <w:r>
-              <w:t xml:space="preserve">212</w:t>
+              <w:t xml:space="preserve">247</w:t>
             </w:r>
           </w:p>
         </w:tc>
@@ -15042,7 +17598,7 @@
               <w:pStyle w:val="Compact"/>
             </w:pPr>
             <w:r>
-              <w:t xml:space="preserve">213</w:t>
+              <w:t xml:space="preserve">248</w:t>
             </w:r>
           </w:p>
         </w:tc>
@@ -15110,7 +17666,7 @@
               <w:pStyle w:val="Compact"/>
             </w:pPr>
             <w:r>
-              <w:t xml:space="preserve">214</w:t>
+              <w:t xml:space="preserve">249</w:t>
             </w:r>
           </w:p>
         </w:tc>
@@ -15178,7 +17734,7 @@
               <w:pStyle w:val="Compact"/>
             </w:pPr>
             <w:r>
-              <w:t xml:space="preserve">215</w:t>
+              <w:t xml:space="preserve">250</w:t>
             </w:r>
           </w:p>
         </w:tc>
@@ -15246,7 +17802,7 @@
               <w:pStyle w:val="Compact"/>
             </w:pPr>
             <w:r>
-              <w:t xml:space="preserve">216</w:t>
+              <w:t xml:space="preserve">251</w:t>
             </w:r>
           </w:p>
         </w:tc>
@@ -15314,7 +17870,7 @@
               <w:pStyle w:val="Compact"/>
             </w:pPr>
             <w:r>
-              <w:t xml:space="preserve">217</w:t>
+              <w:t xml:space="preserve">252</w:t>
             </w:r>
           </w:p>
         </w:tc>
@@ -15382,7 +17938,7 @@
               <w:pStyle w:val="Compact"/>
             </w:pPr>
             <w:r>
-              <w:t xml:space="preserve">218</w:t>
+              <w:t xml:space="preserve">253</w:t>
             </w:r>
           </w:p>
         </w:tc>
@@ -15450,7 +18006,7 @@
               <w:pStyle w:val="Compact"/>
             </w:pPr>
             <w:r>
-              <w:t xml:space="preserve">219</w:t>
+              <w:t xml:space="preserve">254</w:t>
             </w:r>
           </w:p>
         </w:tc>
@@ -15518,7 +18074,7 @@
               <w:pStyle w:val="Compact"/>
             </w:pPr>
             <w:r>
-              <w:t xml:space="preserve">220</w:t>
+              <w:t xml:space="preserve">255</w:t>
             </w:r>
           </w:p>
         </w:tc>
@@ -15586,7 +18142,7 @@
               <w:pStyle w:val="Compact"/>
             </w:pPr>
             <w:r>
-              <w:t xml:space="preserve">221</w:t>
+              <w:t xml:space="preserve">256</w:t>
             </w:r>
           </w:p>
         </w:tc>
@@ -15654,7 +18210,7 @@
               <w:pStyle w:val="Compact"/>
             </w:pPr>
             <w:r>
-              <w:t xml:space="preserve">222</w:t>
+              <w:t xml:space="preserve">257</w:t>
             </w:r>
           </w:p>
         </w:tc>
@@ -15722,7 +18278,7 @@
               <w:pStyle w:val="Compact"/>
             </w:pPr>
             <w:r>
-              <w:t xml:space="preserve">223</w:t>
+              <w:t xml:space="preserve">258</w:t>
             </w:r>
           </w:p>
         </w:tc>
@@ -15790,7 +18346,7 @@
               <w:pStyle w:val="Compact"/>
             </w:pPr>
             <w:r>
-              <w:t xml:space="preserve">224</w:t>
+              <w:t xml:space="preserve">259</w:t>
             </w:r>
           </w:p>
         </w:tc>
@@ -15858,7 +18414,7 @@
               <w:pStyle w:val="Compact"/>
             </w:pPr>
             <w:r>
-              <w:t xml:space="preserve">225</w:t>
+              <w:t xml:space="preserve">260</w:t>
             </w:r>
           </w:p>
         </w:tc>
@@ -15926,7 +18482,7 @@
               <w:pStyle w:val="Compact"/>
             </w:pPr>
             <w:r>
-              <w:t xml:space="preserve">226</w:t>
+              <w:t xml:space="preserve">261</w:t>
             </w:r>
           </w:p>
         </w:tc>
@@ -16006,7 +18562,7 @@
               <w:pStyle w:val="Compact"/>
             </w:pPr>
             <w:r>
-              <w:t xml:space="preserve">227</w:t>
+              <w:t xml:space="preserve">262</w:t>
             </w:r>
           </w:p>
         </w:tc>
@@ -16086,7 +18642,7 @@
               <w:pStyle w:val="Compact"/>
             </w:pPr>
             <w:r>
-              <w:t xml:space="preserve">228</w:t>
+              <w:t xml:space="preserve">263</w:t>
             </w:r>
           </w:p>
         </w:tc>
@@ -16154,7 +18710,7 @@
               <w:pStyle w:val="Compact"/>
             </w:pPr>
             <w:r>
-              <w:t xml:space="preserve">229</w:t>
+              <w:t xml:space="preserve">264</w:t>
             </w:r>
           </w:p>
         </w:tc>
@@ -16222,7 +18778,7 @@
               <w:pStyle w:val="Compact"/>
             </w:pPr>
             <w:r>
-              <w:t xml:space="preserve">230</w:t>
+              <w:t xml:space="preserve">265</w:t>
             </w:r>
           </w:p>
         </w:tc>
@@ -16290,7 +18846,7 @@
               <w:pStyle w:val="Compact"/>
             </w:pPr>
             <w:r>
-              <w:t xml:space="preserve">231</w:t>
+              <w:t xml:space="preserve">266</w:t>
             </w:r>
           </w:p>
         </w:tc>
@@ -16358,7 +18914,7 @@
               <w:pStyle w:val="Compact"/>
             </w:pPr>
             <w:r>
-              <w:t xml:space="preserve">232</w:t>
+              <w:t xml:space="preserve">267</w:t>
             </w:r>
           </w:p>
         </w:tc>
@@ -16426,7 +18982,7 @@
               <w:pStyle w:val="Compact"/>
             </w:pPr>
             <w:r>
-              <w:t xml:space="preserve">233</w:t>
+              <w:t xml:space="preserve">268</w:t>
             </w:r>
           </w:p>
         </w:tc>
@@ -16494,7 +19050,7 @@
               <w:pStyle w:val="Compact"/>
             </w:pPr>
             <w:r>
-              <w:t xml:space="preserve">234</w:t>
+              <w:t xml:space="preserve">269</w:t>
             </w:r>
           </w:p>
         </w:tc>
@@ -16577,7 +19133,7 @@
               <w:pStyle w:val="Compact"/>
             </w:pPr>
             <w:r>
-              <w:t xml:space="preserve">235</w:t>
+              <w:t xml:space="preserve">270</w:t>
             </w:r>
           </w:p>
         </w:tc>
@@ -16660,7 +19216,7 @@
               <w:pStyle w:val="Compact"/>
             </w:pPr>
             <w:r>
-              <w:t xml:space="preserve">236</w:t>
+              <w:t xml:space="preserve">271</w:t>
             </w:r>
           </w:p>
         </w:tc>
@@ -16728,7 +19284,7 @@
               <w:pStyle w:val="Compact"/>
             </w:pPr>
             <w:r>
-              <w:t xml:space="preserve">237</w:t>
+              <w:t xml:space="preserve">272</w:t>
             </w:r>
           </w:p>
         </w:tc>
@@ -16796,7 +19352,7 @@
               <w:pStyle w:val="Compact"/>
             </w:pPr>
             <w:r>
-              <w:t xml:space="preserve">238</w:t>
+              <w:t xml:space="preserve">273</w:t>
             </w:r>
           </w:p>
         </w:tc>
@@ -16864,7 +19420,7 @@
               <w:pStyle w:val="Compact"/>
             </w:pPr>
             <w:r>
-              <w:t xml:space="preserve">239</w:t>
+              <w:t xml:space="preserve">274</w:t>
             </w:r>
           </w:p>
         </w:tc>
@@ -16932,7 +19488,7 @@
               <w:pStyle w:val="Compact"/>
             </w:pPr>
             <w:r>
-              <w:t xml:space="preserve">240</w:t>
+              <w:t xml:space="preserve">275</w:t>
             </w:r>
           </w:p>
         </w:tc>
@@ -17000,7 +19556,7 @@
               <w:pStyle w:val="Compact"/>
             </w:pPr>
             <w:r>
-              <w:t xml:space="preserve">241</w:t>
+              <w:t xml:space="preserve">276</w:t>
             </w:r>
           </w:p>
         </w:tc>
@@ -17068,7 +19624,7 @@
               <w:pStyle w:val="Compact"/>
             </w:pPr>
             <w:r>
-              <w:t xml:space="preserve">242</w:t>
+              <w:t xml:space="preserve">277</w:t>
             </w:r>
           </w:p>
         </w:tc>
@@ -17136,7 +19692,7 @@
               <w:pStyle w:val="Compact"/>
             </w:pPr>
             <w:r>
-              <w:t xml:space="preserve">243</w:t>
+              <w:t xml:space="preserve">278</w:t>
             </w:r>
           </w:p>
         </w:tc>
@@ -17204,7 +19760,7 @@
               <w:pStyle w:val="Compact"/>
             </w:pPr>
             <w:r>
-              <w:t xml:space="preserve">244</w:t>
+              <w:t xml:space="preserve">279</w:t>
             </w:r>
           </w:p>
         </w:tc>
@@ -17272,7 +19828,7 @@
               <w:pStyle w:val="Compact"/>
             </w:pPr>
             <w:r>
-              <w:t xml:space="preserve">245</w:t>
+              <w:t xml:space="preserve">280</w:t>
             </w:r>
           </w:p>
         </w:tc>
@@ -17340,7 +19896,7 @@
               <w:pStyle w:val="Compact"/>
             </w:pPr>
             <w:r>
-              <w:t xml:space="preserve">246</w:t>
+              <w:t xml:space="preserve">281</w:t>
             </w:r>
           </w:p>
         </w:tc>
@@ -17408,7 +19964,7 @@
               <w:pStyle w:val="Compact"/>
             </w:pPr>
             <w:r>
-              <w:t xml:space="preserve">247</w:t>
+              <w:t xml:space="preserve">282</w:t>
             </w:r>
           </w:p>
         </w:tc>
@@ -17476,7 +20032,7 @@
               <w:pStyle w:val="Compact"/>
             </w:pPr>
             <w:r>
-              <w:t xml:space="preserve">248</w:t>
+              <w:t xml:space="preserve">283</w:t>
             </w:r>
           </w:p>
         </w:tc>
@@ -17544,7 +20100,7 @@
               <w:pStyle w:val="Compact"/>
             </w:pPr>
             <w:r>
-              <w:t xml:space="preserve">249</w:t>
+              <w:t xml:space="preserve">284</w:t>
             </w:r>
           </w:p>
         </w:tc>
@@ -17612,7 +20168,7 @@
               <w:pStyle w:val="Compact"/>
             </w:pPr>
             <w:r>
-              <w:t xml:space="preserve">250</w:t>
+              <w:t xml:space="preserve">285</w:t>
             </w:r>
           </w:p>
         </w:tc>
@@ -17680,7 +20236,7 @@
               <w:pStyle w:val="Compact"/>
             </w:pPr>
             <w:r>
-              <w:t xml:space="preserve">251</w:t>
+              <w:t xml:space="preserve">286</w:t>
             </w:r>
           </w:p>
         </w:tc>
@@ -17748,7 +20304,7 @@
               <w:pStyle w:val="Compact"/>
             </w:pPr>
             <w:r>
-              <w:t xml:space="preserve">252</w:t>
+              <w:t xml:space="preserve">287</w:t>
             </w:r>
           </w:p>
         </w:tc>
@@ -17816,7 +20372,7 @@
               <w:pStyle w:val="Compact"/>
             </w:pPr>
             <w:r>
-              <w:t xml:space="preserve">253</w:t>
+              <w:t xml:space="preserve">288</w:t>
             </w:r>
           </w:p>
         </w:tc>
@@ -17896,7 +20452,7 @@
               <w:pStyle w:val="Compact"/>
             </w:pPr>
             <w:r>
-              <w:t xml:space="preserve">254</w:t>
+              <w:t xml:space="preserve">289</w:t>
             </w:r>
           </w:p>
         </w:tc>
@@ -17976,7 +20532,7 @@
               <w:pStyle w:val="Compact"/>
             </w:pPr>
             <w:r>
-              <w:t xml:space="preserve">255</w:t>
+              <w:t xml:space="preserve">290</w:t>
             </w:r>
           </w:p>
         </w:tc>
@@ -18053,7 +20609,7 @@
               <w:pStyle w:val="Compact"/>
             </w:pPr>
             <w:r>
-              <w:t xml:space="preserve">256</w:t>
+              <w:t xml:space="preserve">291</w:t>
             </w:r>
           </w:p>
         </w:tc>
@@ -18121,7 +20677,7 @@
               <w:pStyle w:val="Compact"/>
             </w:pPr>
             <w:r>
-              <w:t xml:space="preserve">257</w:t>
+              <w:t xml:space="preserve">292</w:t>
             </w:r>
           </w:p>
         </w:tc>
@@ -18189,7 +20745,7 @@
               <w:pStyle w:val="Compact"/>
             </w:pPr>
             <w:r>
-              <w:t xml:space="preserve">258</w:t>
+              <w:t xml:space="preserve">293</w:t>
             </w:r>
           </w:p>
         </w:tc>
@@ -18257,7 +20813,7 @@
               <w:pStyle w:val="Compact"/>
             </w:pPr>
             <w:r>
-              <w:t xml:space="preserve">259</w:t>
+              <w:t xml:space="preserve">294</w:t>
             </w:r>
           </w:p>
         </w:tc>
@@ -18325,7 +20881,7 @@
               <w:pStyle w:val="Compact"/>
             </w:pPr>
             <w:r>
-              <w:t xml:space="preserve">260</w:t>
+              <w:t xml:space="preserve">295</w:t>
             </w:r>
           </w:p>
         </w:tc>
@@ -18393,7 +20949,7 @@
               <w:pStyle w:val="Compact"/>
             </w:pPr>
             <w:r>
-              <w:t xml:space="preserve">261</w:t>
+              <w:t xml:space="preserve">296</w:t>
             </w:r>
           </w:p>
         </w:tc>
@@ -18461,7 +21017,7 @@
               <w:pStyle w:val="Compact"/>
             </w:pPr>
             <w:r>
-              <w:t xml:space="preserve">262</w:t>
+              <w:t xml:space="preserve">297</w:t>
             </w:r>
           </w:p>
         </w:tc>
@@ -18529,7 +21085,7 @@
               <w:pStyle w:val="Compact"/>
             </w:pPr>
             <w:r>
-              <w:t xml:space="preserve">263</w:t>
+              <w:t xml:space="preserve">298</w:t>
             </w:r>
           </w:p>
         </w:tc>
@@ -18597,7 +21153,75 @@
               <w:pStyle w:val="Compact"/>
             </w:pPr>
             <w:r>
-              <w:t xml:space="preserve">264</w:t>
+              <w:t xml:space="preserve">299</w:t>
+            </w:r>
+          </w:p>
+        </w:tc>
+        <w:tc>
+          <w:tcPr/>
+          <w:p>
+            <w:pPr>
+              <w:pStyle w:val="Compact"/>
+            </w:pPr>
+            <w:r>
+              <w:t xml:space="preserve">Medium</w:t>
+            </w:r>
+          </w:p>
+        </w:tc>
+        <w:tc>
+          <w:tcPr/>
+          <w:p>
+            <w:pPr>
+              <w:pStyle w:val="Compact"/>
+            </w:pPr>
+            <w:r>
+              <w:t xml:space="preserve">Completed (→ Fixed.md)</w:t>
+            </w:r>
+          </w:p>
+        </w:tc>
+        <w:tc>
+          <w:tcPr/>
+          <w:p>
+            <w:pPr>
+              <w:pStyle w:val="Compact"/>
+            </w:pPr>
+            <w:r>
+              <w:t xml:space="preserve">Task</w:t>
+            </w:r>
+          </w:p>
+        </w:tc>
+        <w:tc>
+          <w:tcPr/>
+          <w:p>
+            <w:pPr>
+              <w:pStyle w:val="Compact"/>
+            </w:pPr>
+            <w:r>
+              <w:t xml:space="preserve">—</w:t>
+            </w:r>
+          </w:p>
+        </w:tc>
+        <w:tc>
+          <w:tcPr/>
+          <w:p>
+            <w:pPr>
+              <w:pStyle w:val="Compact"/>
+            </w:pPr>
+            <w:r>
+              <w:t xml:space="preserve">HXC-126 — Eleven work items marked finished still appear in the open-issues document and are missing from the resolved-items document, so the two views disagree about their state and become untrustworthy. The work regenerates the tracker documents from the authoritative database so finished items appear only in the resolved view. The human-readable trackers then accurately reflect the true state.</w:t>
+            </w:r>
+          </w:p>
+        </w:tc>
+      </w:tr>
+      <w:tr>
+        <w:tc>
+          <w:tcPr/>
+          <w:p>
+            <w:pPr>
+              <w:pStyle w:val="Compact"/>
+            </w:pPr>
+            <w:r>
+              <w:t xml:space="preserve">300</w:t>
             </w:r>
           </w:p>
         </w:tc>
@@ -18665,7 +21289,7 @@
               <w:pStyle w:val="Compact"/>
             </w:pPr>
             <w:r>
-              <w:t xml:space="preserve">265</w:t>
+              <w:t xml:space="preserve">301</w:t>
             </w:r>
           </w:p>
         </w:tc>
@@ -18733,7 +21357,7 @@
               <w:pStyle w:val="Compact"/>
             </w:pPr>
             <w:r>
-              <w:t xml:space="preserve">266</w:t>
+              <w:t xml:space="preserve">302</w:t>
             </w:r>
           </w:p>
         </w:tc>
@@ -18801,7 +21425,7 @@
               <w:pStyle w:val="Compact"/>
             </w:pPr>
             <w:r>
-              <w:t xml:space="preserve">267</w:t>
+              <w:t xml:space="preserve">303</w:t>
             </w:r>
           </w:p>
         </w:tc>
@@ -18869,7 +21493,7 @@
               <w:pStyle w:val="Compact"/>
             </w:pPr>
             <w:r>
-              <w:t xml:space="preserve">268</w:t>
+              <w:t xml:space="preserve">304</w:t>
             </w:r>
           </w:p>
         </w:tc>
@@ -18937,7 +21561,7 @@
               <w:pStyle w:val="Compact"/>
             </w:pPr>
             <w:r>
-              <w:t xml:space="preserve">269</w:t>
+              <w:t xml:space="preserve">305</w:t>
             </w:r>
           </w:p>
         </w:tc>
@@ -19005,7 +21629,7 @@
               <w:pStyle w:val="Compact"/>
             </w:pPr>
             <w:r>
-              <w:t xml:space="preserve">270</w:t>
+              <w:t xml:space="preserve">306</w:t>
             </w:r>
           </w:p>
         </w:tc>
@@ -19073,7 +21697,7 @@
               <w:pStyle w:val="Compact"/>
             </w:pPr>
             <w:r>
-              <w:t xml:space="preserve">271</w:t>
+              <w:t xml:space="preserve">307</w:t>
             </w:r>
           </w:p>
         </w:tc>
@@ -19141,7 +21765,7 @@
               <w:pStyle w:val="Compact"/>
             </w:pPr>
             <w:r>
-              <w:t xml:space="preserve">272</w:t>
+              <w:t xml:space="preserve">308</w:t>
             </w:r>
           </w:p>
         </w:tc>
@@ -19209,7 +21833,7 @@
               <w:pStyle w:val="Compact"/>
             </w:pPr>
             <w:r>
-              <w:t xml:space="preserve">273</w:t>
+              <w:t xml:space="preserve">309</w:t>
             </w:r>
           </w:p>
         </w:tc>
@@ -19277,7 +21901,7 @@
               <w:pStyle w:val="Compact"/>
             </w:pPr>
             <w:r>
-              <w:t xml:space="preserve">274</w:t>
+              <w:t xml:space="preserve">310</w:t>
             </w:r>
           </w:p>
         </w:tc>
@@ -19345,7 +21969,7 @@
               <w:pStyle w:val="Compact"/>
             </w:pPr>
             <w:r>
-              <w:t xml:space="preserve">275</w:t>
+              <w:t xml:space="preserve">311</w:t>
             </w:r>
           </w:p>
         </w:tc>
@@ -19413,7 +22037,7 @@
               <w:pStyle w:val="Compact"/>
             </w:pPr>
             <w:r>
-              <w:t xml:space="preserve">276</w:t>
+              <w:t xml:space="preserve">312</w:t>
             </w:r>
           </w:p>
         </w:tc>
@@ -19481,7 +22105,7 @@
               <w:pStyle w:val="Compact"/>
             </w:pPr>
             <w:r>
-              <w:t xml:space="preserve">277</w:t>
+              <w:t xml:space="preserve">313</w:t>
             </w:r>
           </w:p>
         </w:tc>
@@ -19536,6 +22160,89 @@
               <w:pStyle w:val="Compact"/>
             </w:pPr>
             <w:r>
+              <w:t xml:space="preserve">HXL-001 — HelixLLM</w:t>
+            </w:r>
+            <w:r>
+              <w:t xml:space="preserve"> </w:t>
+            </w:r>
+            <w:r>
+              <w:rPr>
+                <w:rStyle w:val="VerbatimChar"/>
+              </w:rPr>
+              <w:t xml:space="preserve">internal/agents/tools/analysis_test.go</w:t>
+            </w:r>
+            <w:r>
+              <w:t xml:space="preserve"> </w:t>
+            </w:r>
+            <w:r>
+              <w:t xml:space="preserve">hardcoded absolute path</w:t>
+            </w:r>
+          </w:p>
+        </w:tc>
+      </w:tr>
+      <w:tr>
+        <w:tc>
+          <w:tcPr/>
+          <w:p>
+            <w:pPr>
+              <w:pStyle w:val="Compact"/>
+            </w:pPr>
+            <w:r>
+              <w:t xml:space="preserve">314</w:t>
+            </w:r>
+          </w:p>
+        </w:tc>
+        <w:tc>
+          <w:tcPr/>
+          <w:p>
+            <w:pPr>
+              <w:pStyle w:val="Compact"/>
+            </w:pPr>
+            <w:r>
+              <w:t xml:space="preserve">—</w:t>
+            </w:r>
+          </w:p>
+        </w:tc>
+        <w:tc>
+          <w:tcPr/>
+          <w:p>
+            <w:pPr>
+              <w:pStyle w:val="Compact"/>
+            </w:pPr>
+            <w:r>
+              <w:t xml:space="preserve">Fixed (→ Fixed.md)</w:t>
+            </w:r>
+          </w:p>
+        </w:tc>
+        <w:tc>
+          <w:tcPr/>
+          <w:p>
+            <w:pPr>
+              <w:pStyle w:val="Compact"/>
+            </w:pPr>
+            <w:r>
+              <w:t xml:space="preserve">Bug</w:t>
+            </w:r>
+          </w:p>
+        </w:tc>
+        <w:tc>
+          <w:tcPr/>
+          <w:p>
+            <w:pPr>
+              <w:pStyle w:val="Compact"/>
+            </w:pPr>
+            <w:r>
+              <w:t xml:space="preserve">—</w:t>
+            </w:r>
+          </w:p>
+        </w:tc>
+        <w:tc>
+          <w:tcPr/>
+          <w:p>
+            <w:pPr>
+              <w:pStyle w:val="Compact"/>
+            </w:pPr>
+            <w:r>
               <w:t xml:space="preserve">HXL-001 — HXL-001 (ex-ISSUE-003): HelixLLM analysis_test.go hardcoded path</w:t>
             </w:r>
           </w:p>
@@ -19549,7 +22256,7 @@
               <w:pStyle w:val="Compact"/>
             </w:pPr>
             <w:r>
-              <w:t xml:space="preserve">278</w:t>
+              <w:t xml:space="preserve">315</w:t>
             </w:r>
           </w:p>
         </w:tc>
@@ -19604,6 +22311,104 @@
               <w:pStyle w:val="Compact"/>
             </w:pPr>
             <w:r>
+              <w:t xml:space="preserve">HXL-002 — HelixLLM</w:t>
+            </w:r>
+            <w:r>
+              <w:t xml:space="preserve"> </w:t>
+            </w:r>
+            <w:r>
+              <w:rPr>
+                <w:rStyle w:val="VerbatimChar"/>
+              </w:rPr>
+              <w:t xml:space="preserve">internal/gateway/middleware</w:t>
+            </w:r>
+            <w:r>
+              <w:t xml:space="preserve"> </w:t>
+            </w:r>
+            <w:r>
+              <w:t xml:space="preserve">TOON</w:t>
+            </w:r>
+            <w:r>
+              <w:t xml:space="preserve"> </w:t>
+            </w:r>
+            <w:r>
+              <w:rPr>
+                <w:rStyle w:val="VerbatimChar"/>
+              </w:rPr>
+              <w:t xml:space="preserve">WriteTOON</w:t>
+            </w:r>
+            <w:r>
+              <w:t xml:space="preserve"> </w:t>
+            </w:r>
+            <w:r>
+              <w:t xml:space="preserve">returns 500</w:t>
+            </w:r>
+          </w:p>
+        </w:tc>
+      </w:tr>
+      <w:tr>
+        <w:tc>
+          <w:tcPr/>
+          <w:p>
+            <w:pPr>
+              <w:pStyle w:val="Compact"/>
+            </w:pPr>
+            <w:r>
+              <w:t xml:space="preserve">316</w:t>
+            </w:r>
+          </w:p>
+        </w:tc>
+        <w:tc>
+          <w:tcPr/>
+          <w:p>
+            <w:pPr>
+              <w:pStyle w:val="Compact"/>
+            </w:pPr>
+            <w:r>
+              <w:t xml:space="preserve">—</w:t>
+            </w:r>
+          </w:p>
+        </w:tc>
+        <w:tc>
+          <w:tcPr/>
+          <w:p>
+            <w:pPr>
+              <w:pStyle w:val="Compact"/>
+            </w:pPr>
+            <w:r>
+              <w:t xml:space="preserve">Fixed (→ Fixed.md)</w:t>
+            </w:r>
+          </w:p>
+        </w:tc>
+        <w:tc>
+          <w:tcPr/>
+          <w:p>
+            <w:pPr>
+              <w:pStyle w:val="Compact"/>
+            </w:pPr>
+            <w:r>
+              <w:t xml:space="preserve">Bug</w:t>
+            </w:r>
+          </w:p>
+        </w:tc>
+        <w:tc>
+          <w:tcPr/>
+          <w:p>
+            <w:pPr>
+              <w:pStyle w:val="Compact"/>
+            </w:pPr>
+            <w:r>
+              <w:t xml:space="preserve">—</w:t>
+            </w:r>
+          </w:p>
+        </w:tc>
+        <w:tc>
+          <w:tcPr/>
+          <w:p>
+            <w:pPr>
+              <w:pStyle w:val="Compact"/>
+            </w:pPr>
+            <w:r>
               <w:t xml:space="preserve">HXL-002 — HXL-002 (ex-ISSUE-004): HelixLLM TOON WriteTOON 500</w:t>
             </w:r>
           </w:p>
@@ -19617,7 +22422,75 @@
               <w:pStyle w:val="Compact"/>
             </w:pPr>
             <w:r>
-              <w:t xml:space="preserve">279</w:t>
+              <w:t xml:space="preserve">317</w:t>
+            </w:r>
+          </w:p>
+        </w:tc>
+        <w:tc>
+          <w:tcPr/>
+          <w:p>
+            <w:pPr>
+              <w:pStyle w:val="Compact"/>
+            </w:pPr>
+            <w:r>
+              <w:t xml:space="preserve">—</w:t>
+            </w:r>
+          </w:p>
+        </w:tc>
+        <w:tc>
+          <w:tcPr/>
+          <w:p>
+            <w:pPr>
+              <w:pStyle w:val="Compact"/>
+            </w:pPr>
+            <w:r>
+              <w:t xml:space="preserve">Fixed (→ Fixed.md)</w:t>
+            </w:r>
+          </w:p>
+        </w:tc>
+        <w:tc>
+          <w:tcPr/>
+          <w:p>
+            <w:pPr>
+              <w:pStyle w:val="Compact"/>
+            </w:pPr>
+            <w:r>
+              <w:t xml:space="preserve">Bug</w:t>
+            </w:r>
+          </w:p>
+        </w:tc>
+        <w:tc>
+          <w:tcPr/>
+          <w:p>
+            <w:pPr>
+              <w:pStyle w:val="Compact"/>
+            </w:pPr>
+            <w:r>
+              <w:t xml:space="preserve">—</w:t>
+            </w:r>
+          </w:p>
+        </w:tc>
+        <w:tc>
+          <w:tcPr/>
+          <w:p>
+            <w:pPr>
+              <w:pStyle w:val="Compact"/>
+            </w:pPr>
+            <w:r>
+              <w:t xml:space="preserve">HXQ-001 — helix_qa intermittent TestPerformance flake (host-load-sensitive)</w:t>
+            </w:r>
+          </w:p>
+        </w:tc>
+      </w:tr>
+      <w:tr>
+        <w:tc>
+          <w:tcPr/>
+          <w:p>
+            <w:pPr>
+              <w:pStyle w:val="Compact"/>
+            </w:pPr>
+            <w:r>
+              <w:t xml:space="preserve">318</w:t>
             </w:r>
           </w:p>
         </w:tc>
@@ -19700,7 +22573,7 @@
               <w:pStyle w:val="Compact"/>
             </w:pPr>
             <w:r>
-              <w:t xml:space="preserve">280</w:t>
+              <w:t xml:space="preserve">319</w:t>
             </w:r>
           </w:p>
         </w:tc>
@@ -19813,7 +22686,7 @@
               <w:pStyle w:val="Compact"/>
             </w:pPr>
             <w:r>
-              <w:t xml:space="preserve">281</w:t>
+              <w:t xml:space="preserve">320</w:t>
             </w:r>
           </w:p>
         </w:tc>
@@ -19896,7 +22769,7 @@
               <w:pStyle w:val="Compact"/>
             </w:pPr>
             <w:r>
-              <w:t xml:space="preserve">282</w:t>
+              <w:t xml:space="preserve">321</w:t>
             </w:r>
           </w:p>
         </w:tc>
@@ -19951,7 +22824,7 @@
               <w:pStyle w:val="Compact"/>
             </w:pPr>
             <w:r>
-              <w:t xml:space="preserve">HXV-002 — HXV-002: LLMsVerifier</w:t>
+              <w:t xml:space="preserve">HXV-002 — LLMsVerifier</w:t>
             </w:r>
             <w:r>
               <w:t xml:space="preserve"> </w:t>
@@ -19979,7 +22852,90 @@
               <w:pStyle w:val="Compact"/>
             </w:pPr>
             <w:r>
-              <w:t xml:space="preserve">283</w:t>
+              <w:t xml:space="preserve">322</w:t>
+            </w:r>
+          </w:p>
+        </w:tc>
+        <w:tc>
+          <w:tcPr/>
+          <w:p>
+            <w:pPr>
+              <w:pStyle w:val="Compact"/>
+            </w:pPr>
+            <w:r>
+              <w:t xml:space="preserve">—</w:t>
+            </w:r>
+          </w:p>
+        </w:tc>
+        <w:tc>
+          <w:tcPr/>
+          <w:p>
+            <w:pPr>
+              <w:pStyle w:val="Compact"/>
+            </w:pPr>
+            <w:r>
+              <w:t xml:space="preserve">Fixed (→ Fixed.md)</w:t>
+            </w:r>
+          </w:p>
+        </w:tc>
+        <w:tc>
+          <w:tcPr/>
+          <w:p>
+            <w:pPr>
+              <w:pStyle w:val="Compact"/>
+            </w:pPr>
+            <w:r>
+              <w:t xml:space="preserve">Bug</w:t>
+            </w:r>
+          </w:p>
+        </w:tc>
+        <w:tc>
+          <w:tcPr/>
+          <w:p>
+            <w:pPr>
+              <w:pStyle w:val="Compact"/>
+            </w:pPr>
+            <w:r>
+              <w:t xml:space="preserve">—</w:t>
+            </w:r>
+          </w:p>
+        </w:tc>
+        <w:tc>
+          <w:tcPr/>
+          <w:p>
+            <w:pPr>
+              <w:pStyle w:val="Compact"/>
+            </w:pPr>
+            <w:r>
+              <w:t xml:space="preserve">HXV-002 — HXV-002: LLMsVerifier</w:t>
+            </w:r>
+            <w:r>
+              <w:t xml:space="preserve"> </w:t>
+            </w:r>
+            <w:r>
+              <w:rPr>
+                <w:rStyle w:val="VerbatimChar"/>
+              </w:rPr>
+              <w:t xml:space="preserve">verification/</w:t>
+            </w:r>
+            <w:r>
+              <w:t xml:space="preserve"> </w:t>
+            </w:r>
+            <w:r>
+              <w:t xml:space="preserve">package 10 pre-existing test failures</w:t>
+            </w:r>
+          </w:p>
+        </w:tc>
+      </w:tr>
+      <w:tr>
+        <w:tc>
+          <w:tcPr/>
+          <w:p>
+            <w:pPr>
+              <w:pStyle w:val="Compact"/>
+            </w:pPr>
+            <w:r>
+              <w:t xml:space="preserve">323</w:t>
             </w:r>
           </w:p>
         </w:tc>
@@ -20062,7 +23018,7 @@
               <w:pStyle w:val="Compact"/>
             </w:pPr>
             <w:r>
-              <w:t xml:space="preserve">284</w:t>
+              <w:t xml:space="preserve">324</w:t>
             </w:r>
           </w:p>
         </w:tc>
@@ -20145,7 +23101,7 @@
               <w:pStyle w:val="Compact"/>
             </w:pPr>
             <w:r>
-              <w:t xml:space="preserve">285</w:t>
+              <w:t xml:space="preserve">325</w:t>
             </w:r>
           </w:p>
         </w:tc>
@@ -20200,7 +23156,7 @@
               <w:pStyle w:val="Compact"/>
             </w:pPr>
             <w:r>
-              <w:t xml:space="preserve">PAN-001 — PAN-001: panoptic</w:t>
+              <w:t xml:space="preserve">PAN-001 — panoptic</w:t>
             </w:r>
             <w:r>
               <w:t xml:space="preserve"> </w:t>
@@ -20240,7 +23196,102 @@
               <w:pStyle w:val="Compact"/>
             </w:pPr>
             <w:r>
-              <w:t xml:space="preserve">286</w:t>
+              <w:t xml:space="preserve">326</w:t>
+            </w:r>
+          </w:p>
+        </w:tc>
+        <w:tc>
+          <w:tcPr/>
+          <w:p>
+            <w:pPr>
+              <w:pStyle w:val="Compact"/>
+            </w:pPr>
+            <w:r>
+              <w:t xml:space="preserve">—</w:t>
+            </w:r>
+          </w:p>
+        </w:tc>
+        <w:tc>
+          <w:tcPr/>
+          <w:p>
+            <w:pPr>
+              <w:pStyle w:val="Compact"/>
+            </w:pPr>
+            <w:r>
+              <w:t xml:space="preserve">Fixed (→ Fixed.md)</w:t>
+            </w:r>
+          </w:p>
+        </w:tc>
+        <w:tc>
+          <w:tcPr/>
+          <w:p>
+            <w:pPr>
+              <w:pStyle w:val="Compact"/>
+            </w:pPr>
+            <w:r>
+              <w:t xml:space="preserve">Bug</w:t>
+            </w:r>
+          </w:p>
+        </w:tc>
+        <w:tc>
+          <w:tcPr/>
+          <w:p>
+            <w:pPr>
+              <w:pStyle w:val="Compact"/>
+            </w:pPr>
+            <w:r>
+              <w:t xml:space="preserve">—</w:t>
+            </w:r>
+          </w:p>
+        </w:tc>
+        <w:tc>
+          <w:tcPr/>
+          <w:p>
+            <w:pPr>
+              <w:pStyle w:val="Compact"/>
+            </w:pPr>
+            <w:r>
+              <w:t xml:space="preserve">PAN-001 — PAN-001: panoptic</w:t>
+            </w:r>
+            <w:r>
+              <w:t xml:space="preserve"> </w:t>
+            </w:r>
+            <w:r>
+              <w:rPr>
+                <w:rStyle w:val="VerbatimChar"/>
+              </w:rPr>
+              <w:t xml:space="preserve">appendJSONString</w:t>
+            </w:r>
+            <w:r>
+              <w:t xml:space="preserve"> </w:t>
+            </w:r>
+            <w:r>
+              <w:t xml:space="preserve">truncates multi-byte UTF-8 runes to bytes (</w:t>
+            </w:r>
+            <w:r>
+              <w:rPr>
+                <w:rStyle w:val="VerbatimChar"/>
+              </w:rPr>
+              <w:t xml:space="preserve">TestResult.MarshalJSON</w:t>
+            </w:r>
+            <w:r>
+              <w:t xml:space="preserve"> </w:t>
+            </w:r>
+            <w:r>
+              <w:t xml:space="preserve">corrupts non-ASCII)</w:t>
+            </w:r>
+          </w:p>
+        </w:tc>
+      </w:tr>
+      <w:tr>
+        <w:tc>
+          <w:tcPr/>
+          <w:p>
+            <w:pPr>
+              <w:pStyle w:val="Compact"/>
+            </w:pPr>
+            <w:r>
+              <w:t xml:space="preserve">327</w:t>
             </w:r>
           </w:p>
         </w:tc>
@@ -20295,7 +23346,7 @@
               <w:pStyle w:val="Compact"/>
             </w:pPr>
             <w:r>
-              <w:t xml:space="preserve">VEN-001 — VEN-001 (ex-ISSUE-001): VisionEngine</w:t>
+              <w:t xml:space="preserve">VEN-001 — VisionEngine</w:t>
             </w:r>
             <w:r>
               <w:t xml:space="preserve"> </w:t>
@@ -20310,6 +23361,89 @@
               <w:t xml:space="preserve"> </w:t>
             </w:r>
             <w:r>
+              <w:t xml:space="preserve">remote repo missing (404) — CLOSED (→ Fixed.md)</w:t>
+            </w:r>
+          </w:p>
+        </w:tc>
+      </w:tr>
+      <w:tr>
+        <w:tc>
+          <w:tcPr/>
+          <w:p>
+            <w:pPr>
+              <w:pStyle w:val="Compact"/>
+            </w:pPr>
+            <w:r>
+              <w:t xml:space="preserve">328</w:t>
+            </w:r>
+          </w:p>
+        </w:tc>
+        <w:tc>
+          <w:tcPr/>
+          <w:p>
+            <w:pPr>
+              <w:pStyle w:val="Compact"/>
+            </w:pPr>
+            <w:r>
+              <w:t xml:space="preserve">—</w:t>
+            </w:r>
+          </w:p>
+        </w:tc>
+        <w:tc>
+          <w:tcPr/>
+          <w:p>
+            <w:pPr>
+              <w:pStyle w:val="Compact"/>
+            </w:pPr>
+            <w:r>
+              <w:t xml:space="preserve">Completed (→ Fixed.md)</w:t>
+            </w:r>
+          </w:p>
+        </w:tc>
+        <w:tc>
+          <w:tcPr/>
+          <w:p>
+            <w:pPr>
+              <w:pStyle w:val="Compact"/>
+            </w:pPr>
+            <w:r>
+              <w:t xml:space="preserve">Task</w:t>
+            </w:r>
+          </w:p>
+        </w:tc>
+        <w:tc>
+          <w:tcPr/>
+          <w:p>
+            <w:pPr>
+              <w:pStyle w:val="Compact"/>
+            </w:pPr>
+            <w:r>
+              <w:t xml:space="preserve">—</w:t>
+            </w:r>
+          </w:p>
+        </w:tc>
+        <w:tc>
+          <w:tcPr/>
+          <w:p>
+            <w:pPr>
+              <w:pStyle w:val="Compact"/>
+            </w:pPr>
+            <w:r>
+              <w:t xml:space="preserve">VEN-001 — VEN-001 (ex-ISSUE-001): VisionEngine</w:t>
+            </w:r>
+            <w:r>
+              <w:t xml:space="preserve"> </w:t>
+            </w:r>
+            <w:r>
+              <w:rPr>
+                <w:rStyle w:val="VerbatimChar"/>
+              </w:rPr>
+              <w:t xml:space="preserve">helix-gitlab</w:t>
+            </w:r>
+            <w:r>
+              <w:t xml:space="preserve"> </w:t>
+            </w:r>
+            <w:r>
               <w:t xml:space="preserve">URL fix (was misconfigured, not missing)</w:t>
             </w:r>
           </w:p>
@@ -20323,7 +23457,7 @@
               <w:pStyle w:val="Compact"/>
             </w:pPr>
             <w:r>
-              <w:t xml:space="preserve">287</w:t>
+              <w:t xml:space="preserve">329</w:t>
             </w:r>
           </w:p>
         </w:tc>
@@ -20406,7 +23540,7 @@
               <w:pStyle w:val="Compact"/>
             </w:pPr>
             <w:r>
-              <w:t xml:space="preserve">288</w:t>
+              <w:t xml:space="preserve">330</w:t>
             </w:r>
           </w:p>
         </w:tc>

--- a/docs/Fixed_Summary.docx
+++ b/docs/Fixed_Summary.docx
@@ -107,7 +107,7 @@
               <w:pStyle w:val="Compact"/>
             </w:pPr>
             <w:r>
-              <w:t xml:space="preserve">156</w:t>
+              <w:t xml:space="preserve">158</w:t>
             </w:r>
           </w:p>
         </w:tc>
@@ -287,7 +287,7 @@
                 <w:b/>
                 <w:bCs/>
               </w:rPr>
-              <w:t xml:space="preserve">330</w:t>
+              <w:t xml:space="preserve">332</w:t>
             </w:r>
           </w:p>
         </w:tc>
@@ -22116,6 +22116,142 @@
               <w:pStyle w:val="Compact"/>
             </w:pPr>
             <w:r>
+              <w:t xml:space="preserve">High</w:t>
+            </w:r>
+          </w:p>
+        </w:tc>
+        <w:tc>
+          <w:tcPr/>
+          <w:p>
+            <w:pPr>
+              <w:pStyle w:val="Compact"/>
+            </w:pPr>
+            <w:r>
+              <w:t xml:space="preserve">Fixed (→ Fixed.md)</w:t>
+            </w:r>
+          </w:p>
+        </w:tc>
+        <w:tc>
+          <w:tcPr/>
+          <w:p>
+            <w:pPr>
+              <w:pStyle w:val="Compact"/>
+            </w:pPr>
+            <w:r>
+              <w:t xml:space="preserve">Bug</w:t>
+            </w:r>
+          </w:p>
+        </w:tc>
+        <w:tc>
+          <w:tcPr/>
+          <w:p>
+            <w:pPr>
+              <w:pStyle w:val="Compact"/>
+            </w:pPr>
+            <w:r>
+              <w:t xml:space="preserve">—</w:t>
+            </w:r>
+          </w:p>
+        </w:tc>
+        <w:tc>
+          <w:tcPr/>
+          <w:p>
+            <w:pPr>
+              <w:pStyle w:val="Compact"/>
+            </w:pPr>
+            <w:r>
+              <w:t xml:space="preserve">HXC-142 — The automation-tagged test package fails to build, so an entire mandated test type cannot execute at all. Two real causes were found during the 2026-07-12 real-infra retest: a duplicate symbol (isRateLimitError/contains declared in both xai and qwen automation test files) and deeper API drift where the tests reference llm.ProviderConfig and NewProviderManager which no longer exist in the current provider package. The work is to reconcile the automation tests with the current provider API and remove the duplicate helpers so the suite compiles and runs against real infrastructure. Evidence: docs/qa/infra_retest_20260712_hxc122_138/automation_tests.log.</w:t>
+            </w:r>
+          </w:p>
+        </w:tc>
+      </w:tr>
+      <w:tr>
+        <w:tc>
+          <w:tcPr/>
+          <w:p>
+            <w:pPr>
+              <w:pStyle w:val="Compact"/>
+            </w:pPr>
+            <w:r>
+              <w:t xml:space="preserve">314</w:t>
+            </w:r>
+          </w:p>
+        </w:tc>
+        <w:tc>
+          <w:tcPr/>
+          <w:p>
+            <w:pPr>
+              <w:pStyle w:val="Compact"/>
+            </w:pPr>
+            <w:r>
+              <w:t xml:space="preserve">High</w:t>
+            </w:r>
+          </w:p>
+        </w:tc>
+        <w:tc>
+          <w:tcPr/>
+          <w:p>
+            <w:pPr>
+              <w:pStyle w:val="Compact"/>
+            </w:pPr>
+            <w:r>
+              <w:t xml:space="preserve">Fixed (→ Fixed.md)</w:t>
+            </w:r>
+          </w:p>
+        </w:tc>
+        <w:tc>
+          <w:tcPr/>
+          <w:p>
+            <w:pPr>
+              <w:pStyle w:val="Compact"/>
+            </w:pPr>
+            <w:r>
+              <w:t xml:space="preserve">Bug</w:t>
+            </w:r>
+          </w:p>
+        </w:tc>
+        <w:tc>
+          <w:tcPr/>
+          <w:p>
+            <w:pPr>
+              <w:pStyle w:val="Compact"/>
+            </w:pPr>
+            <w:r>
+              <w:t xml:space="preserve">—</w:t>
+            </w:r>
+          </w:p>
+        </w:tc>
+        <w:tc>
+          <w:tcPr/>
+          <w:p>
+            <w:pPr>
+              <w:pStyle w:val="Compact"/>
+            </w:pPr>
+            <w:r>
+              <w:t xml:space="preserve">HXC-143 — The e2e-tagged test package fails to build because getEnvOrDefault is declared more than once in the package, so another mandated test type cannot execute. The work is to remove the duplicate declaration (consolidate to a single shared helper) so the e2e suite compiles and can run end-to-end against a real server. Discovered during the 2026-07-12 real-infra retest. Evidence: docs/qa/infra_retest_20260712_hxc122_138/EVIDENCE.md.</w:t>
+            </w:r>
+          </w:p>
+        </w:tc>
+      </w:tr>
+      <w:tr>
+        <w:tc>
+          <w:tcPr/>
+          <w:p>
+            <w:pPr>
+              <w:pStyle w:val="Compact"/>
+            </w:pPr>
+            <w:r>
+              <w:t xml:space="preserve">315</w:t>
+            </w:r>
+          </w:p>
+        </w:tc>
+        <w:tc>
+          <w:tcPr/>
+          <w:p>
+            <w:pPr>
+              <w:pStyle w:val="Compact"/>
+            </w:pPr>
+            <w:r>
               <w:t xml:space="preserve">—</w:t>
             </w:r>
           </w:p>
@@ -22188,7 +22324,7 @@
               <w:pStyle w:val="Compact"/>
             </w:pPr>
             <w:r>
-              <w:t xml:space="preserve">314</w:t>
+              <w:t xml:space="preserve">316</w:t>
             </w:r>
           </w:p>
         </w:tc>
@@ -22256,7 +22392,7 @@
               <w:pStyle w:val="Compact"/>
             </w:pPr>
             <w:r>
-              <w:t xml:space="preserve">315</w:t>
+              <w:t xml:space="preserve">317</w:t>
             </w:r>
           </w:p>
         </w:tc>
@@ -22354,7 +22490,7 @@
               <w:pStyle w:val="Compact"/>
             </w:pPr>
             <w:r>
-              <w:t xml:space="preserve">316</w:t>
+              <w:t xml:space="preserve">318</w:t>
             </w:r>
           </w:p>
         </w:tc>
@@ -22422,7 +22558,7 @@
               <w:pStyle w:val="Compact"/>
             </w:pPr>
             <w:r>
-              <w:t xml:space="preserve">317</w:t>
+              <w:t xml:space="preserve">319</w:t>
             </w:r>
           </w:p>
         </w:tc>
@@ -22490,7 +22626,7 @@
               <w:pStyle w:val="Compact"/>
             </w:pPr>
             <w:r>
-              <w:t xml:space="preserve">318</w:t>
+              <w:t xml:space="preserve">320</w:t>
             </w:r>
           </w:p>
         </w:tc>
@@ -22573,7 +22709,7 @@
               <w:pStyle w:val="Compact"/>
             </w:pPr>
             <w:r>
-              <w:t xml:space="preserve">319</w:t>
+              <w:t xml:space="preserve">321</w:t>
             </w:r>
           </w:p>
         </w:tc>
@@ -22686,7 +22822,7 @@
               <w:pStyle w:val="Compact"/>
             </w:pPr>
             <w:r>
-              <w:t xml:space="preserve">320</w:t>
+              <w:t xml:space="preserve">322</w:t>
             </w:r>
           </w:p>
         </w:tc>
@@ -22769,7 +22905,7 @@
               <w:pStyle w:val="Compact"/>
             </w:pPr>
             <w:r>
-              <w:t xml:space="preserve">321</w:t>
+              <w:t xml:space="preserve">323</w:t>
             </w:r>
           </w:p>
         </w:tc>
@@ -22852,7 +22988,7 @@
               <w:pStyle w:val="Compact"/>
             </w:pPr>
             <w:r>
-              <w:t xml:space="preserve">322</w:t>
+              <w:t xml:space="preserve">324</w:t>
             </w:r>
           </w:p>
         </w:tc>
@@ -22935,7 +23071,7 @@
               <w:pStyle w:val="Compact"/>
             </w:pPr>
             <w:r>
-              <w:t xml:space="preserve">323</w:t>
+              <w:t xml:space="preserve">325</w:t>
             </w:r>
           </w:p>
         </w:tc>
@@ -23018,7 +23154,7 @@
               <w:pStyle w:val="Compact"/>
             </w:pPr>
             <w:r>
-              <w:t xml:space="preserve">324</w:t>
+              <w:t xml:space="preserve">326</w:t>
             </w:r>
           </w:p>
         </w:tc>
@@ -23101,7 +23237,7 @@
               <w:pStyle w:val="Compact"/>
             </w:pPr>
             <w:r>
-              <w:t xml:space="preserve">325</w:t>
+              <w:t xml:space="preserve">327</w:t>
             </w:r>
           </w:p>
         </w:tc>
@@ -23196,7 +23332,7 @@
               <w:pStyle w:val="Compact"/>
             </w:pPr>
             <w:r>
-              <w:t xml:space="preserve">326</w:t>
+              <w:t xml:space="preserve">328</w:t>
             </w:r>
           </w:p>
         </w:tc>
@@ -23291,7 +23427,7 @@
               <w:pStyle w:val="Compact"/>
             </w:pPr>
             <w:r>
-              <w:t xml:space="preserve">327</w:t>
+              <w:t xml:space="preserve">329</w:t>
             </w:r>
           </w:p>
         </w:tc>
@@ -23374,7 +23510,7 @@
               <w:pStyle w:val="Compact"/>
             </w:pPr>
             <w:r>
-              <w:t xml:space="preserve">328</w:t>
+              <w:t xml:space="preserve">330</w:t>
             </w:r>
           </w:p>
         </w:tc>
@@ -23457,7 +23593,7 @@
               <w:pStyle w:val="Compact"/>
             </w:pPr>
             <w:r>
-              <w:t xml:space="preserve">329</w:t>
+              <w:t xml:space="preserve">331</w:t>
             </w:r>
           </w:p>
         </w:tc>
@@ -23540,7 +23676,7 @@
               <w:pStyle w:val="Compact"/>
             </w:pPr>
             <w:r>
-              <w:t xml:space="preserve">330</w:t>
+              <w:t xml:space="preserve">332</w:t>
             </w:r>
           </w:p>
         </w:tc>

--- a/docs/Fixed_Summary.docx
+++ b/docs/Fixed_Summary.docx
@@ -177,7 +177,7 @@
               <w:pStyle w:val="Compact"/>
             </w:pPr>
             <w:r>
-              <w:t xml:space="preserve">93</w:t>
+              <w:t xml:space="preserve">94</w:t>
             </w:r>
           </w:p>
         </w:tc>
@@ -287,7 +287,7 @@
                 <w:b/>
                 <w:bCs/>
               </w:rPr>
-              <w:t xml:space="preserve">332</w:t>
+              <w:t xml:space="preserve">333</w:t>
             </w:r>
           </w:p>
         </w:tc>
@@ -20824,6 +20824,74 @@
               <w:pStyle w:val="Compact"/>
             </w:pPr>
             <w:r>
+              <w:t xml:space="preserve">High</w:t>
+            </w:r>
+          </w:p>
+        </w:tc>
+        <w:tc>
+          <w:tcPr/>
+          <w:p>
+            <w:pPr>
+              <w:pStyle w:val="Compact"/>
+            </w:pPr>
+            <w:r>
+              <w:t xml:space="preserve">Implemented (→ Fixed.md)</w:t>
+            </w:r>
+          </w:p>
+        </w:tc>
+        <w:tc>
+          <w:tcPr/>
+          <w:p>
+            <w:pPr>
+              <w:pStyle w:val="Compact"/>
+            </w:pPr>
+            <w:r>
+              <w:t xml:space="preserve">Feature</w:t>
+            </w:r>
+          </w:p>
+        </w:tc>
+        <w:tc>
+          <w:tcPr/>
+          <w:p>
+            <w:pPr>
+              <w:pStyle w:val="Compact"/>
+            </w:pPr>
+            <w:r>
+              <w:t xml:space="preserve">—</w:t>
+            </w:r>
+          </w:p>
+        </w:tc>
+        <w:tc>
+          <w:tcPr/>
+          <w:p>
+            <w:pPr>
+              <w:pStyle w:val="Compact"/>
+            </w:pPr>
+            <w:r>
+              <w:t xml:space="preserve">HXC-118 — A dedicated Retrieval-Augmented-Generation component is maintained as its own reusable module, but the main application does not import or use it anywhere. A capability the product is expected to offer (answering using retrieved documents) is therefore effectively unavailable to end users despite the code existing. The work integrates the existing RAG module into the application, wires it into the request flow, and exposes its capability flag. Users gain working document-grounded answers instead of an orphaned, unused component.</w:t>
+            </w:r>
+          </w:p>
+        </w:tc>
+      </w:tr>
+      <w:tr>
+        <w:tc>
+          <w:tcPr/>
+          <w:p>
+            <w:pPr>
+              <w:pStyle w:val="Compact"/>
+            </w:pPr>
+            <w:r>
+              <w:t xml:space="preserve">295</w:t>
+            </w:r>
+          </w:p>
+        </w:tc>
+        <w:tc>
+          <w:tcPr/>
+          <w:p>
+            <w:pPr>
+              <w:pStyle w:val="Compact"/>
+            </w:pPr>
+            <w:r>
               <w:t xml:space="preserve">Medium</w:t>
             </w:r>
           </w:p>
@@ -20881,7 +20949,7 @@
               <w:pStyle w:val="Compact"/>
             </w:pPr>
             <w:r>
-              <w:t xml:space="preserve">295</w:t>
+              <w:t xml:space="preserve">296</w:t>
             </w:r>
           </w:p>
         </w:tc>
@@ -20949,7 +21017,7 @@
               <w:pStyle w:val="Compact"/>
             </w:pPr>
             <w:r>
-              <w:t xml:space="preserve">296</w:t>
+              <w:t xml:space="preserve">297</w:t>
             </w:r>
           </w:p>
         </w:tc>
@@ -21017,7 +21085,7 @@
               <w:pStyle w:val="Compact"/>
             </w:pPr>
             <w:r>
-              <w:t xml:space="preserve">297</w:t>
+              <w:t xml:space="preserve">298</w:t>
             </w:r>
           </w:p>
         </w:tc>
@@ -21085,7 +21153,7 @@
               <w:pStyle w:val="Compact"/>
             </w:pPr>
             <w:r>
-              <w:t xml:space="preserve">298</w:t>
+              <w:t xml:space="preserve">299</w:t>
             </w:r>
           </w:p>
         </w:tc>
@@ -21153,7 +21221,7 @@
               <w:pStyle w:val="Compact"/>
             </w:pPr>
             <w:r>
-              <w:t xml:space="preserve">299</w:t>
+              <w:t xml:space="preserve">300</w:t>
             </w:r>
           </w:p>
         </w:tc>
@@ -21221,7 +21289,7 @@
               <w:pStyle w:val="Compact"/>
             </w:pPr>
             <w:r>
-              <w:t xml:space="preserve">300</w:t>
+              <w:t xml:space="preserve">301</w:t>
             </w:r>
           </w:p>
         </w:tc>
@@ -21289,7 +21357,7 @@
               <w:pStyle w:val="Compact"/>
             </w:pPr>
             <w:r>
-              <w:t xml:space="preserve">301</w:t>
+              <w:t xml:space="preserve">302</w:t>
             </w:r>
           </w:p>
         </w:tc>
@@ -21357,7 +21425,7 @@
               <w:pStyle w:val="Compact"/>
             </w:pPr>
             <w:r>
-              <w:t xml:space="preserve">302</w:t>
+              <w:t xml:space="preserve">303</w:t>
             </w:r>
           </w:p>
         </w:tc>
@@ -21425,7 +21493,7 @@
               <w:pStyle w:val="Compact"/>
             </w:pPr>
             <w:r>
-              <w:t xml:space="preserve">303</w:t>
+              <w:t xml:space="preserve">304</w:t>
             </w:r>
           </w:p>
         </w:tc>
@@ -21493,7 +21561,7 @@
               <w:pStyle w:val="Compact"/>
             </w:pPr>
             <w:r>
-              <w:t xml:space="preserve">304</w:t>
+              <w:t xml:space="preserve">305</w:t>
             </w:r>
           </w:p>
         </w:tc>
@@ -21561,7 +21629,7 @@
               <w:pStyle w:val="Compact"/>
             </w:pPr>
             <w:r>
-              <w:t xml:space="preserve">305</w:t>
+              <w:t xml:space="preserve">306</w:t>
             </w:r>
           </w:p>
         </w:tc>
@@ -21629,7 +21697,7 @@
               <w:pStyle w:val="Compact"/>
             </w:pPr>
             <w:r>
-              <w:t xml:space="preserve">306</w:t>
+              <w:t xml:space="preserve">307</w:t>
             </w:r>
           </w:p>
         </w:tc>
@@ -21697,7 +21765,7 @@
               <w:pStyle w:val="Compact"/>
             </w:pPr>
             <w:r>
-              <w:t xml:space="preserve">307</w:t>
+              <w:t xml:space="preserve">308</w:t>
             </w:r>
           </w:p>
         </w:tc>
@@ -21765,7 +21833,7 @@
               <w:pStyle w:val="Compact"/>
             </w:pPr>
             <w:r>
-              <w:t xml:space="preserve">308</w:t>
+              <w:t xml:space="preserve">309</w:t>
             </w:r>
           </w:p>
         </w:tc>
@@ -21833,7 +21901,7 @@
               <w:pStyle w:val="Compact"/>
             </w:pPr>
             <w:r>
-              <w:t xml:space="preserve">309</w:t>
+              <w:t xml:space="preserve">310</w:t>
             </w:r>
           </w:p>
         </w:tc>
@@ -21901,7 +21969,7 @@
               <w:pStyle w:val="Compact"/>
             </w:pPr>
             <w:r>
-              <w:t xml:space="preserve">310</w:t>
+              <w:t xml:space="preserve">311</w:t>
             </w:r>
           </w:p>
         </w:tc>
@@ -21969,7 +22037,7 @@
               <w:pStyle w:val="Compact"/>
             </w:pPr>
             <w:r>
-              <w:t xml:space="preserve">311</w:t>
+              <w:t xml:space="preserve">312</w:t>
             </w:r>
           </w:p>
         </w:tc>
@@ -22037,7 +22105,7 @@
               <w:pStyle w:val="Compact"/>
             </w:pPr>
             <w:r>
-              <w:t xml:space="preserve">312</w:t>
+              <w:t xml:space="preserve">313</w:t>
             </w:r>
           </w:p>
         </w:tc>
@@ -22105,7 +22173,7 @@
               <w:pStyle w:val="Compact"/>
             </w:pPr>
             <w:r>
-              <w:t xml:space="preserve">313</w:t>
+              <w:t xml:space="preserve">314</w:t>
             </w:r>
           </w:p>
         </w:tc>
@@ -22173,7 +22241,7 @@
               <w:pStyle w:val="Compact"/>
             </w:pPr>
             <w:r>
-              <w:t xml:space="preserve">314</w:t>
+              <w:t xml:space="preserve">315</w:t>
             </w:r>
           </w:p>
         </w:tc>
@@ -22241,7 +22309,7 @@
               <w:pStyle w:val="Compact"/>
             </w:pPr>
             <w:r>
-              <w:t xml:space="preserve">315</w:t>
+              <w:t xml:space="preserve">316</w:t>
             </w:r>
           </w:p>
         </w:tc>
@@ -22324,7 +22392,7 @@
               <w:pStyle w:val="Compact"/>
             </w:pPr>
             <w:r>
-              <w:t xml:space="preserve">316</w:t>
+              <w:t xml:space="preserve">317</w:t>
             </w:r>
           </w:p>
         </w:tc>
@@ -22392,7 +22460,7 @@
               <w:pStyle w:val="Compact"/>
             </w:pPr>
             <w:r>
-              <w:t xml:space="preserve">317</w:t>
+              <w:t xml:space="preserve">318</w:t>
             </w:r>
           </w:p>
         </w:tc>
@@ -22490,7 +22558,7 @@
               <w:pStyle w:val="Compact"/>
             </w:pPr>
             <w:r>
-              <w:t xml:space="preserve">318</w:t>
+              <w:t xml:space="preserve">319</w:t>
             </w:r>
           </w:p>
         </w:tc>
@@ -22558,7 +22626,7 @@
               <w:pStyle w:val="Compact"/>
             </w:pPr>
             <w:r>
-              <w:t xml:space="preserve">319</w:t>
+              <w:t xml:space="preserve">320</w:t>
             </w:r>
           </w:p>
         </w:tc>
@@ -22626,7 +22694,7 @@
               <w:pStyle w:val="Compact"/>
             </w:pPr>
             <w:r>
-              <w:t xml:space="preserve">320</w:t>
+              <w:t xml:space="preserve">321</w:t>
             </w:r>
           </w:p>
         </w:tc>
@@ -22709,7 +22777,7 @@
               <w:pStyle w:val="Compact"/>
             </w:pPr>
             <w:r>
-              <w:t xml:space="preserve">321</w:t>
+              <w:t xml:space="preserve">322</w:t>
             </w:r>
           </w:p>
         </w:tc>
@@ -22822,7 +22890,7 @@
               <w:pStyle w:val="Compact"/>
             </w:pPr>
             <w:r>
-              <w:t xml:space="preserve">322</w:t>
+              <w:t xml:space="preserve">323</w:t>
             </w:r>
           </w:p>
         </w:tc>
@@ -22905,7 +22973,7 @@
               <w:pStyle w:val="Compact"/>
             </w:pPr>
             <w:r>
-              <w:t xml:space="preserve">323</w:t>
+              <w:t xml:space="preserve">324</w:t>
             </w:r>
           </w:p>
         </w:tc>
@@ -22988,7 +23056,7 @@
               <w:pStyle w:val="Compact"/>
             </w:pPr>
             <w:r>
-              <w:t xml:space="preserve">324</w:t>
+              <w:t xml:space="preserve">325</w:t>
             </w:r>
           </w:p>
         </w:tc>
@@ -23071,7 +23139,7 @@
               <w:pStyle w:val="Compact"/>
             </w:pPr>
             <w:r>
-              <w:t xml:space="preserve">325</w:t>
+              <w:t xml:space="preserve">326</w:t>
             </w:r>
           </w:p>
         </w:tc>
@@ -23154,7 +23222,7 @@
               <w:pStyle w:val="Compact"/>
             </w:pPr>
             <w:r>
-              <w:t xml:space="preserve">326</w:t>
+              <w:t xml:space="preserve">327</w:t>
             </w:r>
           </w:p>
         </w:tc>
@@ -23237,7 +23305,7 @@
               <w:pStyle w:val="Compact"/>
             </w:pPr>
             <w:r>
-              <w:t xml:space="preserve">327</w:t>
+              <w:t xml:space="preserve">328</w:t>
             </w:r>
           </w:p>
         </w:tc>
@@ -23332,7 +23400,7 @@
               <w:pStyle w:val="Compact"/>
             </w:pPr>
             <w:r>
-              <w:t xml:space="preserve">328</w:t>
+              <w:t xml:space="preserve">329</w:t>
             </w:r>
           </w:p>
         </w:tc>
@@ -23427,7 +23495,7 @@
               <w:pStyle w:val="Compact"/>
             </w:pPr>
             <w:r>
-              <w:t xml:space="preserve">329</w:t>
+              <w:t xml:space="preserve">330</w:t>
             </w:r>
           </w:p>
         </w:tc>
@@ -23510,7 +23578,7 @@
               <w:pStyle w:val="Compact"/>
             </w:pPr>
             <w:r>
-              <w:t xml:space="preserve">330</w:t>
+              <w:t xml:space="preserve">331</w:t>
             </w:r>
           </w:p>
         </w:tc>
@@ -23593,7 +23661,7 @@
               <w:pStyle w:val="Compact"/>
             </w:pPr>
             <w:r>
-              <w:t xml:space="preserve">331</w:t>
+              <w:t xml:space="preserve">332</w:t>
             </w:r>
           </w:p>
         </w:tc>
@@ -23676,7 +23744,7 @@
               <w:pStyle w:val="Compact"/>
             </w:pPr>
             <w:r>
-              <w:t xml:space="preserve">332</w:t>
+              <w:t xml:space="preserve">333</w:t>
             </w:r>
           </w:p>
         </w:tc>

--- a/docs/Fixed_Summary.docx
+++ b/docs/Fixed_Summary.docx
@@ -107,7 +107,7 @@
               <w:pStyle w:val="Compact"/>
             </w:pPr>
             <w:r>
-              <w:t xml:space="preserve">158</w:t>
+              <w:t xml:space="preserve">159</w:t>
             </w:r>
           </w:p>
         </w:tc>
@@ -287,7 +287,7 @@
                 <w:b/>
                 <w:bCs/>
               </w:rPr>
-              <w:t xml:space="preserve">333</w:t>
+              <w:t xml:space="preserve">334</w:t>
             </w:r>
           </w:p>
         </w:tc>
@@ -22320,6 +22320,74 @@
               <w:pStyle w:val="Compact"/>
             </w:pPr>
             <w:r>
+              <w:t xml:space="preserve">Medium</w:t>
+            </w:r>
+          </w:p>
+        </w:tc>
+        <w:tc>
+          <w:tcPr/>
+          <w:p>
+            <w:pPr>
+              <w:pStyle w:val="Compact"/>
+            </w:pPr>
+            <w:r>
+              <w:t xml:space="preserve">Fixed (→ Fixed.md)</w:t>
+            </w:r>
+          </w:p>
+        </w:tc>
+        <w:tc>
+          <w:tcPr/>
+          <w:p>
+            <w:pPr>
+              <w:pStyle w:val="Compact"/>
+            </w:pPr>
+            <w:r>
+              <w:t xml:space="preserve">Bug</w:t>
+            </w:r>
+          </w:p>
+        </w:tc>
+        <w:tc>
+          <w:tcPr/>
+          <w:p>
+            <w:pPr>
+              <w:pStyle w:val="Compact"/>
+            </w:pPr>
+            <w:r>
+              <w:t xml:space="preserve">—</w:t>
+            </w:r>
+          </w:p>
+        </w:tc>
+        <w:tc>
+          <w:tcPr/>
+          <w:p>
+            <w:pPr>
+              <w:pStyle w:val="Compact"/>
+            </w:pPr>
+            <w:r>
+              <w:t xml:space="preserve">HXC-144 — Under the sustained request-flood chaos test against the real running server, the goroutine count grew by 5 which exceeds the tolerance of 4, signalling a goroutine leak in a request-handling path when the server is hammered. Left unaddressed this degrades long-running server stability under load. The work is to find the leaking goroutine (likely an unclosed channel, context, or connection in a hot handler) and fix it so the count stays within tolerance under flood. Evidence: docs/qa/infra_retest_20260712_hxc122_138/EVIDENCE.md (Server 7/8).</w:t>
+            </w:r>
+          </w:p>
+        </w:tc>
+      </w:tr>
+      <w:tr>
+        <w:tc>
+          <w:tcPr/>
+          <w:p>
+            <w:pPr>
+              <w:pStyle w:val="Compact"/>
+            </w:pPr>
+            <w:r>
+              <w:t xml:space="preserve">317</w:t>
+            </w:r>
+          </w:p>
+        </w:tc>
+        <w:tc>
+          <w:tcPr/>
+          <w:p>
+            <w:pPr>
+              <w:pStyle w:val="Compact"/>
+            </w:pPr>
+            <w:r>
               <w:t xml:space="preserve">—</w:t>
             </w:r>
           </w:p>
@@ -22392,7 +22460,7 @@
               <w:pStyle w:val="Compact"/>
             </w:pPr>
             <w:r>
-              <w:t xml:space="preserve">317</w:t>
+              <w:t xml:space="preserve">318</w:t>
             </w:r>
           </w:p>
         </w:tc>
@@ -22460,7 +22528,7 @@
               <w:pStyle w:val="Compact"/>
             </w:pPr>
             <w:r>
-              <w:t xml:space="preserve">318</w:t>
+              <w:t xml:space="preserve">319</w:t>
             </w:r>
           </w:p>
         </w:tc>
@@ -22558,7 +22626,7 @@
               <w:pStyle w:val="Compact"/>
             </w:pPr>
             <w:r>
-              <w:t xml:space="preserve">319</w:t>
+              <w:t xml:space="preserve">320</w:t>
             </w:r>
           </w:p>
         </w:tc>
@@ -22626,7 +22694,7 @@
               <w:pStyle w:val="Compact"/>
             </w:pPr>
             <w:r>
-              <w:t xml:space="preserve">320</w:t>
+              <w:t xml:space="preserve">321</w:t>
             </w:r>
           </w:p>
         </w:tc>
@@ -22694,7 +22762,7 @@
               <w:pStyle w:val="Compact"/>
             </w:pPr>
             <w:r>
-              <w:t xml:space="preserve">321</w:t>
+              <w:t xml:space="preserve">322</w:t>
             </w:r>
           </w:p>
         </w:tc>
@@ -22777,7 +22845,7 @@
               <w:pStyle w:val="Compact"/>
             </w:pPr>
             <w:r>
-              <w:t xml:space="preserve">322</w:t>
+              <w:t xml:space="preserve">323</w:t>
             </w:r>
           </w:p>
         </w:tc>
@@ -22890,7 +22958,7 @@
               <w:pStyle w:val="Compact"/>
             </w:pPr>
             <w:r>
-              <w:t xml:space="preserve">323</w:t>
+              <w:t xml:space="preserve">324</w:t>
             </w:r>
           </w:p>
         </w:tc>
@@ -22973,7 +23041,7 @@
               <w:pStyle w:val="Compact"/>
             </w:pPr>
             <w:r>
-              <w:t xml:space="preserve">324</w:t>
+              <w:t xml:space="preserve">325</w:t>
             </w:r>
           </w:p>
         </w:tc>
@@ -23056,7 +23124,7 @@
               <w:pStyle w:val="Compact"/>
             </w:pPr>
             <w:r>
-              <w:t xml:space="preserve">325</w:t>
+              <w:t xml:space="preserve">326</w:t>
             </w:r>
           </w:p>
         </w:tc>
@@ -23139,7 +23207,7 @@
               <w:pStyle w:val="Compact"/>
             </w:pPr>
             <w:r>
-              <w:t xml:space="preserve">326</w:t>
+              <w:t xml:space="preserve">327</w:t>
             </w:r>
           </w:p>
         </w:tc>
@@ -23222,7 +23290,7 @@
               <w:pStyle w:val="Compact"/>
             </w:pPr>
             <w:r>
-              <w:t xml:space="preserve">327</w:t>
+              <w:t xml:space="preserve">328</w:t>
             </w:r>
           </w:p>
         </w:tc>
@@ -23305,7 +23373,7 @@
               <w:pStyle w:val="Compact"/>
             </w:pPr>
             <w:r>
-              <w:t xml:space="preserve">328</w:t>
+              <w:t xml:space="preserve">329</w:t>
             </w:r>
           </w:p>
         </w:tc>
@@ -23400,7 +23468,7 @@
               <w:pStyle w:val="Compact"/>
             </w:pPr>
             <w:r>
-              <w:t xml:space="preserve">329</w:t>
+              <w:t xml:space="preserve">330</w:t>
             </w:r>
           </w:p>
         </w:tc>
@@ -23495,7 +23563,7 @@
               <w:pStyle w:val="Compact"/>
             </w:pPr>
             <w:r>
-              <w:t xml:space="preserve">330</w:t>
+              <w:t xml:space="preserve">331</w:t>
             </w:r>
           </w:p>
         </w:tc>
@@ -23578,7 +23646,7 @@
               <w:pStyle w:val="Compact"/>
             </w:pPr>
             <w:r>
-              <w:t xml:space="preserve">331</w:t>
+              <w:t xml:space="preserve">332</w:t>
             </w:r>
           </w:p>
         </w:tc>
@@ -23661,7 +23729,7 @@
               <w:pStyle w:val="Compact"/>
             </w:pPr>
             <w:r>
-              <w:t xml:space="preserve">332</w:t>
+              <w:t xml:space="preserve">333</w:t>
             </w:r>
           </w:p>
         </w:tc>
@@ -23744,7 +23812,7 @@
               <w:pStyle w:val="Compact"/>
             </w:pPr>
             <w:r>
-              <w:t xml:space="preserve">333</w:t>
+              <w:t xml:space="preserve">334</w:t>
             </w:r>
           </w:p>
         </w:tc>

--- a/docs/Fixed_Summary.docx
+++ b/docs/Fixed_Summary.docx
@@ -212,7 +212,7 @@
               <w:pStyle w:val="Compact"/>
             </w:pPr>
             <w:r>
-              <w:t xml:space="preserve">77</w:t>
+              <w:t xml:space="preserve">78</w:t>
             </w:r>
           </w:p>
         </w:tc>
@@ -287,7 +287,7 @@
                 <w:b/>
                 <w:bCs/>
               </w:rPr>
-              <w:t xml:space="preserve">334</w:t>
+              <w:t xml:space="preserve">335</w:t>
             </w:r>
           </w:p>
         </w:tc>
@@ -21028,6 +21028,74 @@
               <w:pStyle w:val="Compact"/>
             </w:pPr>
             <w:r>
+              <w:t xml:space="preserve">Medium</w:t>
+            </w:r>
+          </w:p>
+        </w:tc>
+        <w:tc>
+          <w:tcPr/>
+          <w:p>
+            <w:pPr>
+              <w:pStyle w:val="Compact"/>
+            </w:pPr>
+            <w:r>
+              <w:t xml:space="preserve">Completed (→ Fixed.md)</w:t>
+            </w:r>
+          </w:p>
+        </w:tc>
+        <w:tc>
+          <w:tcPr/>
+          <w:p>
+            <w:pPr>
+              <w:pStyle w:val="Compact"/>
+            </w:pPr>
+            <w:r>
+              <w:t xml:space="preserve">Task</w:t>
+            </w:r>
+          </w:p>
+        </w:tc>
+        <w:tc>
+          <w:tcPr/>
+          <w:p>
+            <w:pPr>
+              <w:pStyle w:val="Compact"/>
+            </w:pPr>
+            <w:r>
+              <w:t xml:space="preserve">—</w:t>
+            </w:r>
+          </w:p>
+        </w:tc>
+        <w:tc>
+          <w:tcPr/>
+          <w:p>
+            <w:pPr>
+              <w:pStyle w:val="Compact"/>
+            </w:pPr>
+            <w:r>
+              <w:t xml:space="preserve">HXC-122 — Two categories of tests, memory-usage and end-to-end automation, skip most of their cases by default because they require a live server or special environment flags not set in normal runs. In practice these areas are largely unverified even though the tests appear to exist. The work provides a documented, repeatable way to run them against real infrastructure so they actually execute and prove the behavior. Memory and automation behavior then becomes genuinely tested rather than merely scaffolded.</w:t>
+            </w:r>
+          </w:p>
+        </w:tc>
+      </w:tr>
+      <w:tr>
+        <w:tc>
+          <w:tcPr/>
+          <w:p>
+            <w:pPr>
+              <w:pStyle w:val="Compact"/>
+            </w:pPr>
+            <w:r>
+              <w:t xml:space="preserve">298</w:t>
+            </w:r>
+          </w:p>
+        </w:tc>
+        <w:tc>
+          <w:tcPr/>
+          <w:p>
+            <w:pPr>
+              <w:pStyle w:val="Compact"/>
+            </w:pPr>
+            <w:r>
               <w:t xml:space="preserve">Low</w:t>
             </w:r>
           </w:p>
@@ -21085,7 +21153,7 @@
               <w:pStyle w:val="Compact"/>
             </w:pPr>
             <w:r>
-              <w:t xml:space="preserve">298</w:t>
+              <w:t xml:space="preserve">299</w:t>
             </w:r>
           </w:p>
         </w:tc>
@@ -21153,7 +21221,7 @@
               <w:pStyle w:val="Compact"/>
             </w:pPr>
             <w:r>
-              <w:t xml:space="preserve">299</w:t>
+              <w:t xml:space="preserve">300</w:t>
             </w:r>
           </w:p>
         </w:tc>
@@ -21221,7 +21289,7 @@
               <w:pStyle w:val="Compact"/>
             </w:pPr>
             <w:r>
-              <w:t xml:space="preserve">300</w:t>
+              <w:t xml:space="preserve">301</w:t>
             </w:r>
           </w:p>
         </w:tc>
@@ -21289,7 +21357,7 @@
               <w:pStyle w:val="Compact"/>
             </w:pPr>
             <w:r>
-              <w:t xml:space="preserve">301</w:t>
+              <w:t xml:space="preserve">302</w:t>
             </w:r>
           </w:p>
         </w:tc>
@@ -21357,7 +21425,7 @@
               <w:pStyle w:val="Compact"/>
             </w:pPr>
             <w:r>
-              <w:t xml:space="preserve">302</w:t>
+              <w:t xml:space="preserve">303</w:t>
             </w:r>
           </w:p>
         </w:tc>
@@ -21425,7 +21493,7 @@
               <w:pStyle w:val="Compact"/>
             </w:pPr>
             <w:r>
-              <w:t xml:space="preserve">303</w:t>
+              <w:t xml:space="preserve">304</w:t>
             </w:r>
           </w:p>
         </w:tc>
@@ -21493,7 +21561,7 @@
               <w:pStyle w:val="Compact"/>
             </w:pPr>
             <w:r>
-              <w:t xml:space="preserve">304</w:t>
+              <w:t xml:space="preserve">305</w:t>
             </w:r>
           </w:p>
         </w:tc>
@@ -21561,7 +21629,7 @@
               <w:pStyle w:val="Compact"/>
             </w:pPr>
             <w:r>
-              <w:t xml:space="preserve">305</w:t>
+              <w:t xml:space="preserve">306</w:t>
             </w:r>
           </w:p>
         </w:tc>
@@ -21629,7 +21697,7 @@
               <w:pStyle w:val="Compact"/>
             </w:pPr>
             <w:r>
-              <w:t xml:space="preserve">306</w:t>
+              <w:t xml:space="preserve">307</w:t>
             </w:r>
           </w:p>
         </w:tc>
@@ -21697,7 +21765,7 @@
               <w:pStyle w:val="Compact"/>
             </w:pPr>
             <w:r>
-              <w:t xml:space="preserve">307</w:t>
+              <w:t xml:space="preserve">308</w:t>
             </w:r>
           </w:p>
         </w:tc>
@@ -21765,7 +21833,7 @@
               <w:pStyle w:val="Compact"/>
             </w:pPr>
             <w:r>
-              <w:t xml:space="preserve">308</w:t>
+              <w:t xml:space="preserve">309</w:t>
             </w:r>
           </w:p>
         </w:tc>
@@ -21833,7 +21901,7 @@
               <w:pStyle w:val="Compact"/>
             </w:pPr>
             <w:r>
-              <w:t xml:space="preserve">309</w:t>
+              <w:t xml:space="preserve">310</w:t>
             </w:r>
           </w:p>
         </w:tc>
@@ -21901,7 +21969,7 @@
               <w:pStyle w:val="Compact"/>
             </w:pPr>
             <w:r>
-              <w:t xml:space="preserve">310</w:t>
+              <w:t xml:space="preserve">311</w:t>
             </w:r>
           </w:p>
         </w:tc>
@@ -21969,7 +22037,7 @@
               <w:pStyle w:val="Compact"/>
             </w:pPr>
             <w:r>
-              <w:t xml:space="preserve">311</w:t>
+              <w:t xml:space="preserve">312</w:t>
             </w:r>
           </w:p>
         </w:tc>
@@ -22037,7 +22105,7 @@
               <w:pStyle w:val="Compact"/>
             </w:pPr>
             <w:r>
-              <w:t xml:space="preserve">312</w:t>
+              <w:t xml:space="preserve">313</w:t>
             </w:r>
           </w:p>
         </w:tc>
@@ -22105,7 +22173,7 @@
               <w:pStyle w:val="Compact"/>
             </w:pPr>
             <w:r>
-              <w:t xml:space="preserve">313</w:t>
+              <w:t xml:space="preserve">314</w:t>
             </w:r>
           </w:p>
         </w:tc>
@@ -22173,7 +22241,7 @@
               <w:pStyle w:val="Compact"/>
             </w:pPr>
             <w:r>
-              <w:t xml:space="preserve">314</w:t>
+              <w:t xml:space="preserve">315</w:t>
             </w:r>
           </w:p>
         </w:tc>
@@ -22241,7 +22309,7 @@
               <w:pStyle w:val="Compact"/>
             </w:pPr>
             <w:r>
-              <w:t xml:space="preserve">315</w:t>
+              <w:t xml:space="preserve">316</w:t>
             </w:r>
           </w:p>
         </w:tc>
@@ -22309,7 +22377,7 @@
               <w:pStyle w:val="Compact"/>
             </w:pPr>
             <w:r>
-              <w:t xml:space="preserve">316</w:t>
+              <w:t xml:space="preserve">317</w:t>
             </w:r>
           </w:p>
         </w:tc>
@@ -22377,7 +22445,7 @@
               <w:pStyle w:val="Compact"/>
             </w:pPr>
             <w:r>
-              <w:t xml:space="preserve">317</w:t>
+              <w:t xml:space="preserve">318</w:t>
             </w:r>
           </w:p>
         </w:tc>
@@ -22460,7 +22528,7 @@
               <w:pStyle w:val="Compact"/>
             </w:pPr>
             <w:r>
-              <w:t xml:space="preserve">318</w:t>
+              <w:t xml:space="preserve">319</w:t>
             </w:r>
           </w:p>
         </w:tc>
@@ -22528,7 +22596,7 @@
               <w:pStyle w:val="Compact"/>
             </w:pPr>
             <w:r>
-              <w:t xml:space="preserve">319</w:t>
+              <w:t xml:space="preserve">320</w:t>
             </w:r>
           </w:p>
         </w:tc>
@@ -22626,7 +22694,7 @@
               <w:pStyle w:val="Compact"/>
             </w:pPr>
             <w:r>
-              <w:t xml:space="preserve">320</w:t>
+              <w:t xml:space="preserve">321</w:t>
             </w:r>
           </w:p>
         </w:tc>
@@ -22694,7 +22762,7 @@
               <w:pStyle w:val="Compact"/>
             </w:pPr>
             <w:r>
-              <w:t xml:space="preserve">321</w:t>
+              <w:t xml:space="preserve">322</w:t>
             </w:r>
           </w:p>
         </w:tc>
@@ -22762,7 +22830,7 @@
               <w:pStyle w:val="Compact"/>
             </w:pPr>
             <w:r>
-              <w:t xml:space="preserve">322</w:t>
+              <w:t xml:space="preserve">323</w:t>
             </w:r>
           </w:p>
         </w:tc>
@@ -22845,7 +22913,7 @@
               <w:pStyle w:val="Compact"/>
             </w:pPr>
             <w:r>
-              <w:t xml:space="preserve">323</w:t>
+              <w:t xml:space="preserve">324</w:t>
             </w:r>
           </w:p>
         </w:tc>
@@ -22958,7 +23026,7 @@
               <w:pStyle w:val="Compact"/>
             </w:pPr>
             <w:r>
-              <w:t xml:space="preserve">324</w:t>
+              <w:t xml:space="preserve">325</w:t>
             </w:r>
           </w:p>
         </w:tc>
@@ -23041,7 +23109,7 @@
               <w:pStyle w:val="Compact"/>
             </w:pPr>
             <w:r>
-              <w:t xml:space="preserve">325</w:t>
+              <w:t xml:space="preserve">326</w:t>
             </w:r>
           </w:p>
         </w:tc>
@@ -23124,7 +23192,7 @@
               <w:pStyle w:val="Compact"/>
             </w:pPr>
             <w:r>
-              <w:t xml:space="preserve">326</w:t>
+              <w:t xml:space="preserve">327</w:t>
             </w:r>
           </w:p>
         </w:tc>
@@ -23207,7 +23275,7 @@
               <w:pStyle w:val="Compact"/>
             </w:pPr>
             <w:r>
-              <w:t xml:space="preserve">327</w:t>
+              <w:t xml:space="preserve">328</w:t>
             </w:r>
           </w:p>
         </w:tc>
@@ -23290,7 +23358,7 @@
               <w:pStyle w:val="Compact"/>
             </w:pPr>
             <w:r>
-              <w:t xml:space="preserve">328</w:t>
+              <w:t xml:space="preserve">329</w:t>
             </w:r>
           </w:p>
         </w:tc>
@@ -23373,7 +23441,7 @@
               <w:pStyle w:val="Compact"/>
             </w:pPr>
             <w:r>
-              <w:t xml:space="preserve">329</w:t>
+              <w:t xml:space="preserve">330</w:t>
             </w:r>
           </w:p>
         </w:tc>
@@ -23468,7 +23536,7 @@
               <w:pStyle w:val="Compact"/>
             </w:pPr>
             <w:r>
-              <w:t xml:space="preserve">330</w:t>
+              <w:t xml:space="preserve">331</w:t>
             </w:r>
           </w:p>
         </w:tc>
@@ -23563,7 +23631,7 @@
               <w:pStyle w:val="Compact"/>
             </w:pPr>
             <w:r>
-              <w:t xml:space="preserve">331</w:t>
+              <w:t xml:space="preserve">332</w:t>
             </w:r>
           </w:p>
         </w:tc>
@@ -23646,7 +23714,7 @@
               <w:pStyle w:val="Compact"/>
             </w:pPr>
             <w:r>
-              <w:t xml:space="preserve">332</w:t>
+              <w:t xml:space="preserve">333</w:t>
             </w:r>
           </w:p>
         </w:tc>
@@ -23729,7 +23797,7 @@
               <w:pStyle w:val="Compact"/>
             </w:pPr>
             <w:r>
-              <w:t xml:space="preserve">333</w:t>
+              <w:t xml:space="preserve">334</w:t>
             </w:r>
           </w:p>
         </w:tc>
@@ -23812,7 +23880,7 @@
               <w:pStyle w:val="Compact"/>
             </w:pPr>
             <w:r>
-              <w:t xml:space="preserve">334</w:t>
+              <w:t xml:space="preserve">335</w:t>
             </w:r>
           </w:p>
         </w:tc>

--- a/docs/Fixed_Summary.docx
+++ b/docs/Fixed_Summary.docx
@@ -212,7 +212,7 @@
               <w:pStyle w:val="Compact"/>
             </w:pPr>
             <w:r>
-              <w:t xml:space="preserve">78</w:t>
+              <w:t xml:space="preserve">80</w:t>
             </w:r>
           </w:p>
         </w:tc>
@@ -287,7 +287,7 @@
                 <w:b/>
                 <w:bCs/>
               </w:rPr>
-              <w:t xml:space="preserve">335</w:t>
+              <w:t xml:space="preserve">337</w:t>
             </w:r>
           </w:p>
         </w:tc>
@@ -22024,6 +22024,74 @@
               <w:pStyle w:val="Compact"/>
             </w:pPr>
             <w:r>
+              <w:t xml:space="preserve">HXC-136 — Several mandated automated test categories — load/denial-of-service, scaling, stress and chaos, and user-interface/experience — were not exercised in the latest real-infrastructure run, so their current health is unconfirmed. The work is to run each of these test types against real infrastructure and capture proof of the results. This completes the promised full test-type coverage and confirms the product holds up under load and adverse conditions.</w:t>
+            </w:r>
+          </w:p>
+        </w:tc>
+      </w:tr>
+      <w:tr>
+        <w:tc>
+          <w:tcPr/>
+          <w:p>
+            <w:pPr>
+              <w:pStyle w:val="Compact"/>
+            </w:pPr>
+            <w:r>
+              <w:t xml:space="preserve">312</w:t>
+            </w:r>
+          </w:p>
+        </w:tc>
+        <w:tc>
+          <w:tcPr/>
+          <w:p>
+            <w:pPr>
+              <w:pStyle w:val="Compact"/>
+            </w:pPr>
+            <w:r>
+              <w:t xml:space="preserve">Medium</w:t>
+            </w:r>
+          </w:p>
+        </w:tc>
+        <w:tc>
+          <w:tcPr/>
+          <w:p>
+            <w:pPr>
+              <w:pStyle w:val="Compact"/>
+            </w:pPr>
+            <w:r>
+              <w:t xml:space="preserve">Completed (→ Fixed.md)</w:t>
+            </w:r>
+          </w:p>
+        </w:tc>
+        <w:tc>
+          <w:tcPr/>
+          <w:p>
+            <w:pPr>
+              <w:pStyle w:val="Compact"/>
+            </w:pPr>
+            <w:r>
+              <w:t xml:space="preserve">Task</w:t>
+            </w:r>
+          </w:p>
+        </w:tc>
+        <w:tc>
+          <w:tcPr/>
+          <w:p>
+            <w:pPr>
+              <w:pStyle w:val="Compact"/>
+            </w:pPr>
+            <w:r>
+              <w:t xml:space="preserve">—</w:t>
+            </w:r>
+          </w:p>
+        </w:tc>
+        <w:tc>
+          <w:tcPr/>
+          <w:p>
+            <w:pPr>
+              <w:pStyle w:val="Compact"/>
+            </w:pPr>
+            <w:r>
               <w:t xml:space="preserve">HXC-137 — The project depends on many owned code modules, and a full health check of all of them (does each build, pass static checks, and pass its tests) did not finish in the latest session. The work is to run that complete health sweep and record the result for every module. This assures that the whole codebase, not just the main application, is in good shape.</w:t>
             </w:r>
           </w:p>
@@ -22037,7 +22105,75 @@
               <w:pStyle w:val="Compact"/>
             </w:pPr>
             <w:r>
-              <w:t xml:space="preserve">312</w:t>
+              <w:t xml:space="preserve">313</w:t>
+            </w:r>
+          </w:p>
+        </w:tc>
+        <w:tc>
+          <w:tcPr/>
+          <w:p>
+            <w:pPr>
+              <w:pStyle w:val="Compact"/>
+            </w:pPr>
+            <w:r>
+              <w:t xml:space="preserve">Low</w:t>
+            </w:r>
+          </w:p>
+        </w:tc>
+        <w:tc>
+          <w:tcPr/>
+          <w:p>
+            <w:pPr>
+              <w:pStyle w:val="Compact"/>
+            </w:pPr>
+            <w:r>
+              <w:t xml:space="preserve">Completed (→ Fixed.md)</w:t>
+            </w:r>
+          </w:p>
+        </w:tc>
+        <w:tc>
+          <w:tcPr/>
+          <w:p>
+            <w:pPr>
+              <w:pStyle w:val="Compact"/>
+            </w:pPr>
+            <w:r>
+              <w:t xml:space="preserve">Task</w:t>
+            </w:r>
+          </w:p>
+        </w:tc>
+        <w:tc>
+          <w:tcPr/>
+          <w:p>
+            <w:pPr>
+              <w:pStyle w:val="Compact"/>
+            </w:pPr>
+            <w:r>
+              <w:t xml:space="preserve">—</w:t>
+            </w:r>
+          </w:p>
+        </w:tc>
+        <w:tc>
+          <w:tcPr/>
+          <w:p>
+            <w:pPr>
+              <w:pStyle w:val="Compact"/>
+            </w:pPr>
+            <w:r>
+              <w:t xml:space="preserve">HXC-138 — The end-to-end challenge runner can now launch all its scenarios (a missing option was just fixed), but the scenarios still need to be executed against a live server with a real model to confirm the complete user journeys work. The work is to stand up a server and run the challenges, capturing the results. This provides real proof that the headline user workflows function end to end.</w:t>
+            </w:r>
+          </w:p>
+        </w:tc>
+      </w:tr>
+      <w:tr>
+        <w:tc>
+          <w:tcPr/>
+          <w:p>
+            <w:pPr>
+              <w:pStyle w:val="Compact"/>
+            </w:pPr>
+            <w:r>
+              <w:t xml:space="preserve">314</w:t>
             </w:r>
           </w:p>
         </w:tc>
@@ -22105,7 +22241,7 @@
               <w:pStyle w:val="Compact"/>
             </w:pPr>
             <w:r>
-              <w:t xml:space="preserve">313</w:t>
+              <w:t xml:space="preserve">315</w:t>
             </w:r>
           </w:p>
         </w:tc>
@@ -22173,7 +22309,7 @@
               <w:pStyle w:val="Compact"/>
             </w:pPr>
             <w:r>
-              <w:t xml:space="preserve">314</w:t>
+              <w:t xml:space="preserve">316</w:t>
             </w:r>
           </w:p>
         </w:tc>
@@ -22241,7 +22377,7 @@
               <w:pStyle w:val="Compact"/>
             </w:pPr>
             <w:r>
-              <w:t xml:space="preserve">315</w:t>
+              <w:t xml:space="preserve">317</w:t>
             </w:r>
           </w:p>
         </w:tc>
@@ -22309,7 +22445,7 @@
               <w:pStyle w:val="Compact"/>
             </w:pPr>
             <w:r>
-              <w:t xml:space="preserve">316</w:t>
+              <w:t xml:space="preserve">318</w:t>
             </w:r>
           </w:p>
         </w:tc>
@@ -22377,7 +22513,7 @@
               <w:pStyle w:val="Compact"/>
             </w:pPr>
             <w:r>
-              <w:t xml:space="preserve">317</w:t>
+              <w:t xml:space="preserve">319</w:t>
             </w:r>
           </w:p>
         </w:tc>
@@ -22445,7 +22581,7 @@
               <w:pStyle w:val="Compact"/>
             </w:pPr>
             <w:r>
-              <w:t xml:space="preserve">318</w:t>
+              <w:t xml:space="preserve">320</w:t>
             </w:r>
           </w:p>
         </w:tc>
@@ -22528,7 +22664,7 @@
               <w:pStyle w:val="Compact"/>
             </w:pPr>
             <w:r>
-              <w:t xml:space="preserve">319</w:t>
+              <w:t xml:space="preserve">321</w:t>
             </w:r>
           </w:p>
         </w:tc>
@@ -22596,7 +22732,7 @@
               <w:pStyle w:val="Compact"/>
             </w:pPr>
             <w:r>
-              <w:t xml:space="preserve">320</w:t>
+              <w:t xml:space="preserve">322</w:t>
             </w:r>
           </w:p>
         </w:tc>
@@ -22694,7 +22830,7 @@
               <w:pStyle w:val="Compact"/>
             </w:pPr>
             <w:r>
-              <w:t xml:space="preserve">321</w:t>
+              <w:t xml:space="preserve">323</w:t>
             </w:r>
           </w:p>
         </w:tc>
@@ -22762,7 +22898,7 @@
               <w:pStyle w:val="Compact"/>
             </w:pPr>
             <w:r>
-              <w:t xml:space="preserve">322</w:t>
+              <w:t xml:space="preserve">324</w:t>
             </w:r>
           </w:p>
         </w:tc>
@@ -22830,7 +22966,7 @@
               <w:pStyle w:val="Compact"/>
             </w:pPr>
             <w:r>
-              <w:t xml:space="preserve">323</w:t>
+              <w:t xml:space="preserve">325</w:t>
             </w:r>
           </w:p>
         </w:tc>
@@ -22913,7 +23049,7 @@
               <w:pStyle w:val="Compact"/>
             </w:pPr>
             <w:r>
-              <w:t xml:space="preserve">324</w:t>
+              <w:t xml:space="preserve">326</w:t>
             </w:r>
           </w:p>
         </w:tc>
@@ -23026,7 +23162,7 @@
               <w:pStyle w:val="Compact"/>
             </w:pPr>
             <w:r>
-              <w:t xml:space="preserve">325</w:t>
+              <w:t xml:space="preserve">327</w:t>
             </w:r>
           </w:p>
         </w:tc>
@@ -23109,7 +23245,7 @@
               <w:pStyle w:val="Compact"/>
             </w:pPr>
             <w:r>
-              <w:t xml:space="preserve">326</w:t>
+              <w:t xml:space="preserve">328</w:t>
             </w:r>
           </w:p>
         </w:tc>
@@ -23192,7 +23328,7 @@
               <w:pStyle w:val="Compact"/>
             </w:pPr>
             <w:r>
-              <w:t xml:space="preserve">327</w:t>
+              <w:t xml:space="preserve">329</w:t>
             </w:r>
           </w:p>
         </w:tc>
@@ -23275,7 +23411,7 @@
               <w:pStyle w:val="Compact"/>
             </w:pPr>
             <w:r>
-              <w:t xml:space="preserve">328</w:t>
+              <w:t xml:space="preserve">330</w:t>
             </w:r>
           </w:p>
         </w:tc>
@@ -23358,7 +23494,7 @@
               <w:pStyle w:val="Compact"/>
             </w:pPr>
             <w:r>
-              <w:t xml:space="preserve">329</w:t>
+              <w:t xml:space="preserve">331</w:t>
             </w:r>
           </w:p>
         </w:tc>
@@ -23441,7 +23577,7 @@
               <w:pStyle w:val="Compact"/>
             </w:pPr>
             <w:r>
-              <w:t xml:space="preserve">330</w:t>
+              <w:t xml:space="preserve">332</w:t>
             </w:r>
           </w:p>
         </w:tc>
@@ -23536,7 +23672,7 @@
               <w:pStyle w:val="Compact"/>
             </w:pPr>
             <w:r>
-              <w:t xml:space="preserve">331</w:t>
+              <w:t xml:space="preserve">333</w:t>
             </w:r>
           </w:p>
         </w:tc>
@@ -23631,7 +23767,7 @@
               <w:pStyle w:val="Compact"/>
             </w:pPr>
             <w:r>
-              <w:t xml:space="preserve">332</w:t>
+              <w:t xml:space="preserve">334</w:t>
             </w:r>
           </w:p>
         </w:tc>
@@ -23714,7 +23850,7 @@
               <w:pStyle w:val="Compact"/>
             </w:pPr>
             <w:r>
-              <w:t xml:space="preserve">333</w:t>
+              <w:t xml:space="preserve">335</w:t>
             </w:r>
           </w:p>
         </w:tc>
@@ -23797,7 +23933,7 @@
               <w:pStyle w:val="Compact"/>
             </w:pPr>
             <w:r>
-              <w:t xml:space="preserve">334</w:t>
+              <w:t xml:space="preserve">336</w:t>
             </w:r>
           </w:p>
         </w:tc>
@@ -23880,7 +24016,7 @@
               <w:pStyle w:val="Compact"/>
             </w:pPr>
             <w:r>
-              <w:t xml:space="preserve">335</w:t>
+              <w:t xml:space="preserve">337</w:t>
             </w:r>
           </w:p>
         </w:tc>

--- a/docs/Fixed_Summary.docx
+++ b/docs/Fixed_Summary.docx
@@ -107,7 +107,7 @@
               <w:pStyle w:val="Compact"/>
             </w:pPr>
             <w:r>
-              <w:t xml:space="preserve">159</w:t>
+              <w:t xml:space="preserve">160</w:t>
             </w:r>
           </w:p>
         </w:tc>
@@ -287,7 +287,7 @@
                 <w:b/>
                 <w:bCs/>
               </w:rPr>
-              <w:t xml:space="preserve">337</w:t>
+              <w:t xml:space="preserve">338</w:t>
             </w:r>
           </w:p>
         </w:tc>
@@ -22592,6 +22592,74 @@
               <w:pStyle w:val="Compact"/>
             </w:pPr>
             <w:r>
+              <w:t xml:space="preserve">Low</w:t>
+            </w:r>
+          </w:p>
+        </w:tc>
+        <w:tc>
+          <w:tcPr/>
+          <w:p>
+            <w:pPr>
+              <w:pStyle w:val="Compact"/>
+            </w:pPr>
+            <w:r>
+              <w:t xml:space="preserve">Fixed (→ Fixed.md)</w:t>
+            </w:r>
+          </w:p>
+        </w:tc>
+        <w:tc>
+          <w:tcPr/>
+          <w:p>
+            <w:pPr>
+              <w:pStyle w:val="Compact"/>
+            </w:pPr>
+            <w:r>
+              <w:t xml:space="preserve">Bug</w:t>
+            </w:r>
+          </w:p>
+        </w:tc>
+        <w:tc>
+          <w:tcPr/>
+          <w:p>
+            <w:pPr>
+              <w:pStyle w:val="Compact"/>
+            </w:pPr>
+            <w:r>
+              <w:t xml:space="preserve">—</w:t>
+            </w:r>
+          </w:p>
+        </w:tc>
+        <w:tc>
+          <w:tcPr/>
+          <w:p>
+            <w:pPr>
+              <w:pStyle w:val="Compact"/>
+            </w:pPr>
+            <w:r>
+              <w:t xml:space="preserve">HXC-150 — The load/DDoS test harness (tests/ddos, -tags=integration) reads TEST_PG_* and TEST_REDIS_* environment variables to reach the real Postgres and Redis, but the projects .env.full-test only exports HELIX_DATABASE_* and HELIX_REDIS_*, and the defaults do not match the container credentials. So under the normal make test-load-full workflow the suite falsely SKIPs even when infra is fully healthy (it only ran once the correct credentials were passed manually during the 2026-07-12 retest). The work is to align the harness env-var names/defaults with .env.full-test so load/DDoS executes out of the box. Low severity, test-harness only.</w:t>
+            </w:r>
+          </w:p>
+        </w:tc>
+      </w:tr>
+      <w:tr>
+        <w:tc>
+          <w:tcPr/>
+          <w:p>
+            <w:pPr>
+              <w:pStyle w:val="Compact"/>
+            </w:pPr>
+            <w:r>
+              <w:t xml:space="preserve">321</w:t>
+            </w:r>
+          </w:p>
+        </w:tc>
+        <w:tc>
+          <w:tcPr/>
+          <w:p>
+            <w:pPr>
+              <w:pStyle w:val="Compact"/>
+            </w:pPr>
+            <w:r>
               <w:t xml:space="preserve">—</w:t>
             </w:r>
           </w:p>
@@ -22664,7 +22732,7 @@
               <w:pStyle w:val="Compact"/>
             </w:pPr>
             <w:r>
-              <w:t xml:space="preserve">321</w:t>
+              <w:t xml:space="preserve">322</w:t>
             </w:r>
           </w:p>
         </w:tc>
@@ -22732,7 +22800,7 @@
               <w:pStyle w:val="Compact"/>
             </w:pPr>
             <w:r>
-              <w:t xml:space="preserve">322</w:t>
+              <w:t xml:space="preserve">323</w:t>
             </w:r>
           </w:p>
         </w:tc>
@@ -22830,7 +22898,7 @@
               <w:pStyle w:val="Compact"/>
             </w:pPr>
             <w:r>
-              <w:t xml:space="preserve">323</w:t>
+              <w:t xml:space="preserve">324</w:t>
             </w:r>
           </w:p>
         </w:tc>
@@ -22898,7 +22966,7 @@
               <w:pStyle w:val="Compact"/>
             </w:pPr>
             <w:r>
-              <w:t xml:space="preserve">324</w:t>
+              <w:t xml:space="preserve">325</w:t>
             </w:r>
           </w:p>
         </w:tc>
@@ -22966,7 +23034,7 @@
               <w:pStyle w:val="Compact"/>
             </w:pPr>
             <w:r>
-              <w:t xml:space="preserve">325</w:t>
+              <w:t xml:space="preserve">326</w:t>
             </w:r>
           </w:p>
         </w:tc>
@@ -23049,7 +23117,7 @@
               <w:pStyle w:val="Compact"/>
             </w:pPr>
             <w:r>
-              <w:t xml:space="preserve">326</w:t>
+              <w:t xml:space="preserve">327</w:t>
             </w:r>
           </w:p>
         </w:tc>
@@ -23162,7 +23230,7 @@
               <w:pStyle w:val="Compact"/>
             </w:pPr>
             <w:r>
-              <w:t xml:space="preserve">327</w:t>
+              <w:t xml:space="preserve">328</w:t>
             </w:r>
           </w:p>
         </w:tc>
@@ -23245,7 +23313,7 @@
               <w:pStyle w:val="Compact"/>
             </w:pPr>
             <w:r>
-              <w:t xml:space="preserve">328</w:t>
+              <w:t xml:space="preserve">329</w:t>
             </w:r>
           </w:p>
         </w:tc>
@@ -23328,7 +23396,7 @@
               <w:pStyle w:val="Compact"/>
             </w:pPr>
             <w:r>
-              <w:t xml:space="preserve">329</w:t>
+              <w:t xml:space="preserve">330</w:t>
             </w:r>
           </w:p>
         </w:tc>
@@ -23411,7 +23479,7 @@
               <w:pStyle w:val="Compact"/>
             </w:pPr>
             <w:r>
-              <w:t xml:space="preserve">330</w:t>
+              <w:t xml:space="preserve">331</w:t>
             </w:r>
           </w:p>
         </w:tc>
@@ -23494,7 +23562,7 @@
               <w:pStyle w:val="Compact"/>
             </w:pPr>
             <w:r>
-              <w:t xml:space="preserve">331</w:t>
+              <w:t xml:space="preserve">332</w:t>
             </w:r>
           </w:p>
         </w:tc>
@@ -23577,7 +23645,7 @@
               <w:pStyle w:val="Compact"/>
             </w:pPr>
             <w:r>
-              <w:t xml:space="preserve">332</w:t>
+              <w:t xml:space="preserve">333</w:t>
             </w:r>
           </w:p>
         </w:tc>
@@ -23672,7 +23740,7 @@
               <w:pStyle w:val="Compact"/>
             </w:pPr>
             <w:r>
-              <w:t xml:space="preserve">333</w:t>
+              <w:t xml:space="preserve">334</w:t>
             </w:r>
           </w:p>
         </w:tc>
@@ -23767,7 +23835,7 @@
               <w:pStyle w:val="Compact"/>
             </w:pPr>
             <w:r>
-              <w:t xml:space="preserve">334</w:t>
+              <w:t xml:space="preserve">335</w:t>
             </w:r>
           </w:p>
         </w:tc>
@@ -23850,7 +23918,7 @@
               <w:pStyle w:val="Compact"/>
             </w:pPr>
             <w:r>
-              <w:t xml:space="preserve">335</w:t>
+              <w:t xml:space="preserve">336</w:t>
             </w:r>
           </w:p>
         </w:tc>
@@ -23933,7 +24001,7 @@
               <w:pStyle w:val="Compact"/>
             </w:pPr>
             <w:r>
-              <w:t xml:space="preserve">336</w:t>
+              <w:t xml:space="preserve">337</w:t>
             </w:r>
           </w:p>
         </w:tc>
@@ -24016,7 +24084,7 @@
               <w:pStyle w:val="Compact"/>
             </w:pPr>
             <w:r>
-              <w:t xml:space="preserve">337</w:t>
+              <w:t xml:space="preserve">338</w:t>
             </w:r>
           </w:p>
         </w:tc>

--- a/docs/Fixed_Summary.docx
+++ b/docs/Fixed_Summary.docx
@@ -247,7 +247,7 @@
               <w:pStyle w:val="Compact"/>
             </w:pPr>
             <w:r>
-              <w:t xml:space="preserve">1</w:t>
+              <w:t xml:space="preserve">2</w:t>
             </w:r>
           </w:p>
         </w:tc>
@@ -287,7 +287,7 @@
                 <w:b/>
                 <w:bCs/>
               </w:rPr>
-              <w:t xml:space="preserve">338</w:t>
+              <w:t xml:space="preserve">339</w:t>
             </w:r>
           </w:p>
         </w:tc>
@@ -22614,6 +22614,74 @@
               <w:pStyle w:val="Compact"/>
             </w:pPr>
             <w:r>
+              <w:t xml:space="preserve">Task</w:t>
+            </w:r>
+          </w:p>
+        </w:tc>
+        <w:tc>
+          <w:tcPr/>
+          <w:p>
+            <w:pPr>
+              <w:pStyle w:val="Compact"/>
+            </w:pPr>
+            <w:r>
+              <w:t xml:space="preserve">—</w:t>
+            </w:r>
+          </w:p>
+        </w:tc>
+        <w:tc>
+          <w:tcPr/>
+          <w:p>
+            <w:pPr>
+              <w:pStyle w:val="Compact"/>
+            </w:pPr>
+            <w:r>
+              <w:t xml:space="preserve">HXC-148 — HXC-118 wired Retrieval-Augmented-Generation into the native server generate and stream endpoints and the CLI, but the OpenAI-compatible and Anthropic-compatible wire-facade endpoints (/v1/chat/completions and /v1/messages) still bypass RAG entirely, so clients using those compatibility surfaces do not get retrieval-augmentation even when it is enabled. The work is to apply the same applyRAGContext wiring to those facade handlers so RAG behaves consistently across every generate surface. This is a smaller secondary surface than the native path already fixed. Found during HXC-118 review 2026-07-12.</w:t>
+            </w:r>
+          </w:p>
+        </w:tc>
+      </w:tr>
+      <w:tr>
+        <w:tc>
+          <w:tcPr/>
+          <w:p>
+            <w:pPr>
+              <w:pStyle w:val="Compact"/>
+            </w:pPr>
+            <w:r>
+              <w:t xml:space="preserve">321</w:t>
+            </w:r>
+          </w:p>
+        </w:tc>
+        <w:tc>
+          <w:tcPr/>
+          <w:p>
+            <w:pPr>
+              <w:pStyle w:val="Compact"/>
+            </w:pPr>
+            <w:r>
+              <w:t xml:space="preserve">Low</w:t>
+            </w:r>
+          </w:p>
+        </w:tc>
+        <w:tc>
+          <w:tcPr/>
+          <w:p>
+            <w:pPr>
+              <w:pStyle w:val="Compact"/>
+            </w:pPr>
+            <w:r>
+              <w:t xml:space="preserve">Fixed (→ Fixed.md)</w:t>
+            </w:r>
+          </w:p>
+        </w:tc>
+        <w:tc>
+          <w:tcPr/>
+          <w:p>
+            <w:pPr>
+              <w:pStyle w:val="Compact"/>
+            </w:pPr>
+            <w:r>
               <w:t xml:space="preserve">Bug</w:t>
             </w:r>
           </w:p>
@@ -22649,7 +22717,7 @@
               <w:pStyle w:val="Compact"/>
             </w:pPr>
             <w:r>
-              <w:t xml:space="preserve">321</w:t>
+              <w:t xml:space="preserve">322</w:t>
             </w:r>
           </w:p>
         </w:tc>
@@ -22732,7 +22800,7 @@
               <w:pStyle w:val="Compact"/>
             </w:pPr>
             <w:r>
-              <w:t xml:space="preserve">322</w:t>
+              <w:t xml:space="preserve">323</w:t>
             </w:r>
           </w:p>
         </w:tc>
@@ -22800,7 +22868,7 @@
               <w:pStyle w:val="Compact"/>
             </w:pPr>
             <w:r>
-              <w:t xml:space="preserve">323</w:t>
+              <w:t xml:space="preserve">324</w:t>
             </w:r>
           </w:p>
         </w:tc>
@@ -22898,7 +22966,7 @@
               <w:pStyle w:val="Compact"/>
             </w:pPr>
             <w:r>
-              <w:t xml:space="preserve">324</w:t>
+              <w:t xml:space="preserve">325</w:t>
             </w:r>
           </w:p>
         </w:tc>
@@ -22966,7 +23034,7 @@
               <w:pStyle w:val="Compact"/>
             </w:pPr>
             <w:r>
-              <w:t xml:space="preserve">325</w:t>
+              <w:t xml:space="preserve">326</w:t>
             </w:r>
           </w:p>
         </w:tc>
@@ -23034,7 +23102,7 @@
               <w:pStyle w:val="Compact"/>
             </w:pPr>
             <w:r>
-              <w:t xml:space="preserve">326</w:t>
+              <w:t xml:space="preserve">327</w:t>
             </w:r>
           </w:p>
         </w:tc>
@@ -23117,7 +23185,7 @@
               <w:pStyle w:val="Compact"/>
             </w:pPr>
             <w:r>
-              <w:t xml:space="preserve">327</w:t>
+              <w:t xml:space="preserve">328</w:t>
             </w:r>
           </w:p>
         </w:tc>
@@ -23230,7 +23298,7 @@
               <w:pStyle w:val="Compact"/>
             </w:pPr>
             <w:r>
-              <w:t xml:space="preserve">328</w:t>
+              <w:t xml:space="preserve">329</w:t>
             </w:r>
           </w:p>
         </w:tc>
@@ -23313,7 +23381,7 @@
               <w:pStyle w:val="Compact"/>
             </w:pPr>
             <w:r>
-              <w:t xml:space="preserve">329</w:t>
+              <w:t xml:space="preserve">330</w:t>
             </w:r>
           </w:p>
         </w:tc>
@@ -23396,7 +23464,7 @@
               <w:pStyle w:val="Compact"/>
             </w:pPr>
             <w:r>
-              <w:t xml:space="preserve">330</w:t>
+              <w:t xml:space="preserve">331</w:t>
             </w:r>
           </w:p>
         </w:tc>
@@ -23479,7 +23547,7 @@
               <w:pStyle w:val="Compact"/>
             </w:pPr>
             <w:r>
-              <w:t xml:space="preserve">331</w:t>
+              <w:t xml:space="preserve">332</w:t>
             </w:r>
           </w:p>
         </w:tc>
@@ -23562,7 +23630,7 @@
               <w:pStyle w:val="Compact"/>
             </w:pPr>
             <w:r>
-              <w:t xml:space="preserve">332</w:t>
+              <w:t xml:space="preserve">333</w:t>
             </w:r>
           </w:p>
         </w:tc>
@@ -23645,7 +23713,7 @@
               <w:pStyle w:val="Compact"/>
             </w:pPr>
             <w:r>
-              <w:t xml:space="preserve">333</w:t>
+              <w:t xml:space="preserve">334</w:t>
             </w:r>
           </w:p>
         </w:tc>
@@ -23740,7 +23808,7 @@
               <w:pStyle w:val="Compact"/>
             </w:pPr>
             <w:r>
-              <w:t xml:space="preserve">334</w:t>
+              <w:t xml:space="preserve">335</w:t>
             </w:r>
           </w:p>
         </w:tc>
@@ -23835,7 +23903,7 @@
               <w:pStyle w:val="Compact"/>
             </w:pPr>
             <w:r>
-              <w:t xml:space="preserve">335</w:t>
+              <w:t xml:space="preserve">336</w:t>
             </w:r>
           </w:p>
         </w:tc>
@@ -23918,7 +23986,7 @@
               <w:pStyle w:val="Compact"/>
             </w:pPr>
             <w:r>
-              <w:t xml:space="preserve">336</w:t>
+              <w:t xml:space="preserve">337</w:t>
             </w:r>
           </w:p>
         </w:tc>
@@ -24001,7 +24069,7 @@
               <w:pStyle w:val="Compact"/>
             </w:pPr>
             <w:r>
-              <w:t xml:space="preserve">337</w:t>
+              <w:t xml:space="preserve">338</w:t>
             </w:r>
           </w:p>
         </w:tc>
@@ -24084,7 +24152,7 @@
               <w:pStyle w:val="Compact"/>
             </w:pPr>
             <w:r>
-              <w:t xml:space="preserve">338</w:t>
+              <w:t xml:space="preserve">339</w:t>
             </w:r>
           </w:p>
         </w:tc>

--- a/docs/Fixed_Summary.docx
+++ b/docs/Fixed_Summary.docx
@@ -107,7 +107,7 @@
               <w:pStyle w:val="Compact"/>
             </w:pPr>
             <w:r>
-              <w:t xml:space="preserve">160</w:t>
+              <w:t xml:space="preserve">161</w:t>
             </w:r>
           </w:p>
         </w:tc>
@@ -287,7 +287,7 @@
                 <w:b/>
                 <w:bCs/>
               </w:rPr>
-              <w:t xml:space="preserve">339</w:t>
+              <w:t xml:space="preserve">340</w:t>
             </w:r>
           </w:p>
         </w:tc>
@@ -22660,6 +22660,84 @@
               <w:pStyle w:val="Compact"/>
             </w:pPr>
             <w:r>
+              <w:t xml:space="preserve">Medium</w:t>
+            </w:r>
+          </w:p>
+        </w:tc>
+        <w:tc>
+          <w:tcPr/>
+          <w:p>
+            <w:pPr>
+              <w:pStyle w:val="Compact"/>
+            </w:pPr>
+            <w:r>
+              <w:t xml:space="preserve">Fixed (→ Fixed.md)</w:t>
+            </w:r>
+          </w:p>
+        </w:tc>
+        <w:tc>
+          <w:tcPr/>
+          <w:p>
+            <w:pPr>
+              <w:pStyle w:val="Compact"/>
+            </w:pPr>
+            <w:r>
+              <w:t xml:space="preserve">Bug</w:t>
+            </w:r>
+          </w:p>
+        </w:tc>
+        <w:tc>
+          <w:tcPr/>
+          <w:p>
+            <w:pPr>
+              <w:pStyle w:val="Compact"/>
+            </w:pPr>
+            <w:r>
+              <w:t xml:space="preserve">—</w:t>
+            </w:r>
+          </w:p>
+        </w:tc>
+        <w:tc>
+          <w:tcPr/>
+          <w:p>
+            <w:pPr>
+              <w:pStyle w:val="Compact"/>
+            </w:pPr>
+            <w:r>
+              <w:t xml:space="preserve">HXC-149 — The main repository git index carries approximately 70 stale submodule gitlinks at pre-rename paths (dependencies/HelixDevelopment/</w:t>
+            </w:r>
+            <w:r>
+              <w:rPr>
+                <w:i/>
+                <w:iCs/>
+              </w:rPr>
+              <w:t xml:space="preserve">, dependencies/vasic-digital/</w:t>
+            </w:r>
+            <w:r>
+              <w:t xml:space="preserve">, and top-level helix_agent/helix_qa/panoptic/security) with no .gitmodules mapping, left over from a historical path-rename to the submodules/ layout. As a result git submodule status and git submodule foreach abort mid-walk with no submodule mapping found in .gitmodules for path …, so any release or maintenance script that walks all submodules unfiltered fails partway. The work is to remove ALL stale cached gitlinks (git rm –cached on each) so the submodule set is consistent with .gitmodules and submodule-walking tooling completes. This is a git-index-only change, reversible via git reset. Found by the 2026-07-12 release-readiness survey. Low runtime risk but blocks release automation.</w:t>
+            </w:r>
+          </w:p>
+        </w:tc>
+      </w:tr>
+      <w:tr>
+        <w:tc>
+          <w:tcPr/>
+          <w:p>
+            <w:pPr>
+              <w:pStyle w:val="Compact"/>
+            </w:pPr>
+            <w:r>
+              <w:t xml:space="preserve">322</w:t>
+            </w:r>
+          </w:p>
+        </w:tc>
+        <w:tc>
+          <w:tcPr/>
+          <w:p>
+            <w:pPr>
+              <w:pStyle w:val="Compact"/>
+            </w:pPr>
+            <w:r>
               <w:t xml:space="preserve">Low</w:t>
             </w:r>
           </w:p>
@@ -22717,7 +22795,7 @@
               <w:pStyle w:val="Compact"/>
             </w:pPr>
             <w:r>
-              <w:t xml:space="preserve">322</w:t>
+              <w:t xml:space="preserve">323</w:t>
             </w:r>
           </w:p>
         </w:tc>
@@ -22800,7 +22878,7 @@
               <w:pStyle w:val="Compact"/>
             </w:pPr>
             <w:r>
-              <w:t xml:space="preserve">323</w:t>
+              <w:t xml:space="preserve">324</w:t>
             </w:r>
           </w:p>
         </w:tc>
@@ -22868,7 +22946,7 @@
               <w:pStyle w:val="Compact"/>
             </w:pPr>
             <w:r>
-              <w:t xml:space="preserve">324</w:t>
+              <w:t xml:space="preserve">325</w:t>
             </w:r>
           </w:p>
         </w:tc>
@@ -22966,7 +23044,7 @@
               <w:pStyle w:val="Compact"/>
             </w:pPr>
             <w:r>
-              <w:t xml:space="preserve">325</w:t>
+              <w:t xml:space="preserve">326</w:t>
             </w:r>
           </w:p>
         </w:tc>
@@ -23034,7 +23112,7 @@
               <w:pStyle w:val="Compact"/>
             </w:pPr>
             <w:r>
-              <w:t xml:space="preserve">326</w:t>
+              <w:t xml:space="preserve">327</w:t>
             </w:r>
           </w:p>
         </w:tc>
@@ -23102,7 +23180,7 @@
               <w:pStyle w:val="Compact"/>
             </w:pPr>
             <w:r>
-              <w:t xml:space="preserve">327</w:t>
+              <w:t xml:space="preserve">328</w:t>
             </w:r>
           </w:p>
         </w:tc>
@@ -23185,7 +23263,7 @@
               <w:pStyle w:val="Compact"/>
             </w:pPr>
             <w:r>
-              <w:t xml:space="preserve">328</w:t>
+              <w:t xml:space="preserve">329</w:t>
             </w:r>
           </w:p>
         </w:tc>
@@ -23298,7 +23376,7 @@
               <w:pStyle w:val="Compact"/>
             </w:pPr>
             <w:r>
-              <w:t xml:space="preserve">329</w:t>
+              <w:t xml:space="preserve">330</w:t>
             </w:r>
           </w:p>
         </w:tc>
@@ -23381,7 +23459,7 @@
               <w:pStyle w:val="Compact"/>
             </w:pPr>
             <w:r>
-              <w:t xml:space="preserve">330</w:t>
+              <w:t xml:space="preserve">331</w:t>
             </w:r>
           </w:p>
         </w:tc>
@@ -23464,7 +23542,7 @@
               <w:pStyle w:val="Compact"/>
             </w:pPr>
             <w:r>
-              <w:t xml:space="preserve">331</w:t>
+              <w:t xml:space="preserve">332</w:t>
             </w:r>
           </w:p>
         </w:tc>
@@ -23547,7 +23625,7 @@
               <w:pStyle w:val="Compact"/>
             </w:pPr>
             <w:r>
-              <w:t xml:space="preserve">332</w:t>
+              <w:t xml:space="preserve">333</w:t>
             </w:r>
           </w:p>
         </w:tc>
@@ -23630,7 +23708,7 @@
               <w:pStyle w:val="Compact"/>
             </w:pPr>
             <w:r>
-              <w:t xml:space="preserve">333</w:t>
+              <w:t xml:space="preserve">334</w:t>
             </w:r>
           </w:p>
         </w:tc>
@@ -23713,7 +23791,7 @@
               <w:pStyle w:val="Compact"/>
             </w:pPr>
             <w:r>
-              <w:t xml:space="preserve">334</w:t>
+              <w:t xml:space="preserve">335</w:t>
             </w:r>
           </w:p>
         </w:tc>
@@ -23808,7 +23886,7 @@
               <w:pStyle w:val="Compact"/>
             </w:pPr>
             <w:r>
-              <w:t xml:space="preserve">335</w:t>
+              <w:t xml:space="preserve">336</w:t>
             </w:r>
           </w:p>
         </w:tc>
@@ -23903,7 +23981,7 @@
               <w:pStyle w:val="Compact"/>
             </w:pPr>
             <w:r>
-              <w:t xml:space="preserve">336</w:t>
+              <w:t xml:space="preserve">337</w:t>
             </w:r>
           </w:p>
         </w:tc>
@@ -23986,7 +24064,7 @@
               <w:pStyle w:val="Compact"/>
             </w:pPr>
             <w:r>
-              <w:t xml:space="preserve">337</w:t>
+              <w:t xml:space="preserve">338</w:t>
             </w:r>
           </w:p>
         </w:tc>
@@ -24069,7 +24147,7 @@
               <w:pStyle w:val="Compact"/>
             </w:pPr>
             <w:r>
-              <w:t xml:space="preserve">338</w:t>
+              <w:t xml:space="preserve">339</w:t>
             </w:r>
           </w:p>
         </w:tc>
@@ -24152,7 +24230,7 @@
               <w:pStyle w:val="Compact"/>
             </w:pPr>
             <w:r>
-              <w:t xml:space="preserve">339</w:t>
+              <w:t xml:space="preserve">340</w:t>
             </w:r>
           </w:p>
         </w:tc>

--- a/docs/Fixed_Summary.docx
+++ b/docs/Fixed_Summary.docx
@@ -107,7 +107,7 @@
               <w:pStyle w:val="Compact"/>
             </w:pPr>
             <w:r>
-              <w:t xml:space="preserve">161</w:t>
+              <w:t xml:space="preserve">163</w:t>
             </w:r>
           </w:p>
         </w:tc>
@@ -287,7 +287,7 @@
                 <w:b/>
                 <w:bCs/>
               </w:rPr>
-              <w:t xml:space="preserve">340</w:t>
+              <w:t xml:space="preserve">342</w:t>
             </w:r>
           </w:p>
         </w:tc>
@@ -22614,6 +22614,142 @@
               <w:pStyle w:val="Compact"/>
             </w:pPr>
             <w:r>
+              <w:t xml:space="preserve">Bug</w:t>
+            </w:r>
+          </w:p>
+        </w:tc>
+        <w:tc>
+          <w:tcPr/>
+          <w:p>
+            <w:pPr>
+              <w:pStyle w:val="Compact"/>
+            </w:pPr>
+            <w:r>
+              <w:t xml:space="preserve">—</w:t>
+            </w:r>
+          </w:p>
+        </w:tc>
+        <w:tc>
+          <w:tcPr/>
+          <w:p>
+            <w:pPr>
+              <w:pStyle w:val="Compact"/>
+            </w:pPr>
+            <w:r>
+              <w:t xml:space="preserve">HXC-145 — During the real-infra retest the Xiaomi provider chaos tests failed 2 of 5 because the model id configured for Xiaomi (mimo-v2-flash) is rejected by the live Xiaomi API, indicating the configured model name is stale or wrong. Users selecting the Xiaomi provider with that model would get errors. The work is to determine the correct current Xiaomi model id (from the provider or the verifier as single source of truth) and update the configuration so Xiaomi requests succeed. Evidence: docs/qa/infra_retest_20260712_hxc122_138/EVIDENCE.md (Xiaomi 3/5).</w:t>
+            </w:r>
+          </w:p>
+        </w:tc>
+      </w:tr>
+      <w:tr>
+        <w:tc>
+          <w:tcPr/>
+          <w:p>
+            <w:pPr>
+              <w:pStyle w:val="Compact"/>
+            </w:pPr>
+            <w:r>
+              <w:t xml:space="preserve">321</w:t>
+            </w:r>
+          </w:p>
+        </w:tc>
+        <w:tc>
+          <w:tcPr/>
+          <w:p>
+            <w:pPr>
+              <w:pStyle w:val="Compact"/>
+            </w:pPr>
+            <w:r>
+              <w:t xml:space="preserve">Medium</w:t>
+            </w:r>
+          </w:p>
+        </w:tc>
+        <w:tc>
+          <w:tcPr/>
+          <w:p>
+            <w:pPr>
+              <w:pStyle w:val="Compact"/>
+            </w:pPr>
+            <w:r>
+              <w:t xml:space="preserve">Fixed (→ Fixed.md)</w:t>
+            </w:r>
+          </w:p>
+        </w:tc>
+        <w:tc>
+          <w:tcPr/>
+          <w:p>
+            <w:pPr>
+              <w:pStyle w:val="Compact"/>
+            </w:pPr>
+            <w:r>
+              <w:t xml:space="preserve">Bug</w:t>
+            </w:r>
+          </w:p>
+        </w:tc>
+        <w:tc>
+          <w:tcPr/>
+          <w:p>
+            <w:pPr>
+              <w:pStyle w:val="Compact"/>
+            </w:pPr>
+            <w:r>
+              <w:t xml:space="preserve">—</w:t>
+            </w:r>
+          </w:p>
+        </w:tc>
+        <w:tc>
+          <w:tcPr/>
+          <w:p>
+            <w:pPr>
+              <w:pStyle w:val="Compact"/>
+            </w:pPr>
+            <w:r>
+              <w:t xml:space="preserve">HXC-147 — Running the (now-compilable) automation test binary against the live OpenRouter API, TestAllFreeProvidersAutomation Provider_OpenRouter BasicGeneration panics with a nil-pointer dereference: the configured free model id deepseek-r1-free is stale/rejected and the code path is missing a nil-check on the error before using the response. Users of the OpenRouter free provider with that model would hit the same crash. The work is to correct the free-provider model id (sourced from the verifier as single source of truth) and add the missing nil-check so a rejected model degrades gracefully instead of panicking. NOTE this environment has live provider API keys set so provider tests spend real money; guard/skip accordingly. Found 2026-07-12.</w:t>
+            </w:r>
+          </w:p>
+        </w:tc>
+      </w:tr>
+      <w:tr>
+        <w:tc>
+          <w:tcPr/>
+          <w:p>
+            <w:pPr>
+              <w:pStyle w:val="Compact"/>
+            </w:pPr>
+            <w:r>
+              <w:t xml:space="preserve">322</w:t>
+            </w:r>
+          </w:p>
+        </w:tc>
+        <w:tc>
+          <w:tcPr/>
+          <w:p>
+            <w:pPr>
+              <w:pStyle w:val="Compact"/>
+            </w:pPr>
+            <w:r>
+              <w:t xml:space="preserve">Low</w:t>
+            </w:r>
+          </w:p>
+        </w:tc>
+        <w:tc>
+          <w:tcPr/>
+          <w:p>
+            <w:pPr>
+              <w:pStyle w:val="Compact"/>
+            </w:pPr>
+            <w:r>
+              <w:t xml:space="preserve">Fixed (→ Fixed.md)</w:t>
+            </w:r>
+          </w:p>
+        </w:tc>
+        <w:tc>
+          <w:tcPr/>
+          <w:p>
+            <w:pPr>
+              <w:pStyle w:val="Compact"/>
+            </w:pPr>
+            <w:r>
               <w:t xml:space="preserve">Task</w:t>
             </w:r>
           </w:p>
@@ -22649,7 +22785,7 @@
               <w:pStyle w:val="Compact"/>
             </w:pPr>
             <w:r>
-              <w:t xml:space="preserve">321</w:t>
+              <w:t xml:space="preserve">323</w:t>
             </w:r>
           </w:p>
         </w:tc>
@@ -22727,7 +22863,7 @@
               <w:pStyle w:val="Compact"/>
             </w:pPr>
             <w:r>
-              <w:t xml:space="preserve">322</w:t>
+              <w:t xml:space="preserve">324</w:t>
             </w:r>
           </w:p>
         </w:tc>
@@ -22795,7 +22931,7 @@
               <w:pStyle w:val="Compact"/>
             </w:pPr>
             <w:r>
-              <w:t xml:space="preserve">323</w:t>
+              <w:t xml:space="preserve">325</w:t>
             </w:r>
           </w:p>
         </w:tc>
@@ -22878,7 +23014,7 @@
               <w:pStyle w:val="Compact"/>
             </w:pPr>
             <w:r>
-              <w:t xml:space="preserve">324</w:t>
+              <w:t xml:space="preserve">326</w:t>
             </w:r>
           </w:p>
         </w:tc>
@@ -22946,7 +23082,7 @@
               <w:pStyle w:val="Compact"/>
             </w:pPr>
             <w:r>
-              <w:t xml:space="preserve">325</w:t>
+              <w:t xml:space="preserve">327</w:t>
             </w:r>
           </w:p>
         </w:tc>
@@ -23044,7 +23180,7 @@
               <w:pStyle w:val="Compact"/>
             </w:pPr>
             <w:r>
-              <w:t xml:space="preserve">326</w:t>
+              <w:t xml:space="preserve">328</w:t>
             </w:r>
           </w:p>
         </w:tc>
@@ -23112,7 +23248,7 @@
               <w:pStyle w:val="Compact"/>
             </w:pPr>
             <w:r>
-              <w:t xml:space="preserve">327</w:t>
+              <w:t xml:space="preserve">329</w:t>
             </w:r>
           </w:p>
         </w:tc>
@@ -23180,7 +23316,7 @@
               <w:pStyle w:val="Compact"/>
             </w:pPr>
             <w:r>
-              <w:t xml:space="preserve">328</w:t>
+              <w:t xml:space="preserve">330</w:t>
             </w:r>
           </w:p>
         </w:tc>
@@ -23263,7 +23399,7 @@
               <w:pStyle w:val="Compact"/>
             </w:pPr>
             <w:r>
-              <w:t xml:space="preserve">329</w:t>
+              <w:t xml:space="preserve">331</w:t>
             </w:r>
           </w:p>
         </w:tc>
@@ -23376,7 +23512,7 @@
               <w:pStyle w:val="Compact"/>
             </w:pPr>
             <w:r>
-              <w:t xml:space="preserve">330</w:t>
+              <w:t xml:space="preserve">332</w:t>
             </w:r>
           </w:p>
         </w:tc>
@@ -23459,7 +23595,7 @@
               <w:pStyle w:val="Compact"/>
             </w:pPr>
             <w:r>
-              <w:t xml:space="preserve">331</w:t>
+              <w:t xml:space="preserve">333</w:t>
             </w:r>
           </w:p>
         </w:tc>
@@ -23542,7 +23678,7 @@
               <w:pStyle w:val="Compact"/>
             </w:pPr>
             <w:r>
-              <w:t xml:space="preserve">332</w:t>
+              <w:t xml:space="preserve">334</w:t>
             </w:r>
           </w:p>
         </w:tc>
@@ -23625,7 +23761,7 @@
               <w:pStyle w:val="Compact"/>
             </w:pPr>
             <w:r>
-              <w:t xml:space="preserve">333</w:t>
+              <w:t xml:space="preserve">335</w:t>
             </w:r>
           </w:p>
         </w:tc>
@@ -23708,7 +23844,7 @@
               <w:pStyle w:val="Compact"/>
             </w:pPr>
             <w:r>
-              <w:t xml:space="preserve">334</w:t>
+              <w:t xml:space="preserve">336</w:t>
             </w:r>
           </w:p>
         </w:tc>
@@ -23791,7 +23927,7 @@
               <w:pStyle w:val="Compact"/>
             </w:pPr>
             <w:r>
-              <w:t xml:space="preserve">335</w:t>
+              <w:t xml:space="preserve">337</w:t>
             </w:r>
           </w:p>
         </w:tc>
@@ -23886,7 +24022,7 @@
               <w:pStyle w:val="Compact"/>
             </w:pPr>
             <w:r>
-              <w:t xml:space="preserve">336</w:t>
+              <w:t xml:space="preserve">338</w:t>
             </w:r>
           </w:p>
         </w:tc>
@@ -23981,7 +24117,7 @@
               <w:pStyle w:val="Compact"/>
             </w:pPr>
             <w:r>
-              <w:t xml:space="preserve">337</w:t>
+              <w:t xml:space="preserve">339</w:t>
             </w:r>
           </w:p>
         </w:tc>
@@ -24064,7 +24200,7 @@
               <w:pStyle w:val="Compact"/>
             </w:pPr>
             <w:r>
-              <w:t xml:space="preserve">338</w:t>
+              <w:t xml:space="preserve">340</w:t>
             </w:r>
           </w:p>
         </w:tc>
@@ -24147,7 +24283,7 @@
               <w:pStyle w:val="Compact"/>
             </w:pPr>
             <w:r>
-              <w:t xml:space="preserve">339</w:t>
+              <w:t xml:space="preserve">341</w:t>
             </w:r>
           </w:p>
         </w:tc>
@@ -24230,7 +24366,7 @@
               <w:pStyle w:val="Compact"/>
             </w:pPr>
             <w:r>
-              <w:t xml:space="preserve">340</w:t>
+              <w:t xml:space="preserve">342</w:t>
             </w:r>
           </w:p>
         </w:tc>

--- a/docs/Fixed_Summary.docx
+++ b/docs/Fixed_Summary.docx
@@ -247,7 +247,7 @@
               <w:pStyle w:val="Compact"/>
             </w:pPr>
             <w:r>
-              <w:t xml:space="preserve">2</w:t>
+              <w:t xml:space="preserve">3</w:t>
             </w:r>
           </w:p>
         </w:tc>
@@ -287,7 +287,7 @@
                 <w:b/>
                 <w:bCs/>
               </w:rPr>
-              <w:t xml:space="preserve">342</w:t>
+              <w:t xml:space="preserve">343</w:t>
             </w:r>
           </w:p>
         </w:tc>
@@ -22682,6 +22682,74 @@
               <w:pStyle w:val="Compact"/>
             </w:pPr>
             <w:r>
+              <w:t xml:space="preserve">Task</w:t>
+            </w:r>
+          </w:p>
+        </w:tc>
+        <w:tc>
+          <w:tcPr/>
+          <w:p>
+            <w:pPr>
+              <w:pStyle w:val="Compact"/>
+            </w:pPr>
+            <w:r>
+              <w:t xml:space="preserve">—</w:t>
+            </w:r>
+          </w:p>
+        </w:tc>
+        <w:tc>
+          <w:tcPr/>
+          <w:p>
+            <w:pPr>
+              <w:pStyle w:val="Compact"/>
+            </w:pPr>
+            <w:r>
+              <w:t xml:space="preserve">HXC-146 — The e2e challenge runner advertises multiple interface modes (cli, rest, tui, websocket) but none of them actually exercises the HelixCode server’s real HTTP API during a run, so the challenges validate the runner’s own logic rather than the shipped server endpoints. This is a documentation-versus-implementation gap that weakens the end-to-end proof. The work is to wire the challenge runner’s interfaces to genuinely call the running server’s HTTP API so the challenges prove the real user-facing endpoints work. Discovered 2026-07-12 real-infra retest. Evidence: docs/qa/infra_retest_20260712_hxc122_138/hxc138_challenge_report.json.</w:t>
+            </w:r>
+          </w:p>
+        </w:tc>
+      </w:tr>
+      <w:tr>
+        <w:tc>
+          <w:tcPr/>
+          <w:p>
+            <w:pPr>
+              <w:pStyle w:val="Compact"/>
+            </w:pPr>
+            <w:r>
+              <w:t xml:space="preserve">322</w:t>
+            </w:r>
+          </w:p>
+        </w:tc>
+        <w:tc>
+          <w:tcPr/>
+          <w:p>
+            <w:pPr>
+              <w:pStyle w:val="Compact"/>
+            </w:pPr>
+            <w:r>
+              <w:t xml:space="preserve">Medium</w:t>
+            </w:r>
+          </w:p>
+        </w:tc>
+        <w:tc>
+          <w:tcPr/>
+          <w:p>
+            <w:pPr>
+              <w:pStyle w:val="Compact"/>
+            </w:pPr>
+            <w:r>
+              <w:t xml:space="preserve">Fixed (→ Fixed.md)</w:t>
+            </w:r>
+          </w:p>
+        </w:tc>
+        <w:tc>
+          <w:tcPr/>
+          <w:p>
+            <w:pPr>
+              <w:pStyle w:val="Compact"/>
+            </w:pPr>
+            <w:r>
               <w:t xml:space="preserve">Bug</w:t>
             </w:r>
           </w:p>
@@ -22717,7 +22785,7 @@
               <w:pStyle w:val="Compact"/>
             </w:pPr>
             <w:r>
-              <w:t xml:space="preserve">322</w:t>
+              <w:t xml:space="preserve">323</w:t>
             </w:r>
           </w:p>
         </w:tc>
@@ -22785,7 +22853,7 @@
               <w:pStyle w:val="Compact"/>
             </w:pPr>
             <w:r>
-              <w:t xml:space="preserve">323</w:t>
+              <w:t xml:space="preserve">324</w:t>
             </w:r>
           </w:p>
         </w:tc>
@@ -22863,7 +22931,7 @@
               <w:pStyle w:val="Compact"/>
             </w:pPr>
             <w:r>
-              <w:t xml:space="preserve">324</w:t>
+              <w:t xml:space="preserve">325</w:t>
             </w:r>
           </w:p>
         </w:tc>
@@ -22931,7 +22999,7 @@
               <w:pStyle w:val="Compact"/>
             </w:pPr>
             <w:r>
-              <w:t xml:space="preserve">325</w:t>
+              <w:t xml:space="preserve">326</w:t>
             </w:r>
           </w:p>
         </w:tc>
@@ -23014,7 +23082,7 @@
               <w:pStyle w:val="Compact"/>
             </w:pPr>
             <w:r>
-              <w:t xml:space="preserve">326</w:t>
+              <w:t xml:space="preserve">327</w:t>
             </w:r>
           </w:p>
         </w:tc>
@@ -23082,7 +23150,7 @@
               <w:pStyle w:val="Compact"/>
             </w:pPr>
             <w:r>
-              <w:t xml:space="preserve">327</w:t>
+              <w:t xml:space="preserve">328</w:t>
             </w:r>
           </w:p>
         </w:tc>
@@ -23180,7 +23248,7 @@
               <w:pStyle w:val="Compact"/>
             </w:pPr>
             <w:r>
-              <w:t xml:space="preserve">328</w:t>
+              <w:t xml:space="preserve">329</w:t>
             </w:r>
           </w:p>
         </w:tc>
@@ -23248,7 +23316,7 @@
               <w:pStyle w:val="Compact"/>
             </w:pPr>
             <w:r>
-              <w:t xml:space="preserve">329</w:t>
+              <w:t xml:space="preserve">330</w:t>
             </w:r>
           </w:p>
         </w:tc>
@@ -23316,7 +23384,7 @@
               <w:pStyle w:val="Compact"/>
             </w:pPr>
             <w:r>
-              <w:t xml:space="preserve">330</w:t>
+              <w:t xml:space="preserve">331</w:t>
             </w:r>
           </w:p>
         </w:tc>
@@ -23399,7 +23467,7 @@
               <w:pStyle w:val="Compact"/>
             </w:pPr>
             <w:r>
-              <w:t xml:space="preserve">331</w:t>
+              <w:t xml:space="preserve">332</w:t>
             </w:r>
           </w:p>
         </w:tc>
@@ -23512,7 +23580,7 @@
               <w:pStyle w:val="Compact"/>
             </w:pPr>
             <w:r>
-              <w:t xml:space="preserve">332</w:t>
+              <w:t xml:space="preserve">333</w:t>
             </w:r>
           </w:p>
         </w:tc>
@@ -23595,7 +23663,7 @@
               <w:pStyle w:val="Compact"/>
             </w:pPr>
             <w:r>
-              <w:t xml:space="preserve">333</w:t>
+              <w:t xml:space="preserve">334</w:t>
             </w:r>
           </w:p>
         </w:tc>
@@ -23678,7 +23746,7 @@
               <w:pStyle w:val="Compact"/>
             </w:pPr>
             <w:r>
-              <w:t xml:space="preserve">334</w:t>
+              <w:t xml:space="preserve">335</w:t>
             </w:r>
           </w:p>
         </w:tc>
@@ -23761,7 +23829,7 @@
               <w:pStyle w:val="Compact"/>
             </w:pPr>
             <w:r>
-              <w:t xml:space="preserve">335</w:t>
+              <w:t xml:space="preserve">336</w:t>
             </w:r>
           </w:p>
         </w:tc>
@@ -23844,7 +23912,7 @@
               <w:pStyle w:val="Compact"/>
             </w:pPr>
             <w:r>
-              <w:t xml:space="preserve">336</w:t>
+              <w:t xml:space="preserve">337</w:t>
             </w:r>
           </w:p>
         </w:tc>
@@ -23927,7 +23995,7 @@
               <w:pStyle w:val="Compact"/>
             </w:pPr>
             <w:r>
-              <w:t xml:space="preserve">337</w:t>
+              <w:t xml:space="preserve">338</w:t>
             </w:r>
           </w:p>
         </w:tc>
@@ -24022,7 +24090,7 @@
               <w:pStyle w:val="Compact"/>
             </w:pPr>
             <w:r>
-              <w:t xml:space="preserve">338</w:t>
+              <w:t xml:space="preserve">339</w:t>
             </w:r>
           </w:p>
         </w:tc>
@@ -24117,7 +24185,7 @@
               <w:pStyle w:val="Compact"/>
             </w:pPr>
             <w:r>
-              <w:t xml:space="preserve">339</w:t>
+              <w:t xml:space="preserve">340</w:t>
             </w:r>
           </w:p>
         </w:tc>
@@ -24200,7 +24268,7 @@
               <w:pStyle w:val="Compact"/>
             </w:pPr>
             <w:r>
-              <w:t xml:space="preserve">340</w:t>
+              <w:t xml:space="preserve">341</w:t>
             </w:r>
           </w:p>
         </w:tc>
@@ -24283,7 +24351,7 @@
               <w:pStyle w:val="Compact"/>
             </w:pPr>
             <w:r>
-              <w:t xml:space="preserve">341</w:t>
+              <w:t xml:space="preserve">342</w:t>
             </w:r>
           </w:p>
         </w:tc>
@@ -24366,7 +24434,7 @@
               <w:pStyle w:val="Compact"/>
             </w:pPr>
             <w:r>
-              <w:t xml:space="preserve">342</w:t>
+              <w:t xml:space="preserve">343</w:t>
             </w:r>
           </w:p>
         </w:tc>

--- a/docs/Fixed_Summary.docx
+++ b/docs/Fixed_Summary.docx
@@ -177,7 +177,7 @@
               <w:pStyle w:val="Compact"/>
             </w:pPr>
             <w:r>
-              <w:t xml:space="preserve">94</w:t>
+              <w:t xml:space="preserve">95</w:t>
             </w:r>
           </w:p>
         </w:tc>
@@ -287,7 +287,7 @@
                 <w:b/>
                 <w:bCs/>
               </w:rPr>
-              <w:t xml:space="preserve">343</w:t>
+              <w:t xml:space="preserve">344</w:t>
             </w:r>
           </w:p>
         </w:tc>
@@ -20892,6 +20892,74 @@
               <w:pStyle w:val="Compact"/>
             </w:pPr>
             <w:r>
+              <w:t xml:space="preserve">High</w:t>
+            </w:r>
+          </w:p>
+        </w:tc>
+        <w:tc>
+          <w:tcPr/>
+          <w:p>
+            <w:pPr>
+              <w:pStyle w:val="Compact"/>
+            </w:pPr>
+            <w:r>
+              <w:t xml:space="preserve">Implemented (→ Fixed.md)</w:t>
+            </w:r>
+          </w:p>
+        </w:tc>
+        <w:tc>
+          <w:tcPr/>
+          <w:p>
+            <w:pPr>
+              <w:pStyle w:val="Compact"/>
+            </w:pPr>
+            <w:r>
+              <w:t xml:space="preserve">Feature</w:t>
+            </w:r>
+          </w:p>
+        </w:tc>
+        <w:tc>
+          <w:tcPr/>
+          <w:p>
+            <w:pPr>
+              <w:pStyle w:val="Compact"/>
+            </w:pPr>
+            <w:r>
+              <w:t xml:space="preserve">—</w:t>
+            </w:r>
+          </w:p>
+        </w:tc>
+        <w:tc>
+          <w:tcPr/>
+          <w:p>
+            <w:pPr>
+              <w:pStyle w:val="Compact"/>
+            </w:pPr>
+            <w:r>
+              <w:t xml:space="preserve">HXC-119 — Governance rule CONST-040 lists the Agent Client Protocol among required capabilities, but there is no implementation of it anywhere in the codebase. Any user or integration expecting ACP connectivity currently cannot use it. The work is to design and implement real ACP support, or, if it proves structurally infeasible, to document that with cited evidence. The platform will then either genuinely support ACP or hold an honest, evidenced position instead of an unmet claim.</w:t>
+            </w:r>
+          </w:p>
+        </w:tc>
+      </w:tr>
+      <w:tr>
+        <w:tc>
+          <w:tcPr/>
+          <w:p>
+            <w:pPr>
+              <w:pStyle w:val="Compact"/>
+            </w:pPr>
+            <w:r>
+              <w:t xml:space="preserve">296</w:t>
+            </w:r>
+          </w:p>
+        </w:tc>
+        <w:tc>
+          <w:tcPr/>
+          <w:p>
+            <w:pPr>
+              <w:pStyle w:val="Compact"/>
+            </w:pPr>
+            <w:r>
               <w:t xml:space="preserve">Medium</w:t>
             </w:r>
           </w:p>
@@ -20949,7 +21017,7 @@
               <w:pStyle w:val="Compact"/>
             </w:pPr>
             <w:r>
-              <w:t xml:space="preserve">296</w:t>
+              <w:t xml:space="preserve">297</w:t>
             </w:r>
           </w:p>
         </w:tc>
@@ -21017,7 +21085,7 @@
               <w:pStyle w:val="Compact"/>
             </w:pPr>
             <w:r>
-              <w:t xml:space="preserve">297</w:t>
+              <w:t xml:space="preserve">298</w:t>
             </w:r>
           </w:p>
         </w:tc>
@@ -21085,7 +21153,7 @@
               <w:pStyle w:val="Compact"/>
             </w:pPr>
             <w:r>
-              <w:t xml:space="preserve">298</w:t>
+              <w:t xml:space="preserve">299</w:t>
             </w:r>
           </w:p>
         </w:tc>
@@ -21153,7 +21221,7 @@
               <w:pStyle w:val="Compact"/>
             </w:pPr>
             <w:r>
-              <w:t xml:space="preserve">299</w:t>
+              <w:t xml:space="preserve">300</w:t>
             </w:r>
           </w:p>
         </w:tc>
@@ -21221,7 +21289,7 @@
               <w:pStyle w:val="Compact"/>
             </w:pPr>
             <w:r>
-              <w:t xml:space="preserve">300</w:t>
+              <w:t xml:space="preserve">301</w:t>
             </w:r>
           </w:p>
         </w:tc>
@@ -21289,7 +21357,7 @@
               <w:pStyle w:val="Compact"/>
             </w:pPr>
             <w:r>
-              <w:t xml:space="preserve">301</w:t>
+              <w:t xml:space="preserve">302</w:t>
             </w:r>
           </w:p>
         </w:tc>
@@ -21357,7 +21425,7 @@
               <w:pStyle w:val="Compact"/>
             </w:pPr>
             <w:r>
-              <w:t xml:space="preserve">302</w:t>
+              <w:t xml:space="preserve">303</w:t>
             </w:r>
           </w:p>
         </w:tc>
@@ -21425,7 +21493,7 @@
               <w:pStyle w:val="Compact"/>
             </w:pPr>
             <w:r>
-              <w:t xml:space="preserve">303</w:t>
+              <w:t xml:space="preserve">304</w:t>
             </w:r>
           </w:p>
         </w:tc>
@@ -21493,7 +21561,7 @@
               <w:pStyle w:val="Compact"/>
             </w:pPr>
             <w:r>
-              <w:t xml:space="preserve">304</w:t>
+              <w:t xml:space="preserve">305</w:t>
             </w:r>
           </w:p>
         </w:tc>
@@ -21561,7 +21629,7 @@
               <w:pStyle w:val="Compact"/>
             </w:pPr>
             <w:r>
-              <w:t xml:space="preserve">305</w:t>
+              <w:t xml:space="preserve">306</w:t>
             </w:r>
           </w:p>
         </w:tc>
@@ -21629,7 +21697,7 @@
               <w:pStyle w:val="Compact"/>
             </w:pPr>
             <w:r>
-              <w:t xml:space="preserve">306</w:t>
+              <w:t xml:space="preserve">307</w:t>
             </w:r>
           </w:p>
         </w:tc>
@@ -21697,7 +21765,7 @@
               <w:pStyle w:val="Compact"/>
             </w:pPr>
             <w:r>
-              <w:t xml:space="preserve">307</w:t>
+              <w:t xml:space="preserve">308</w:t>
             </w:r>
           </w:p>
         </w:tc>
@@ -21765,7 +21833,7 @@
               <w:pStyle w:val="Compact"/>
             </w:pPr>
             <w:r>
-              <w:t xml:space="preserve">308</w:t>
+              <w:t xml:space="preserve">309</w:t>
             </w:r>
           </w:p>
         </w:tc>
@@ -21833,7 +21901,7 @@
               <w:pStyle w:val="Compact"/>
             </w:pPr>
             <w:r>
-              <w:t xml:space="preserve">309</w:t>
+              <w:t xml:space="preserve">310</w:t>
             </w:r>
           </w:p>
         </w:tc>
@@ -21901,7 +21969,7 @@
               <w:pStyle w:val="Compact"/>
             </w:pPr>
             <w:r>
-              <w:t xml:space="preserve">310</w:t>
+              <w:t xml:space="preserve">311</w:t>
             </w:r>
           </w:p>
         </w:tc>
@@ -21969,7 +22037,7 @@
               <w:pStyle w:val="Compact"/>
             </w:pPr>
             <w:r>
-              <w:t xml:space="preserve">311</w:t>
+              <w:t xml:space="preserve">312</w:t>
             </w:r>
           </w:p>
         </w:tc>
@@ -22037,7 +22105,7 @@
               <w:pStyle w:val="Compact"/>
             </w:pPr>
             <w:r>
-              <w:t xml:space="preserve">312</w:t>
+              <w:t xml:space="preserve">313</w:t>
             </w:r>
           </w:p>
         </w:tc>
@@ -22105,7 +22173,7 @@
               <w:pStyle w:val="Compact"/>
             </w:pPr>
             <w:r>
-              <w:t xml:space="preserve">313</w:t>
+              <w:t xml:space="preserve">314</w:t>
             </w:r>
           </w:p>
         </w:tc>
@@ -22173,7 +22241,7 @@
               <w:pStyle w:val="Compact"/>
             </w:pPr>
             <w:r>
-              <w:t xml:space="preserve">314</w:t>
+              <w:t xml:space="preserve">315</w:t>
             </w:r>
           </w:p>
         </w:tc>
@@ -22241,7 +22309,7 @@
               <w:pStyle w:val="Compact"/>
             </w:pPr>
             <w:r>
-              <w:t xml:space="preserve">315</w:t>
+              <w:t xml:space="preserve">316</w:t>
             </w:r>
           </w:p>
         </w:tc>
@@ -22309,7 +22377,7 @@
               <w:pStyle w:val="Compact"/>
             </w:pPr>
             <w:r>
-              <w:t xml:space="preserve">316</w:t>
+              <w:t xml:space="preserve">317</w:t>
             </w:r>
           </w:p>
         </w:tc>
@@ -22377,7 +22445,7 @@
               <w:pStyle w:val="Compact"/>
             </w:pPr>
             <w:r>
-              <w:t xml:space="preserve">317</w:t>
+              <w:t xml:space="preserve">318</w:t>
             </w:r>
           </w:p>
         </w:tc>
@@ -22445,7 +22513,7 @@
               <w:pStyle w:val="Compact"/>
             </w:pPr>
             <w:r>
-              <w:t xml:space="preserve">318</w:t>
+              <w:t xml:space="preserve">319</w:t>
             </w:r>
           </w:p>
         </w:tc>
@@ -22513,7 +22581,7 @@
               <w:pStyle w:val="Compact"/>
             </w:pPr>
             <w:r>
-              <w:t xml:space="preserve">319</w:t>
+              <w:t xml:space="preserve">320</w:t>
             </w:r>
           </w:p>
         </w:tc>
@@ -22581,7 +22649,7 @@
               <w:pStyle w:val="Compact"/>
             </w:pPr>
             <w:r>
-              <w:t xml:space="preserve">320</w:t>
+              <w:t xml:space="preserve">321</w:t>
             </w:r>
           </w:p>
         </w:tc>
@@ -22649,7 +22717,7 @@
               <w:pStyle w:val="Compact"/>
             </w:pPr>
             <w:r>
-              <w:t xml:space="preserve">321</w:t>
+              <w:t xml:space="preserve">322</w:t>
             </w:r>
           </w:p>
         </w:tc>
@@ -22717,7 +22785,7 @@
               <w:pStyle w:val="Compact"/>
             </w:pPr>
             <w:r>
-              <w:t xml:space="preserve">322</w:t>
+              <w:t xml:space="preserve">323</w:t>
             </w:r>
           </w:p>
         </w:tc>
@@ -22785,7 +22853,7 @@
               <w:pStyle w:val="Compact"/>
             </w:pPr>
             <w:r>
-              <w:t xml:space="preserve">323</w:t>
+              <w:t xml:space="preserve">324</w:t>
             </w:r>
           </w:p>
         </w:tc>
@@ -22853,7 +22921,7 @@
               <w:pStyle w:val="Compact"/>
             </w:pPr>
             <w:r>
-              <w:t xml:space="preserve">324</w:t>
+              <w:t xml:space="preserve">325</w:t>
             </w:r>
           </w:p>
         </w:tc>
@@ -22931,7 +22999,7 @@
               <w:pStyle w:val="Compact"/>
             </w:pPr>
             <w:r>
-              <w:t xml:space="preserve">325</w:t>
+              <w:t xml:space="preserve">326</w:t>
             </w:r>
           </w:p>
         </w:tc>
@@ -22999,7 +23067,7 @@
               <w:pStyle w:val="Compact"/>
             </w:pPr>
             <w:r>
-              <w:t xml:space="preserve">326</w:t>
+              <w:t xml:space="preserve">327</w:t>
             </w:r>
           </w:p>
         </w:tc>
@@ -23082,7 +23150,7 @@
               <w:pStyle w:val="Compact"/>
             </w:pPr>
             <w:r>
-              <w:t xml:space="preserve">327</w:t>
+              <w:t xml:space="preserve">328</w:t>
             </w:r>
           </w:p>
         </w:tc>
@@ -23150,7 +23218,7 @@
               <w:pStyle w:val="Compact"/>
             </w:pPr>
             <w:r>
-              <w:t xml:space="preserve">328</w:t>
+              <w:t xml:space="preserve">329</w:t>
             </w:r>
           </w:p>
         </w:tc>
@@ -23248,7 +23316,7 @@
               <w:pStyle w:val="Compact"/>
             </w:pPr>
             <w:r>
-              <w:t xml:space="preserve">329</w:t>
+              <w:t xml:space="preserve">330</w:t>
             </w:r>
           </w:p>
         </w:tc>
@@ -23316,7 +23384,7 @@
               <w:pStyle w:val="Compact"/>
             </w:pPr>
             <w:r>
-              <w:t xml:space="preserve">330</w:t>
+              <w:t xml:space="preserve">331</w:t>
             </w:r>
           </w:p>
         </w:tc>
@@ -23384,7 +23452,7 @@
               <w:pStyle w:val="Compact"/>
             </w:pPr>
             <w:r>
-              <w:t xml:space="preserve">331</w:t>
+              <w:t xml:space="preserve">332</w:t>
             </w:r>
           </w:p>
         </w:tc>
@@ -23467,7 +23535,7 @@
               <w:pStyle w:val="Compact"/>
             </w:pPr>
             <w:r>
-              <w:t xml:space="preserve">332</w:t>
+              <w:t xml:space="preserve">333</w:t>
             </w:r>
           </w:p>
         </w:tc>
@@ -23580,7 +23648,7 @@
               <w:pStyle w:val="Compact"/>
             </w:pPr>
             <w:r>
-              <w:t xml:space="preserve">333</w:t>
+              <w:t xml:space="preserve">334</w:t>
             </w:r>
           </w:p>
         </w:tc>
@@ -23663,7 +23731,7 @@
               <w:pStyle w:val="Compact"/>
             </w:pPr>
             <w:r>
-              <w:t xml:space="preserve">334</w:t>
+              <w:t xml:space="preserve">335</w:t>
             </w:r>
           </w:p>
         </w:tc>
@@ -23746,7 +23814,7 @@
               <w:pStyle w:val="Compact"/>
             </w:pPr>
             <w:r>
-              <w:t xml:space="preserve">335</w:t>
+              <w:t xml:space="preserve">336</w:t>
             </w:r>
           </w:p>
         </w:tc>
@@ -23829,7 +23897,7 @@
               <w:pStyle w:val="Compact"/>
             </w:pPr>
             <w:r>
-              <w:t xml:space="preserve">336</w:t>
+              <w:t xml:space="preserve">337</w:t>
             </w:r>
           </w:p>
         </w:tc>
@@ -23912,7 +23980,7 @@
               <w:pStyle w:val="Compact"/>
             </w:pPr>
             <w:r>
-              <w:t xml:space="preserve">337</w:t>
+              <w:t xml:space="preserve">338</w:t>
             </w:r>
           </w:p>
         </w:tc>
@@ -23995,7 +24063,7 @@
               <w:pStyle w:val="Compact"/>
             </w:pPr>
             <w:r>
-              <w:t xml:space="preserve">338</w:t>
+              <w:t xml:space="preserve">339</w:t>
             </w:r>
           </w:p>
         </w:tc>
@@ -24090,7 +24158,7 @@
               <w:pStyle w:val="Compact"/>
             </w:pPr>
             <w:r>
-              <w:t xml:space="preserve">339</w:t>
+              <w:t xml:space="preserve">340</w:t>
             </w:r>
           </w:p>
         </w:tc>
@@ -24185,7 +24253,7 @@
               <w:pStyle w:val="Compact"/>
             </w:pPr>
             <w:r>
-              <w:t xml:space="preserve">340</w:t>
+              <w:t xml:space="preserve">341</w:t>
             </w:r>
           </w:p>
         </w:tc>
@@ -24268,7 +24336,7 @@
               <w:pStyle w:val="Compact"/>
             </w:pPr>
             <w:r>
-              <w:t xml:space="preserve">341</w:t>
+              <w:t xml:space="preserve">342</w:t>
             </w:r>
           </w:p>
         </w:tc>
@@ -24351,7 +24419,7 @@
               <w:pStyle w:val="Compact"/>
             </w:pPr>
             <w:r>
-              <w:t xml:space="preserve">342</w:t>
+              <w:t xml:space="preserve">343</w:t>
             </w:r>
           </w:p>
         </w:tc>
@@ -24434,7 +24502,7 @@
               <w:pStyle w:val="Compact"/>
             </w:pPr>
             <w:r>
-              <w:t xml:space="preserve">343</w:t>
+              <w:t xml:space="preserve">344</w:t>
             </w:r>
           </w:p>
         </w:tc>
